--- a/fuentes/CFA4_228144_DU.docx
+++ b/fuentes/CFA4_228144_DU.docx
@@ -494,14 +494,12 @@
         </w:rPr>
         <w:t xml:space="preserve">Este componente formativo fortalece las capacidades para analizar y levantar requisitos de </w:t>
       </w:r>
-      <w:bookmarkStart w:id="0" w:name="_GoBack"/>
       <w:r>
         <w:rPr>
           <w:rStyle w:val="Extranjerismo"/>
         </w:rPr>
         <w:t>software</w:t>
       </w:r>
-      <w:bookmarkEnd w:id="0"/>
       <w:r>
         <w:rPr>
           <w:bCs/>
@@ -1036,7 +1034,7 @@
             <w:noProof/>
             <w:webHidden/>
           </w:rPr>
-          <w:t>20</w:t>
+          <w:t>21</w:t>
         </w:r>
         <w:r>
           <w:rPr>
@@ -1126,7 +1124,7 @@
             <w:noProof/>
             <w:webHidden/>
           </w:rPr>
-          <w:t>38</w:t>
+          <w:t>35</w:t>
         </w:r>
         <w:r>
           <w:rPr>
@@ -1216,7 +1214,7 @@
             <w:noProof/>
             <w:webHidden/>
           </w:rPr>
-          <w:t>43</w:t>
+          <w:t>39</w:t>
         </w:r>
         <w:r>
           <w:rPr>
@@ -1306,7 +1304,7 @@
             <w:noProof/>
             <w:webHidden/>
           </w:rPr>
-          <w:t>49</w:t>
+          <w:t>45</w:t>
         </w:r>
         <w:r>
           <w:rPr>
@@ -1396,7 +1394,7 @@
             <w:noProof/>
             <w:webHidden/>
           </w:rPr>
-          <w:t>55</w:t>
+          <w:t>50</w:t>
         </w:r>
         <w:r>
           <w:rPr>
@@ -1486,7 +1484,7 @@
             <w:noProof/>
             <w:webHidden/>
           </w:rPr>
-          <w:t>60</w:t>
+          <w:t>55</w:t>
         </w:r>
         <w:r>
           <w:rPr>
@@ -1576,7 +1574,7 @@
             <w:noProof/>
             <w:webHidden/>
           </w:rPr>
-          <w:t>65</w:t>
+          <w:t>59</w:t>
         </w:r>
         <w:r>
           <w:rPr>
@@ -1666,7 +1664,7 @@
             <w:noProof/>
             <w:webHidden/>
           </w:rPr>
-          <w:t>69</w:t>
+          <w:t>63</w:t>
         </w:r>
         <w:r>
           <w:rPr>
@@ -1756,7 +1754,7 @@
             <w:noProof/>
             <w:webHidden/>
           </w:rPr>
-          <w:t>71</w:t>
+          <w:t>65</w:t>
         </w:r>
         <w:r>
           <w:rPr>
@@ -1828,7 +1826,7 @@
             <w:noProof/>
             <w:webHidden/>
           </w:rPr>
-          <w:t>74</w:t>
+          <w:t>68</w:t>
         </w:r>
         <w:r>
           <w:rPr>
@@ -1900,7 +1898,7 @@
             <w:noProof/>
             <w:webHidden/>
           </w:rPr>
-          <w:t>76</w:t>
+          <w:t>70</w:t>
         </w:r>
         <w:r>
           <w:rPr>
@@ -1973,7 +1971,7 @@
             <w:noProof/>
             <w:webHidden/>
           </w:rPr>
-          <w:t>78</w:t>
+          <w:t>72</w:t>
         </w:r>
         <w:r>
           <w:rPr>
@@ -2045,7 +2043,7 @@
             <w:noProof/>
             <w:webHidden/>
           </w:rPr>
-          <w:t>79</w:t>
+          <w:t>73</w:t>
         </w:r>
         <w:r>
           <w:rPr>
@@ -2067,13 +2065,13 @@
         <w:lastRenderedPageBreak/>
         <w:fldChar w:fldCharType="end"/>
       </w:r>
-      <w:bookmarkStart w:id="1" w:name="_Toc176443691"/>
-      <w:bookmarkStart w:id="2" w:name="_Toc228451982"/>
+      <w:bookmarkStart w:id="0" w:name="_Toc176443691"/>
+      <w:bookmarkStart w:id="1" w:name="_Toc228451982"/>
       <w:r>
         <w:t>Introducción</w:t>
       </w:r>
+      <w:bookmarkEnd w:id="0"/>
       <w:bookmarkEnd w:id="1"/>
-      <w:bookmarkEnd w:id="2"/>
     </w:p>
     <w:p>
       <w:pPr>
@@ -2193,21 +2191,107 @@
       </w:r>
       <w:proofErr w:type="spellEnd"/>
     </w:p>
-    <w:p/>
     <w:p>
       <w:pPr>
         <w:ind w:firstLine="0"/>
         <w:jc w:val="center"/>
+      </w:pPr>
+      <w:r>
+        <w:rPr>
+          <w:noProof/>
+        </w:rPr>
+        <w:drawing>
+          <wp:inline distT="0" distB="0" distL="0" distR="0" wp14:anchorId="42974A53" wp14:editId="7B9D98CC">
+            <wp:extent cx="4680000" cy="2631600"/>
+            <wp:effectExtent l="0" t="0" r="6350" b="0"/>
+            <wp:docPr id="10" name="Imagen 10">
+              <a:extLst xmlns:a="http://schemas.openxmlformats.org/drawingml/2006/main">
+                <a:ext uri="{C183D7F6-B498-43B3-948B-1728B52AA6E4}">
+                  <adec:decorative xmlns:adec="http://schemas.microsoft.com/office/drawing/2017/decorative" val="1"/>
+                </a:ext>
+              </a:extLst>
+            </wp:docPr>
+            <wp:cNvGraphicFramePr>
+              <a:graphicFrameLocks xmlns:a="http://schemas.openxmlformats.org/drawingml/2006/main" noChangeAspect="1"/>
+            </wp:cNvGraphicFramePr>
+            <a:graphic xmlns:a="http://schemas.openxmlformats.org/drawingml/2006/main">
+              <a:graphicData uri="http://schemas.openxmlformats.org/drawingml/2006/picture">
+                <pic:pic xmlns:pic="http://schemas.openxmlformats.org/drawingml/2006/picture">
+                  <pic:nvPicPr>
+                    <pic:cNvPr id="0" name="Picture 2"/>
+                    <pic:cNvPicPr>
+                      <a:picLocks noChangeAspect="1" noChangeArrowheads="1"/>
+                    </pic:cNvPicPr>
+                  </pic:nvPicPr>
+                  <pic:blipFill>
+                    <a:blip r:embed="rId9" cstate="print">
+                      <a:extLst>
+                        <a:ext uri="{28A0092B-C50C-407E-A947-70E740481C1C}">
+                          <a14:useLocalDpi xmlns:a14="http://schemas.microsoft.com/office/drawing/2010/main" val="0"/>
+                        </a:ext>
+                      </a:extLst>
+                    </a:blip>
+                    <a:srcRect/>
+                    <a:stretch>
+                      <a:fillRect/>
+                    </a:stretch>
+                  </pic:blipFill>
+                  <pic:spPr bwMode="auto">
+                    <a:xfrm>
+                      <a:off x="0" y="0"/>
+                      <a:ext cx="4680000" cy="2631600"/>
+                    </a:xfrm>
+                    <a:prstGeom prst="rect">
+                      <a:avLst/>
+                    </a:prstGeom>
+                    <a:noFill/>
+                  </pic:spPr>
+                </pic:pic>
+              </a:graphicData>
+            </a:graphic>
+          </wp:inline>
+        </w:drawing>
+      </w:r>
+    </w:p>
+    <w:bookmarkStart w:id="2" w:name="_Hlk161159634"/>
+    <w:p>
+      <w:pPr>
+        <w:ind w:firstLine="0"/>
+        <w:jc w:val="center"/>
         <w:rPr>
           <w:b/>
         </w:rPr>
       </w:pPr>
-      <w:bookmarkStart w:id="3" w:name="_Hlk161159634"/>
       <w:r>
         <w:rPr>
           <w:b/>
         </w:rPr>
+        <w:fldChar w:fldCharType="begin"/>
+      </w:r>
+      <w:r>
+        <w:rPr>
+          <w:b/>
+        </w:rPr>
+        <w:instrText xml:space="preserve"> HYPERLINK "https://www.youtube.com/watch?v=Yal-e1rvCQ4" </w:instrText>
+      </w:r>
+      <w:r>
+        <w:rPr>
+          <w:b/>
+        </w:rPr>
+        <w:fldChar w:fldCharType="separate"/>
+      </w:r>
+      <w:r>
+        <w:rPr>
+          <w:rStyle w:val="Hipervnculo"/>
+          <w:b/>
+        </w:rPr>
         <w:t>Enlace de reproducción del video</w:t>
+      </w:r>
+      <w:r>
+        <w:rPr>
+          <w:b/>
+        </w:rPr>
+        <w:fldChar w:fldCharType="end"/>
       </w:r>
     </w:p>
     <w:tbl>
@@ -2292,16 +2376,13 @@
           </w:p>
           <w:p>
             <w:r>
+              <w:lastRenderedPageBreak/>
               <w:t>A lo largo del contenido, se evidencia que documentar requisitos correctamente no es una tarea administrativa, sino una actividad crítica que influye directamente en la calidad, el costo y el cumplimiento de los objetivos del proyecto. Requisitos mal definidos suelen derivar en retrabajos, sobrecostos y soluciones que no satisfacen al cliente.</w:t>
             </w:r>
           </w:p>
           <w:p>
             <w:r>
-              <w:t xml:space="preserve">El componente presenta diversas formas de documentar requisitos, desde el lenguaje natural hasta el uso de modelos y diagramas estructurados, así como </w:t>
-            </w:r>
-            <w:r>
-              <w:lastRenderedPageBreak/>
-              <w:t>estándares reconocidos internacionalmente que orientan buenas prácticas de documentación. También se analizan las historias de usuario, destacando su valor para expresar necesidades desde la perspectiva del usuario y facilitar la comunicación en entornos ágiles.</w:t>
+              <w:t>El componente presenta diversas formas de documentar requisitos, desde el lenguaje natural hasta el uso de modelos y diagramas estructurados, así como estándares reconocidos internacionalmente que orientan buenas prácticas de documentación. También se analizan las historias de usuario, destacando su valor para expresar necesidades desde la perspectiva del usuario y facilitar la comunicación en entornos ágiles.</w:t>
             </w:r>
           </w:p>
           <w:p>
@@ -2343,26 +2424,20 @@
           </w:p>
         </w:tc>
       </w:tr>
-      <w:bookmarkEnd w:id="3"/>
+      <w:bookmarkEnd w:id="2"/>
     </w:tbl>
     <w:p/>
     <w:p/>
-    <w:p/>
-    <w:p/>
-    <w:p/>
-    <w:p/>
-    <w:p/>
-    <w:p/>
     <w:p>
       <w:pPr>
         <w:pStyle w:val="Ttulo1"/>
       </w:pPr>
-      <w:bookmarkStart w:id="4" w:name="_Toc228451983"/>
+      <w:bookmarkStart w:id="3" w:name="_Toc228451983"/>
       <w:r>
         <w:lastRenderedPageBreak/>
         <w:t>Conceptos fundamentales de la ingeniería de requisitos</w:t>
       </w:r>
-      <w:bookmarkEnd w:id="4"/>
+      <w:bookmarkEnd w:id="3"/>
     </w:p>
     <w:p>
       <w:r>
@@ -2599,9 +2674,9 @@
         <w:t>La ingeniería de requisitos no es simplemente "hablar con el cliente"; es un proceso riguroso que involucra múltiples actividades: elicitación (descubrimiento de requisitos), análisis (comprensión profunda), especificación (documentación formal), validación (verificación de que los requisitos son correctos) y gestión (manejo de cambios). Cada una de estas actividades requiere habilidades específicas y herramientas apropiadas.</w:t>
       </w:r>
     </w:p>
-    <w:p/>
-    <w:p>
-      <w:r>
+    <w:p>
+      <w:r>
+        <w:lastRenderedPageBreak/>
         <w:t>Un aspecto importante a entender es que hay diferentes tipos de requisitos:</w:t>
       </w:r>
     </w:p>
@@ -2687,17 +2762,25 @@
         <w:t>. El cliente frecuentemente no sabe exactamente qué necesita. Tiene una intuición, una sensación de que algo debe mejorar, pero no tiene una especificación clara. Es el trabajo del ingeniero de requisitos ayudar al cliente a articular esa intuición en requisitos concretos. Esto requiere escucha activa, preguntas profundas, así como la capacidad de ver patrones y conexiones que el cliente mismo no ve. En esencia, el ingeniero de requisitos es un traductor cultural que convierte las visiones y necesidades del negocio en especificaciones técnicas que los desarrolladores pueden implementar.</w:t>
       </w:r>
     </w:p>
-    <w:p/>
+    <w:p>
+      <w:pPr>
+        <w:spacing w:before="0" w:after="0" w:line="240" w:lineRule="auto"/>
+        <w:ind w:firstLine="0"/>
+      </w:pPr>
+      <w:r>
+        <w:br w:type="page"/>
+      </w:r>
+    </w:p>
     <w:p>
       <w:pPr>
         <w:pStyle w:val="Ttulo1"/>
       </w:pPr>
-      <w:bookmarkStart w:id="5" w:name="_Toc228451984"/>
+      <w:bookmarkStart w:id="4" w:name="_Toc228451984"/>
       <w:r>
         <w:lastRenderedPageBreak/>
         <w:t>Tipos de documentación de requisitos</w:t>
       </w:r>
-      <w:bookmarkEnd w:id="5"/>
+      <w:bookmarkEnd w:id="4"/>
     </w:p>
     <w:p>
       <w:r>
@@ -2728,8 +2811,8 @@
           <w:lang w:eastAsia="es-CO"/>
         </w:rPr>
       </w:pPr>
-      <w:bookmarkStart w:id="6" w:name="_Toc228451985"/>
-      <w:bookmarkEnd w:id="6"/>
+      <w:bookmarkStart w:id="5" w:name="_Toc228451985"/>
+      <w:bookmarkEnd w:id="5"/>
     </w:p>
     <w:p>
       <w:pPr>
@@ -2754,18 +2837,18 @@
           <w:lang w:eastAsia="es-CO"/>
         </w:rPr>
       </w:pPr>
-      <w:bookmarkStart w:id="7" w:name="_Toc228451986"/>
+      <w:bookmarkStart w:id="6" w:name="_Toc228451986"/>
+      <w:bookmarkEnd w:id="6"/>
+    </w:p>
+    <w:p>
+      <w:pPr>
+        <w:pStyle w:val="Ttulo2"/>
+      </w:pPr>
+      <w:bookmarkStart w:id="7" w:name="_Toc228451987"/>
+      <w:r>
+        <w:t>Lenguaje natural</w:t>
+      </w:r>
       <w:bookmarkEnd w:id="7"/>
-    </w:p>
-    <w:p>
-      <w:pPr>
-        <w:pStyle w:val="Ttulo2"/>
-      </w:pPr>
-      <w:bookmarkStart w:id="8" w:name="_Toc228451987"/>
-      <w:r>
-        <w:t>Lenguaje natural</w:t>
-      </w:r>
-      <w:bookmarkEnd w:id="8"/>
     </w:p>
     <w:p>
       <w:r>
@@ -2805,6 +2888,9 @@
         <w:gridCol w:w="8828"/>
       </w:tblGrid>
       <w:tr>
+        <w:trPr>
+          <w:tblHeader/>
+        </w:trPr>
         <w:tc>
           <w:tcPr>
             <w:tcW w:w="8828" w:type="dxa"/>
@@ -2820,7 +2906,7 @@
                 <w:b/>
                 <w:lang w:eastAsia="es-CO"/>
               </w:rPr>
-              <w:t xml:space="preserve">Título del </w:t>
+              <w:t xml:space="preserve">Transcripción del </w:t>
             </w:r>
             <w:proofErr w:type="spellStart"/>
             <w:r>
@@ -2836,13 +2922,13 @@
                 <w:b/>
                 <w:lang w:eastAsia="es-CO"/>
               </w:rPr>
-              <w:t xml:space="preserve">: </w:t>
+              <w:t xml:space="preserve">.  </w:t>
             </w:r>
             <w:r>
               <w:rPr>
                 <w:lang w:eastAsia="es-CO"/>
               </w:rPr>
-              <w:t xml:space="preserve"> Acciones que los auditores deben evitar</w:t>
+              <w:t>Lenguaje natural</w:t>
             </w:r>
           </w:p>
         </w:tc>
@@ -2858,39 +2944,38 @@
                 <w:lang w:eastAsia="es-CO"/>
               </w:rPr>
             </w:pPr>
-          </w:p>
-          <w:p>
-            <w:pPr>
+            <w:r>
+              <w:rPr>
+                <w:b/>
+                <w:lang w:eastAsia="es-CO"/>
+              </w:rPr>
+              <w:t>Hombre</w:t>
+            </w:r>
+            <w:r>
               <w:rPr>
                 <w:lang w:eastAsia="es-CO"/>
               </w:rPr>
-            </w:pPr>
+              <w:t xml:space="preserve">: todo proyecto de </w:t>
+            </w:r>
+            <w:r>
+              <w:rPr>
+                <w:rStyle w:val="Extranjerismo"/>
+                <w:lang w:eastAsia="es-CO"/>
+              </w:rPr>
+              <w:t>software</w:t>
+            </w:r>
             <w:r>
               <w:rPr>
                 <w:lang w:eastAsia="es-CO"/>
               </w:rPr>
-              <w:t>… y que lo diga don Álvaro Montalvo, ¿sí o no, profe?</w:t>
-            </w:r>
-          </w:p>
-          <w:p>
-            <w:pPr>
-              <w:rPr>
-                <w:lang w:eastAsia="es-CO"/>
-              </w:rPr>
-            </w:pPr>
-          </w:p>
-          <w:p>
-            <w:pPr>
-              <w:rPr>
-                <w:lang w:eastAsia="es-CO"/>
-              </w:rPr>
-            </w:pPr>
+              <w:t xml:space="preserve"> empieza mucho antes de la primera línea de código. Es una conversación donde alguien describe una necesidad y otra persona intenta entenderla para transformarla en algo que </w:t>
+            </w:r>
             <w:r>
               <w:rPr>
                 <w:lang w:eastAsia="es-CO"/>
               </w:rPr>
               <w:lastRenderedPageBreak/>
-              <w:t>Don Álvaro Montalvo es el dueño, o es el feliz dueño, de un 2025 en su versión GT Line, pero sedán y blanco, en el cual incluso ya le medimos el consumo de combustible, ¿no, profe?</w:t>
+              <w:t>pueda construirse. Y en esa conversación, la herramienta principal es el lenguaje.</w:t>
             </w:r>
           </w:p>
           <w:p>
@@ -2899,26 +2984,39 @@
                 <w:lang w:eastAsia="es-CO"/>
               </w:rPr>
             </w:pPr>
-          </w:p>
-          <w:p>
-            <w:pPr>
+            <w:r>
+              <w:rPr>
+                <w:b/>
+                <w:lang w:eastAsia="es-CO"/>
+              </w:rPr>
+              <w:t>Mujer</w:t>
+            </w:r>
+            <w:r>
               <w:rPr>
                 <w:lang w:eastAsia="es-CO"/>
               </w:rPr>
-            </w:pPr>
-            <w:r>
+              <w:t xml:space="preserve">: y ese lenguaje, que en la vida cotidiana funciona sin problema, adquiere un valor distinto cuando se convierte en la base de algo que después debe ejecutarse con precisión. </w:t>
+            </w:r>
+          </w:p>
+          <w:p>
+            <w:pPr>
               <w:rPr>
                 <w:lang w:eastAsia="es-CO"/>
               </w:rPr>
-              <w:t>.</w:t>
-            </w:r>
-          </w:p>
-          <w:p>
-            <w:pPr>
+            </w:pPr>
+            <w:r>
+              <w:rPr>
+                <w:b/>
+                <w:lang w:eastAsia="es-CO"/>
+              </w:rPr>
+              <w:t>Hombre</w:t>
+            </w:r>
+            <w:r>
               <w:rPr>
                 <w:lang w:eastAsia="es-CO"/>
               </w:rPr>
-            </w:pPr>
+              <w:t>: ese es el valor del lenguaje natural como herramienta principal para capturar requisitos. Es la forma más común de documentar lo que un sistema debe hacer, porque no requiere conocimientos técnicos y permite que cualquier persona involucrada pueda leerlo y entenderlo de manera general.</w:t>
+            </w:r>
           </w:p>
           <w:p>
             <w:pPr>
@@ -2926,6 +3024,267 @@
                 <w:lang w:eastAsia="es-CO"/>
               </w:rPr>
             </w:pPr>
+            <w:r>
+              <w:rPr>
+                <w:b/>
+                <w:lang w:eastAsia="es-CO"/>
+              </w:rPr>
+              <w:t>Mujer</w:t>
+            </w:r>
+            <w:r>
+              <w:rPr>
+                <w:lang w:eastAsia="es-CO"/>
+              </w:rPr>
+              <w:t>: y ahí está el desafío. El lenguaje natural funciona bien para comunicar ideas generales, pero cuando se convierte en la base de decisiones técnicas, su ambigüedad empieza a pesar.</w:t>
+            </w:r>
+          </w:p>
+          <w:p>
+            <w:pPr>
+              <w:rPr>
+                <w:lang w:eastAsia="es-CO"/>
+              </w:rPr>
+            </w:pPr>
+            <w:r>
+              <w:rPr>
+                <w:b/>
+                <w:lang w:eastAsia="es-CO"/>
+              </w:rPr>
+              <w:t>Hombre</w:t>
+            </w:r>
+            <w:r>
+              <w:rPr>
+                <w:lang w:eastAsia="es-CO"/>
+              </w:rPr>
+              <w:t xml:space="preserve">: por eso aparecen frases que se repiten constantemente en los requisitos de </w:t>
+            </w:r>
+            <w:r>
+              <w:rPr>
+                <w:rStyle w:val="Extranjerismo"/>
+                <w:lang w:eastAsia="es-CO"/>
+              </w:rPr>
+              <w:t>software</w:t>
+            </w:r>
+            <w:r>
+              <w:rPr>
+                <w:lang w:eastAsia="es-CO"/>
+              </w:rPr>
+              <w:t>. El sistema debe ser fácil de usar. Debe responder rápidamente. Debe ser seguro. Son expresiones que en principio parecen suficientes, porque todos creen entenderlas.</w:t>
+            </w:r>
+          </w:p>
+          <w:p>
+            <w:pPr>
+              <w:rPr>
+                <w:lang w:eastAsia="es-CO"/>
+              </w:rPr>
+            </w:pPr>
+            <w:r>
+              <w:rPr>
+                <w:b/>
+                <w:lang w:eastAsia="es-CO"/>
+              </w:rPr>
+              <w:t>Mujer</w:t>
+            </w:r>
+            <w:r>
+              <w:rPr>
+                <w:lang w:eastAsia="es-CO"/>
+              </w:rPr>
+              <w:t xml:space="preserve">: sin embargo, cuando se observan con más detalle, cada una de esas palabras abre un rango de interpretaciones bastante amplio. Fácil de usar no es una sola definición. Puede significar que cualquier persona </w:t>
+            </w:r>
+            <w:r>
+              <w:rPr>
+                <w:lang w:eastAsia="es-CO"/>
+              </w:rPr>
+              <w:lastRenderedPageBreak/>
+              <w:t>pueda aprender sin capacitación, o que la interfaz sea intuitiva, o que el sistema no genere confusión durante su uso.</w:t>
+            </w:r>
+          </w:p>
+          <w:p>
+            <w:pPr>
+              <w:rPr>
+                <w:lang w:eastAsia="es-CO"/>
+              </w:rPr>
+            </w:pPr>
+            <w:r>
+              <w:rPr>
+                <w:b/>
+                <w:lang w:eastAsia="es-CO"/>
+              </w:rPr>
+              <w:t>Hombre</w:t>
+            </w:r>
+            <w:r>
+              <w:rPr>
+                <w:lang w:eastAsia="es-CO"/>
+              </w:rPr>
+              <w:t>: con la rapidez ocurre algo similar. Lo que para un desarrollador puede ser una respuesta aceptable dentro de ciertos parámetros técnicos, para un usuario puede ser insuficiente si no coincide con su expectativa de inmediatez. No hay un valor único mientras no se defina explícitamente.</w:t>
+            </w:r>
+          </w:p>
+          <w:p>
+            <w:pPr>
+              <w:rPr>
+                <w:lang w:eastAsia="es-CO"/>
+              </w:rPr>
+            </w:pPr>
+            <w:r>
+              <w:rPr>
+                <w:b/>
+                <w:lang w:eastAsia="es-CO"/>
+              </w:rPr>
+              <w:t>Mujer</w:t>
+            </w:r>
+            <w:r>
+              <w:rPr>
+                <w:lang w:eastAsia="es-CO"/>
+              </w:rPr>
+              <w:t>: y la seguridad también entra en ese mismo terreno. Puede referirse a protección de datos, control de accesos, encriptación, respaldo de información o cumplimiento de estándares. Todo eso puede estar contenido en una sola palabra si no se detalla qué se espera exactamente.</w:t>
+            </w:r>
+          </w:p>
+          <w:p>
+            <w:pPr>
+              <w:rPr>
+                <w:lang w:eastAsia="es-CO"/>
+              </w:rPr>
+            </w:pPr>
+            <w:r>
+              <w:rPr>
+                <w:b/>
+                <w:lang w:eastAsia="es-CO"/>
+              </w:rPr>
+              <w:t>Hombre</w:t>
+            </w:r>
+            <w:r>
+              <w:rPr>
+                <w:lang w:eastAsia="es-CO"/>
+              </w:rPr>
+              <w:t>: el punto crítico es que estas diferencias no generan problemas en el momento de la conversación. Mientras se discuten, todo parece avanzar con normalidad. El lenguaje permite continuar sin detener el proceso, y cada persona trabaja con la interpretación que considera correcta.</w:t>
+            </w:r>
+          </w:p>
+          <w:p>
+            <w:pPr>
+              <w:rPr>
+                <w:lang w:eastAsia="es-CO"/>
+              </w:rPr>
+            </w:pPr>
+            <w:r>
+              <w:rPr>
+                <w:b/>
+                <w:lang w:eastAsia="es-CO"/>
+              </w:rPr>
+              <w:t>Mujer</w:t>
+            </w:r>
+            <w:r>
+              <w:rPr>
+                <w:lang w:eastAsia="es-CO"/>
+              </w:rPr>
+              <w:t>: pero cuando esas interpretaciones empiezan a convertirse en decisiones de diseño y desarrollo, el sistema comienza a tomar forma desde una base que no es completamente compartida. Y en ese momento, pequeñas diferencias iniciales empiezan a crecer sin que sea evidente de inmediato.</w:t>
+            </w:r>
+          </w:p>
+          <w:p>
+            <w:pPr>
+              <w:rPr>
+                <w:lang w:eastAsia="es-CO"/>
+              </w:rPr>
+            </w:pPr>
+            <w:r>
+              <w:rPr>
+                <w:b/>
+                <w:lang w:eastAsia="es-CO"/>
+              </w:rPr>
+              <w:lastRenderedPageBreak/>
+              <w:t>Hombre</w:t>
+            </w:r>
+            <w:r>
+              <w:rPr>
+                <w:lang w:eastAsia="es-CO"/>
+              </w:rPr>
+              <w:t xml:space="preserve">: el desarrollo avanza, el sistema funciona y las pruebas técnicas pueden ser exitosas. </w:t>
+            </w:r>
+            <w:proofErr w:type="gramStart"/>
+            <w:r>
+              <w:rPr>
+                <w:lang w:eastAsia="es-CO"/>
+              </w:rPr>
+              <w:t>Y</w:t>
+            </w:r>
+            <w:proofErr w:type="gramEnd"/>
+            <w:r>
+              <w:rPr>
+                <w:lang w:eastAsia="es-CO"/>
+              </w:rPr>
+              <w:t xml:space="preserve"> aun así, cuando se compara el resultado con lo que alguien esperaba al inicio, puede aparecer una distancia entre lo construido y lo imaginado.</w:t>
+            </w:r>
+          </w:p>
+          <w:p>
+            <w:pPr>
+              <w:rPr>
+                <w:lang w:eastAsia="es-CO"/>
+              </w:rPr>
+            </w:pPr>
+            <w:r>
+              <w:rPr>
+                <w:b/>
+                <w:lang w:eastAsia="es-CO"/>
+              </w:rPr>
+              <w:t>Mujer</w:t>
+            </w:r>
+            <w:r>
+              <w:rPr>
+                <w:lang w:eastAsia="es-CO"/>
+              </w:rPr>
+              <w:t>: lo importante ahí es entender que esa distancia no siempre viene de un error en la implementación. El sistema puede estar técnicamente bien construido. Lo que ocurrió es que lo que se entendió al inicio no era exactamente lo mismo para todos los involucrados.</w:t>
+            </w:r>
+          </w:p>
+          <w:p>
+            <w:pPr>
+              <w:rPr>
+                <w:lang w:eastAsia="es-CO"/>
+              </w:rPr>
+            </w:pPr>
+            <w:r>
+              <w:rPr>
+                <w:b/>
+                <w:lang w:eastAsia="es-CO"/>
+              </w:rPr>
+              <w:t>Hombre</w:t>
+            </w:r>
+            <w:r>
+              <w:rPr>
+                <w:lang w:eastAsia="es-CO"/>
+              </w:rPr>
+              <w:t>: en el desarrollo de software, el lenguaje natural es la herramienta con la que todo empieza. Y precisamente por eso requiere cuidado. Su mayor virtud, que lo hace accesible para cualquier persona, puede generar interpretaciones distintas cuando no se gestiona con atención.</w:t>
+            </w:r>
+          </w:p>
+          <w:p>
+            <w:pPr>
+              <w:rPr>
+                <w:lang w:eastAsia="es-CO"/>
+              </w:rPr>
+            </w:pPr>
+            <w:r>
+              <w:rPr>
+                <w:b/>
+                <w:lang w:eastAsia="es-CO"/>
+              </w:rPr>
+              <w:t>Mujer</w:t>
+            </w:r>
+            <w:r>
+              <w:rPr>
+                <w:lang w:eastAsia="es-CO"/>
+              </w:rPr>
+              <w:t>: porque la calidad de un sistema no depende únicamente de cómo se construye. Depende también de qué tan claramente se entendió lo que debía construirse desde el principio. (Pausa)</w:t>
+            </w:r>
+          </w:p>
+          <w:p>
+            <w:pPr>
+              <w:rPr>
+                <w:lang w:eastAsia="es-CO"/>
+              </w:rPr>
+            </w:pPr>
+            <w:r>
+              <w:rPr>
+                <w:lang w:eastAsia="es-CO"/>
+              </w:rPr>
+              <w:t>Gracias por su compañía. Nos escuchamos en el próximo programa.</w:t>
+            </w:r>
           </w:p>
         </w:tc>
       </w:tr>
@@ -2941,7 +3300,11 @@
       </w:r>
       <w:proofErr w:type="spellEnd"/>
       <w:r>
-        <w:t xml:space="preserve"> "el sistema debe procesar solicitudes de reembolso en menos de 30 segundos para el 95 % de los casos y en menos de 2 minutos para el 100 % de los casos", eso es específico, verificable y orientado a resultados. El lenguaje natural es excelente para narrativa, contexto y para comunicar a personas sin formación técnica.</w:t>
+        <w:t xml:space="preserve"> "el sistema debe procesar solicitudes de reembolso en menos de 30 segundos para el 95 % de los casos y en menos de 2 minutos para el 100 % de los </w:t>
+      </w:r>
+      <w:r>
+        <w:lastRenderedPageBreak/>
+        <w:t>casos", eso es específico, verificable y orientado a resultados. El lenguaje natural es excelente para narrativa, contexto y para comunicar a personas sin formación técnica.</w:t>
       </w:r>
     </w:p>
     <w:p>
@@ -3000,7 +3363,6 @@
         </w:numPr>
       </w:pPr>
       <w:r>
-        <w:lastRenderedPageBreak/>
         <w:t>Permite capturar el contexto, las intenciones y las expectativas de forma rápida.</w:t>
       </w:r>
     </w:p>
@@ -3018,7 +3380,13 @@
     </w:p>
     <w:p>
       <w:r>
-        <w:t>Ejemplo practico</w:t>
+        <w:t>Ejemplo pr</w:t>
+      </w:r>
+      <w:r>
+        <w:t>á</w:t>
+      </w:r>
+      <w:r>
+        <w:t>ctico</w:t>
       </w:r>
     </w:p>
     <w:p>
@@ -3038,9 +3406,11 @@
     </w:p>
     <w:p>
       <w:r>
+        <w:lastRenderedPageBreak/>
         <w:t>El lenguaje natural es una herramienta en la documentación de requisitos es el proceso de registrar formalmente lo que el sistema debe hacer (requisitos funcionales) y como debe hacerlo (requisitos no funcionales). El lenguaje natural es el medio más común para este proceso. La siguiente tabla explica un poco estos procesos:</w:t>
       </w:r>
     </w:p>
+    <w:p/>
     <w:p>
       <w:pPr>
         <w:pStyle w:val="Tabla"/>
@@ -3049,7 +3419,6 @@
         <w:t>Tipo de requisitos que se documentan con lenguaje natural</w:t>
       </w:r>
     </w:p>
-    <w:p/>
     <w:tbl>
       <w:tblPr>
         <w:tblStyle w:val="SENA"/>
@@ -3072,10 +3441,9 @@
           </w:tcPr>
           <w:p>
             <w:pPr>
-              <w:ind w:firstLine="0"/>
-            </w:pPr>
-            <w:r>
-              <w:lastRenderedPageBreak/>
+              <w:pStyle w:val="TextoTablas"/>
+            </w:pPr>
+            <w:r>
               <w:t>Tipo de requisito</w:t>
             </w:r>
           </w:p>
@@ -3086,7 +3454,7 @@
           </w:tcPr>
           <w:p>
             <w:pPr>
-              <w:ind w:firstLine="0"/>
+              <w:pStyle w:val="TextoTablas"/>
             </w:pPr>
             <w:r>
               <w:t>Descripción</w:t>
@@ -3099,7 +3467,7 @@
           </w:tcPr>
           <w:p>
             <w:pPr>
-              <w:ind w:firstLine="0"/>
+              <w:pStyle w:val="TextoTablas"/>
             </w:pPr>
             <w:r>
               <w:t>Ejemplo en lenguaje natural</w:t>
@@ -3117,7 +3485,7 @@
           </w:tcPr>
           <w:p>
             <w:pPr>
-              <w:ind w:firstLine="0"/>
+              <w:pStyle w:val="TextoTablas"/>
             </w:pPr>
             <w:r>
               <w:t>Funcional</w:t>
@@ -3130,7 +3498,7 @@
           </w:tcPr>
           <w:p>
             <w:pPr>
-              <w:ind w:firstLine="0"/>
+              <w:pStyle w:val="TextoTablas"/>
             </w:pPr>
             <w:r>
               <w:t>Describe qué debe hacer el sistema: sus funciones y comportamientos.</w:t>
@@ -3143,7 +3511,7 @@
           </w:tcPr>
           <w:p>
             <w:pPr>
-              <w:ind w:firstLine="0"/>
+              <w:pStyle w:val="TextoTablas"/>
             </w:pPr>
             <w:r>
               <w:t>El sistema debe permitir al usuario registrarse con correo y contraseña.</w:t>
@@ -3158,7 +3526,7 @@
           </w:tcPr>
           <w:p>
             <w:pPr>
-              <w:ind w:firstLine="0"/>
+              <w:pStyle w:val="TextoTablas"/>
             </w:pPr>
             <w:r>
               <w:t>No funcional</w:t>
@@ -3171,7 +3539,7 @@
           </w:tcPr>
           <w:p>
             <w:pPr>
-              <w:ind w:firstLine="0"/>
+              <w:pStyle w:val="TextoTablas"/>
             </w:pPr>
             <w:r>
               <w:t>Describe cómo debe comportarse el sistema: rendimiento, seguridad, usabilidad.</w:t>
@@ -3184,7 +3552,7 @@
           </w:tcPr>
           <w:p>
             <w:pPr>
-              <w:ind w:firstLine="0"/>
+              <w:pStyle w:val="TextoTablas"/>
             </w:pPr>
             <w:r>
               <w:t>El sistema debe cargar la página principal en menos de 2 segundos.</w:t>
@@ -3202,7 +3570,7 @@
           </w:tcPr>
           <w:p>
             <w:pPr>
-              <w:ind w:firstLine="0"/>
+              <w:pStyle w:val="TextoTablas"/>
             </w:pPr>
             <w:r>
               <w:t>De negocio</w:t>
@@ -3215,7 +3583,7 @@
           </w:tcPr>
           <w:p>
             <w:pPr>
-              <w:ind w:firstLine="0"/>
+              <w:pStyle w:val="TextoTablas"/>
             </w:pPr>
             <w:r>
               <w:t>Define los objetivos y reglas del negocio que el sistema debe soportar.</w:t>
@@ -3228,7 +3596,7 @@
           </w:tcPr>
           <w:p>
             <w:pPr>
-              <w:ind w:firstLine="0"/>
+              <w:pStyle w:val="TextoTablas"/>
             </w:pPr>
             <w:r>
               <w:t>Solo los usuarios mayores de 18 años pueden realizar compras en línea.</w:t>
@@ -3243,7 +3611,7 @@
           </w:tcPr>
           <w:p>
             <w:pPr>
-              <w:ind w:firstLine="0"/>
+              <w:pStyle w:val="TextoTablas"/>
             </w:pPr>
             <w:r>
               <w:t>De restricción</w:t>
@@ -3256,7 +3624,7 @@
           </w:tcPr>
           <w:p>
             <w:pPr>
-              <w:ind w:firstLine="0"/>
+              <w:pStyle w:val="TextoTablas"/>
             </w:pPr>
             <w:r>
               <w:t>Impone limitaciones técnicas, legales o de presupuesto.</w:t>
@@ -3269,7 +3637,7 @@
           </w:tcPr>
           <w:p>
             <w:pPr>
-              <w:ind w:firstLine="0"/>
+              <w:pStyle w:val="TextoTablas"/>
             </w:pPr>
             <w:r>
               <w:t>El sistema debe ser desarrollado usando tecnologías de código abierto.</w:t>
@@ -3287,7 +3655,7 @@
           </w:tcPr>
           <w:p>
             <w:pPr>
-              <w:ind w:firstLine="0"/>
+              <w:pStyle w:val="TextoTablas"/>
             </w:pPr>
             <w:r>
               <w:t>De usuario</w:t>
@@ -3300,7 +3668,7 @@
           </w:tcPr>
           <w:p>
             <w:pPr>
-              <w:ind w:firstLine="0"/>
+              <w:pStyle w:val="TextoTablas"/>
             </w:pPr>
             <w:r>
               <w:t>Captura las necesidades desde la perspectiva del usuario final.</w:t>
@@ -3313,7 +3681,7 @@
           </w:tcPr>
           <w:p>
             <w:pPr>
-              <w:ind w:firstLine="0"/>
+              <w:pStyle w:val="TextoTablas"/>
             </w:pPr>
             <w:r>
               <w:t>Como comprador, desea guardar los productos favoritos para revisarlos después.</w:t>
@@ -3325,12 +3693,13 @@
     <w:p/>
     <w:p>
       <w:r>
+        <w:t>Un buen requisito documentado en lenguaje natural debe seguir una estructura clara que evite ambigüedades. La fórmula más utilizada es:</w:t>
+      </w:r>
+    </w:p>
+    <w:p/>
+    <w:p>
+      <w:r>
         <w:lastRenderedPageBreak/>
-        <w:t>Un buen requisito documentado en lenguaje natural debe seguir una estructura clara que evite ambigüedades. La fórmula más utilizada es:</w:t>
-      </w:r>
-    </w:p>
-    <w:p>
-      <w:r>
         <w:t>Fórmula estándar para escribir un requisito</w:t>
       </w:r>
     </w:p>
@@ -3486,19 +3855,19 @@
         <w:rPr>
           <w:b/>
         </w:rPr>
+        <w:t>Velocidad</w:t>
+      </w:r>
+      <w:r>
+        <w:t>: p</w:t>
+      </w:r>
+      <w:r>
+        <w:t>ermite documentar requisitos rápidamente en entrevistas o talleres.</w:t>
+      </w:r>
+    </w:p>
+    <w:p/>
+    <w:p>
+      <w:r>
         <w:lastRenderedPageBreak/>
-        <w:t>Velocidad</w:t>
-      </w:r>
-      <w:r>
-        <w:t>: p</w:t>
-      </w:r>
-      <w:r>
-        <w:t>ermite documentar requisitos rápidamente en entrevistas o talleres.</w:t>
-      </w:r>
-    </w:p>
-    <w:p/>
-    <w:p>
-      <w:r>
         <w:t>También existen algunas limitaciones:</w:t>
       </w:r>
     </w:p>
@@ -3532,7 +3901,7 @@
           </w:tcPr>
           <w:p>
             <w:pPr>
-              <w:ind w:firstLine="0"/>
+              <w:pStyle w:val="TextoTablas"/>
             </w:pPr>
             <w:r>
               <w:t>Limitación</w:t>
@@ -3545,7 +3914,7 @@
           </w:tcPr>
           <w:p>
             <w:pPr>
-              <w:ind w:firstLine="0"/>
+              <w:pStyle w:val="TextoTablas"/>
             </w:pPr>
             <w:r>
               <w:t>Descripción del problema</w:t>
@@ -3558,7 +3927,7 @@
           </w:tcPr>
           <w:p>
             <w:pPr>
-              <w:ind w:firstLine="0"/>
+              <w:pStyle w:val="TextoTablas"/>
             </w:pPr>
             <w:r>
               <w:t>Cómo superarla</w:t>
@@ -3576,7 +3945,7 @@
           </w:tcPr>
           <w:p>
             <w:pPr>
-              <w:ind w:firstLine="0"/>
+              <w:pStyle w:val="TextoTablas"/>
             </w:pPr>
             <w:r>
               <w:t>Ambigüedad</w:t>
@@ -3589,7 +3958,7 @@
           </w:tcPr>
           <w:p>
             <w:pPr>
-              <w:ind w:firstLine="0"/>
+              <w:pStyle w:val="TextoTablas"/>
             </w:pPr>
             <w:r>
               <w:t>Una misma frase puede interpretarse de distintas formas.</w:t>
@@ -3602,7 +3971,7 @@
           </w:tcPr>
           <w:p>
             <w:pPr>
-              <w:ind w:firstLine="0"/>
+              <w:pStyle w:val="TextoTablas"/>
             </w:pPr>
             <w:r>
               <w:t>Usar términos precisos y definir un glosario del proyecto.</w:t>
@@ -3617,7 +3986,7 @@
           </w:tcPr>
           <w:p>
             <w:pPr>
-              <w:ind w:firstLine="0"/>
+              <w:pStyle w:val="TextoTablas"/>
             </w:pPr>
             <w:r>
               <w:t>Inconsistencia</w:t>
@@ -3630,7 +3999,7 @@
           </w:tcPr>
           <w:p>
             <w:pPr>
-              <w:ind w:firstLine="0"/>
+              <w:pStyle w:val="TextoTablas"/>
             </w:pPr>
             <w:r>
               <w:t>Dos requisitos pueden contradecirse entre sí.</w:t>
@@ -3643,7 +4012,7 @@
           </w:tcPr>
           <w:p>
             <w:pPr>
-              <w:ind w:firstLine="0"/>
+              <w:pStyle w:val="TextoTablas"/>
             </w:pPr>
             <w:r>
               <w:t>Realizar revisiones cruzadas y usar matrices de trazabilidad.</w:t>
@@ -3661,7 +4030,7 @@
           </w:tcPr>
           <w:p>
             <w:pPr>
-              <w:ind w:firstLine="0"/>
+              <w:pStyle w:val="TextoTablas"/>
             </w:pPr>
             <w:r>
               <w:t>Incompletitud</w:t>
@@ -3674,7 +4043,7 @@
           </w:tcPr>
           <w:p>
             <w:pPr>
-              <w:ind w:firstLine="0"/>
+              <w:pStyle w:val="TextoTablas"/>
             </w:pPr>
             <w:r>
               <w:t>Se omiten casos bordes o escenarios excepcionales.</w:t>
@@ -3687,7 +4056,7 @@
           </w:tcPr>
           <w:p>
             <w:pPr>
-              <w:ind w:firstLine="0"/>
+              <w:pStyle w:val="TextoTablas"/>
             </w:pPr>
             <w:r>
               <w:t>Hacer preguntas de validación y usar listas de verificación.</w:t>
@@ -3702,7 +4071,7 @@
           </w:tcPr>
           <w:p>
             <w:pPr>
-              <w:ind w:firstLine="0"/>
+              <w:pStyle w:val="TextoTablas"/>
             </w:pPr>
             <w:r>
               <w:t>Verbosidad</w:t>
@@ -3715,7 +4084,7 @@
           </w:tcPr>
           <w:p>
             <w:pPr>
-              <w:ind w:firstLine="0"/>
+              <w:pStyle w:val="TextoTablas"/>
             </w:pPr>
             <w:r>
               <w:t>Textos muy largos dificultan la lectura y el mantenimiento.</w:t>
@@ -3728,7 +4097,7 @@
           </w:tcPr>
           <w:p>
             <w:pPr>
-              <w:ind w:firstLine="0"/>
+              <w:pStyle w:val="TextoTablas"/>
             </w:pPr>
             <w:r>
               <w:t>Usar plantillas y formatos estandarizados (IEEE 830).</w:t>
@@ -3746,7 +4115,7 @@
           </w:tcPr>
           <w:p>
             <w:pPr>
-              <w:ind w:firstLine="0"/>
+              <w:pStyle w:val="TextoTablas"/>
             </w:pPr>
             <w:r>
               <w:t>Subjetividad</w:t>
@@ -3759,7 +4128,7 @@
           </w:tcPr>
           <w:p>
             <w:pPr>
-              <w:ind w:firstLine="0"/>
+              <w:pStyle w:val="TextoTablas"/>
             </w:pPr>
             <w:r>
               <w:t>Términos como “rápido”, “fácil” o “seguro” son ambiguos.</w:t>
@@ -3772,7 +4141,7 @@
           </w:tcPr>
           <w:p>
             <w:pPr>
-              <w:ind w:firstLine="0"/>
+              <w:pStyle w:val="TextoTablas"/>
             </w:pPr>
             <w:r>
               <w:t>Reemplazar con métricas concretas y criterios de aceptación.</w:t>
@@ -3783,47 +4152,47 @@
     </w:tbl>
     <w:p>
       <w:r>
+        <w:t>Importante - El peligro de la ambigüedad</w:t>
+      </w:r>
+    </w:p>
+    <w:p>
+      <w:r>
+        <w:t>Ejemplo del requisito AMBIGUO:</w:t>
+      </w:r>
+    </w:p>
+    <w:p>
+      <w:r>
+        <w:t>"El sistema debe ser rápido".</w:t>
+      </w:r>
+    </w:p>
+    <w:p>
+      <w:r>
+        <w:t xml:space="preserve">Problemas: </w:t>
+      </w:r>
+    </w:p>
+    <w:p>
+      <w:r>
+        <w:t>¿Qué tan rápido? ¿Rápido para quién? ¿En qué condiciones?</w:t>
+      </w:r>
+    </w:p>
+    <w:p>
+      <w:r>
+        <w:t>Ejemplo de requisito CORRECTO (sin ambigüedad):</w:t>
+      </w:r>
+    </w:p>
+    <w:p>
+      <w:r>
+        <w:t>"El sistema debe procesar y mostrar los resultados de búsqueda en menos de 1 segundo para un mínimo de 500 usuarios concurrentes".</w:t>
+      </w:r>
+    </w:p>
+    <w:p>
+      <w:r>
+        <w:t>La versión correcta es medible, verificable y no da lugar a interpretaciones.</w:t>
+      </w:r>
+    </w:p>
+    <w:p>
+      <w:r>
         <w:lastRenderedPageBreak/>
-        <w:t>Importante - El peligro de la ambigüedad</w:t>
-      </w:r>
-    </w:p>
-    <w:p>
-      <w:r>
-        <w:t>Ejemplo del requisito AMBIGUO:</w:t>
-      </w:r>
-    </w:p>
-    <w:p>
-      <w:r>
-        <w:t>"El sistema debe ser rápido".</w:t>
-      </w:r>
-    </w:p>
-    <w:p>
-      <w:r>
-        <w:t xml:space="preserve">Problemas: </w:t>
-      </w:r>
-    </w:p>
-    <w:p>
-      <w:r>
-        <w:t>¿Qué tan rápido? ¿Rápido para quién? ¿En qué condiciones?</w:t>
-      </w:r>
-    </w:p>
-    <w:p>
-      <w:r>
-        <w:t>Ejemplo de requisito CORRECTO (sin ambigüedad):</w:t>
-      </w:r>
-    </w:p>
-    <w:p>
-      <w:r>
-        <w:t>"El sistema debe procesar y mostrar los resultados de búsqueda en menos de 1 segundo para un mínimo de 500 usuarios concurrentes".</w:t>
-      </w:r>
-    </w:p>
-    <w:p>
-      <w:r>
-        <w:t>La versión correcta es medible, verificable y no da lugar a interpretaciones.</w:t>
-      </w:r>
-    </w:p>
-    <w:p>
-      <w:r>
         <w:t>Existen dos grandes enfoques para usar el lenguaje natural en la documentación de requisitos:</w:t>
       </w:r>
     </w:p>
@@ -3867,7 +4236,6 @@
     </w:p>
     <w:p>
       <w:r>
-        <w:lastRenderedPageBreak/>
         <w:t>También comentó que le gustaría tener alertas cuando un cliente lleva más de 30 días sin comprar.</w:t>
       </w:r>
     </w:p>
@@ -3904,11 +4272,14 @@
         <w:t>Usa plantillas y formatos predefinidos para garantizar uniformidad, trazabilidad y facilidad de revisión. Es la forma recomendada para documentar requisitos formalmente.</w:t>
       </w:r>
     </w:p>
+    <w:p/>
+    <w:p/>
     <w:p>
       <w:pPr>
         <w:pStyle w:val="Tabla"/>
       </w:pPr>
       <w:r>
+        <w:lastRenderedPageBreak/>
         <w:t>Plantilla típica de requisito estructurado</w:t>
       </w:r>
     </w:p>
@@ -3934,7 +4305,7 @@
           </w:tcPr>
           <w:p>
             <w:pPr>
-              <w:ind w:firstLine="0"/>
+              <w:pStyle w:val="TextoTablas"/>
             </w:pPr>
             <w:r>
               <w:t>Campo</w:t>
@@ -3947,7 +4318,7 @@
           </w:tcPr>
           <w:p>
             <w:pPr>
-              <w:ind w:firstLine="0"/>
+              <w:pStyle w:val="TextoTablas"/>
             </w:pPr>
             <w:r>
               <w:t>Descripción</w:t>
@@ -3960,7 +4331,7 @@
           </w:tcPr>
           <w:p>
             <w:pPr>
-              <w:ind w:firstLine="0"/>
+              <w:pStyle w:val="TextoTablas"/>
             </w:pPr>
             <w:r>
               <w:t>Ejemplo</w:t>
@@ -3978,7 +4349,7 @@
           </w:tcPr>
           <w:p>
             <w:pPr>
-              <w:ind w:firstLine="0"/>
+              <w:pStyle w:val="TextoTablas"/>
             </w:pPr>
             <w:r>
               <w:t>ID del Requisito.</w:t>
@@ -3991,7 +4362,7 @@
           </w:tcPr>
           <w:p>
             <w:pPr>
-              <w:ind w:firstLine="0"/>
+              <w:pStyle w:val="TextoTablas"/>
             </w:pPr>
             <w:r>
               <w:t>Identificador único del requisito.</w:t>
@@ -4004,7 +4375,7 @@
           </w:tcPr>
           <w:p>
             <w:pPr>
-              <w:ind w:firstLine="0"/>
+              <w:pStyle w:val="TextoTablas"/>
             </w:pPr>
             <w:r>
               <w:t>REQ-FUN-001.</w:t>
@@ -4019,7 +4390,7 @@
           </w:tcPr>
           <w:p>
             <w:pPr>
-              <w:ind w:firstLine="0"/>
+              <w:pStyle w:val="TextoTablas"/>
             </w:pPr>
             <w:r>
               <w:t>Nombre.</w:t>
@@ -4032,7 +4403,7 @@
           </w:tcPr>
           <w:p>
             <w:pPr>
-              <w:ind w:firstLine="0"/>
+              <w:pStyle w:val="TextoTablas"/>
             </w:pPr>
             <w:r>
               <w:t>Título corto y descriptivo.</w:t>
@@ -4045,7 +4416,7 @@
           </w:tcPr>
           <w:p>
             <w:pPr>
-              <w:ind w:firstLine="0"/>
+              <w:pStyle w:val="TextoTablas"/>
             </w:pPr>
             <w:r>
               <w:t>Inicio de sesión de usuario.</w:t>
@@ -4063,7 +4434,7 @@
           </w:tcPr>
           <w:p>
             <w:pPr>
-              <w:ind w:firstLine="0"/>
+              <w:pStyle w:val="TextoTablas"/>
             </w:pPr>
             <w:r>
               <w:t>Descripción.</w:t>
@@ -4076,7 +4447,7 @@
           </w:tcPr>
           <w:p>
             <w:pPr>
-              <w:ind w:firstLine="0"/>
+              <w:pStyle w:val="TextoTablas"/>
             </w:pPr>
             <w:r>
               <w:t>Enunciado completo del requisito.</w:t>
@@ -4089,7 +4460,7 @@
           </w:tcPr>
           <w:p>
             <w:pPr>
-              <w:ind w:firstLine="0"/>
+              <w:pStyle w:val="TextoTablas"/>
             </w:pPr>
             <w:r>
               <w:t>El sistema debe permitir al usuario autenticarse con correo electrónico y contraseña.</w:t>
@@ -4104,7 +4475,7 @@
           </w:tcPr>
           <w:p>
             <w:pPr>
-              <w:ind w:firstLine="0"/>
+              <w:pStyle w:val="TextoTablas"/>
             </w:pPr>
             <w:r>
               <w:t>Prioridad.</w:t>
@@ -4117,7 +4488,7 @@
           </w:tcPr>
           <w:p>
             <w:pPr>
-              <w:ind w:firstLine="0"/>
+              <w:pStyle w:val="TextoTablas"/>
             </w:pPr>
             <w:r>
               <w:t>Nivel de importancia del requisito.</w:t>
@@ -4130,7 +4501,7 @@
           </w:tcPr>
           <w:p>
             <w:pPr>
-              <w:ind w:firstLine="0"/>
+              <w:pStyle w:val="TextoTablas"/>
             </w:pPr>
             <w:r>
               <w:t>Alta.</w:t>
@@ -4148,10 +4519,9 @@
           </w:tcPr>
           <w:p>
             <w:pPr>
-              <w:ind w:firstLine="0"/>
-            </w:pPr>
-            <w:r>
-              <w:lastRenderedPageBreak/>
+              <w:pStyle w:val="TextoTablas"/>
+            </w:pPr>
+            <w:r>
               <w:t>Criterio de aceptación.</w:t>
             </w:r>
           </w:p>
@@ -4162,7 +4532,7 @@
           </w:tcPr>
           <w:p>
             <w:pPr>
-              <w:ind w:firstLine="0"/>
+              <w:pStyle w:val="TextoTablas"/>
             </w:pPr>
             <w:r>
               <w:t>Cómo se verifica que el requisito esta cumplido.</w:t>
@@ -4175,7 +4545,7 @@
           </w:tcPr>
           <w:p>
             <w:pPr>
-              <w:ind w:firstLine="0"/>
+              <w:pStyle w:val="TextoTablas"/>
             </w:pPr>
             <w:r>
               <w:t>El usuario puede ingresar al sistema en menos de 3 intentos.</w:t>
@@ -4190,7 +4560,7 @@
           </w:tcPr>
           <w:p>
             <w:pPr>
-              <w:ind w:firstLine="0"/>
+              <w:pStyle w:val="TextoTablas"/>
             </w:pPr>
             <w:r>
               <w:rPr>
@@ -4209,7 +4579,7 @@
           </w:tcPr>
           <w:p>
             <w:pPr>
-              <w:ind w:firstLine="0"/>
+              <w:pStyle w:val="TextoTablas"/>
             </w:pPr>
             <w:r>
               <w:t>Quién solicitó o se ve afectado por el requisito.</w:t>
@@ -4222,7 +4592,7 @@
           </w:tcPr>
           <w:p>
             <w:pPr>
-              <w:ind w:firstLine="0"/>
+              <w:pStyle w:val="TextoTablas"/>
             </w:pPr>
             <w:r>
               <w:t>Usuarios registrados, equipo de seguridad.</w:t>
@@ -4240,7 +4610,7 @@
           </w:tcPr>
           <w:p>
             <w:pPr>
-              <w:ind w:firstLine="0"/>
+              <w:pStyle w:val="TextoTablas"/>
             </w:pPr>
             <w:r>
               <w:t>Fuente.</w:t>
@@ -4253,7 +4623,7 @@
           </w:tcPr>
           <w:p>
             <w:pPr>
-              <w:ind w:firstLine="0"/>
+              <w:pStyle w:val="TextoTablas"/>
             </w:pPr>
             <w:r>
               <w:t>De dónde surgió el requisito.</w:t>
@@ -4266,7 +4636,7 @@
           </w:tcPr>
           <w:p>
             <w:pPr>
-              <w:ind w:firstLine="0"/>
+              <w:pStyle w:val="TextoTablas"/>
             </w:pPr>
             <w:r>
               <w:t>Entrevista con el cliente - Acta 001.</w:t>
@@ -4321,22 +4691,22 @@
           <w:numId w:val="13"/>
         </w:numPr>
         <w:ind w:left="1560"/>
-        <w:rPr>
-          <w:sz w:val="32"/>
-        </w:rPr>
       </w:pPr>
       <w:r>
         <w:rPr>
           <w:b/>
-          <w:sz w:val="32"/>
-        </w:rPr>
+        </w:rPr>
+        <w:lastRenderedPageBreak/>
         <w:t>Preguntas abiertas</w:t>
       </w:r>
       <w:r>
-        <w:rPr>
-          <w:sz w:val="32"/>
-        </w:rPr>
-        <w:t>: ¿Que funciones debe tener el sistema? ¿Qué problemas resuelve?</w:t>
+        <w:t>: ¿Qu</w:t>
+      </w:r>
+      <w:r>
+        <w:t>é</w:t>
+      </w:r>
+      <w:r>
+        <w:t xml:space="preserve"> funciones debe tener el sistema? ¿Qué problemas resuelve?</w:t>
       </w:r>
     </w:p>
     <w:p>
@@ -4347,22 +4717,14 @@
           <w:numId w:val="13"/>
         </w:numPr>
         <w:ind w:left="1560"/>
-        <w:rPr>
-          <w:sz w:val="32"/>
-        </w:rPr>
       </w:pPr>
       <w:r>
         <w:rPr>
           <w:b/>
-          <w:sz w:val="32"/>
-        </w:rPr>
-        <w:lastRenderedPageBreak/>
+        </w:rPr>
         <w:t>Preguntas de profundización</w:t>
       </w:r>
       <w:r>
-        <w:rPr>
-          <w:sz w:val="32"/>
-        </w:rPr>
         <w:t>: ¿Puede dar un ejemplo? ¿Qué pasa si...?</w:t>
       </w:r>
     </w:p>
@@ -4374,22 +4736,21 @@
           <w:numId w:val="13"/>
         </w:numPr>
         <w:ind w:left="1560"/>
-        <w:rPr>
-          <w:sz w:val="32"/>
-        </w:rPr>
       </w:pPr>
       <w:r>
         <w:rPr>
           <w:b/>
-          <w:sz w:val="32"/>
         </w:rPr>
         <w:t>Preguntas de confirmación</w:t>
       </w:r>
       <w:r>
-        <w:rPr>
-          <w:sz w:val="32"/>
-        </w:rPr>
-        <w:t>: se entiendo que el sistema debe... ¿Es correcto?</w:t>
+        <w:t>: se entiend</w:t>
+      </w:r>
+      <w:r>
+        <w:t>e</w:t>
+      </w:r>
+      <w:r>
+        <w:t xml:space="preserve"> que el sistema debe... ¿Es correcto?</w:t>
       </w:r>
     </w:p>
     <w:p>
@@ -4425,11 +4786,12 @@
       <w:r>
         <w:t xml:space="preserve">Reúnen a todos los </w:t>
       </w:r>
-      <w:proofErr w:type="spellStart"/>
-      <w:r>
+      <w:r>
+        <w:rPr>
+          <w:rStyle w:val="Extranjerismo"/>
+        </w:rPr>
         <w:t>stakeholders</w:t>
       </w:r>
-      <w:proofErr w:type="spellEnd"/>
       <w:r>
         <w:t xml:space="preserve"> en sesiones facilitadas para identificar, discutir y priorizar requisitos. Son muy efectivos para resolver conflictos y lograr consenso rápido.</w:t>
       </w:r>
@@ -4516,6 +4878,7 @@
         <w:ind w:left="1429" w:firstLine="0"/>
       </w:pPr>
       <w:r>
+        <w:lastRenderedPageBreak/>
         <w:t>¿Puede cualquier persona del equipo entenderlo de la misma forma?</w:t>
       </w:r>
     </w:p>
@@ -4531,7 +4894,6 @@
         <w:rPr>
           <w:b/>
         </w:rPr>
-        <w:lastRenderedPageBreak/>
         <w:t>Completitud</w:t>
       </w:r>
       <w:r>
@@ -4623,7 +4985,13 @@
         <w:ind w:left="707"/>
       </w:pPr>
       <w:r>
-        <w:t>¿Como saber que el sistema cumple este requisito?</w:t>
+        <w:t>¿C</w:t>
+      </w:r>
+      <w:r>
+        <w:t>ó</w:t>
+      </w:r>
+      <w:r>
+        <w:t>mo saber que el sistema cumple este requisito?</w:t>
       </w:r>
     </w:p>
     <w:p>
@@ -4652,15 +5020,19 @@
         <w:ind w:left="707"/>
       </w:pPr>
       <w:r>
-        <w:t>¿De dónde vino este requisito y como se implementó?</w:t>
+        <w:t>¿De dónde vino este requisito y c</w:t>
+      </w:r>
+      <w:r>
+        <w:t>ó</w:t>
+      </w:r>
+      <w:r>
+        <w:t>mo se implementó?</w:t>
       </w:r>
     </w:p>
     <w:p>
       <w:pPr>
         <w:ind w:left="707"/>
       </w:pPr>
-    </w:p>
-    <w:p>
       <w:r>
         <w:t xml:space="preserve">¿Cuál es la ventaja de modelar requisitos gráficamente? </w:t>
       </w:r>
@@ -4672,43 +5044,52 @@
           <w:ilvl w:val="0"/>
           <w:numId w:val="13"/>
         </w:numPr>
+      </w:pPr>
+      <w:r>
         <w:rPr>
           <w:b/>
         </w:rPr>
-      </w:pPr>
+        <w:t>La precisión</w:t>
+      </w:r>
       <w:r>
         <w:rPr>
           <w:b/>
         </w:rPr>
-        <w:t xml:space="preserve">La precisión </w:t>
-      </w:r>
-    </w:p>
-    <w:p>
-      <w:r>
-        <w:t xml:space="preserve">Un diagrama de casos de uso reduce significativamente la ambigüedad, ya que define con claridad si un actor participa o no en una interacción y si un caso de uso está o no incluido en otro. Además, estos modelos pueden analizarse de manera formal mediante herramientas automáticas que permiten detectar inconsistencias. De este modo, un requisito representado en un diagrama de clases no puede describirse de </w:t>
-      </w:r>
+        <w:t xml:space="preserve">: </w:t>
+      </w:r>
+      <w:r>
+        <w:t>u</w:t>
+      </w:r>
+      <w:r>
+        <w:t>n</w:t>
+      </w:r>
+      <w:r>
+        <w:t xml:space="preserve"> diagrama de casos de uso reduce significativamente la ambigüedad, ya que define con claridad si un actor participa o no en una interacción y si un caso de uso está o no incluido en otro. Además, estos modelos pueden analizarse de manera formal mediante herramientas automáticas que permiten detectar inconsistencias. De este modo, un requisito representado en un diagrama de clases no puede describirse de forma contradictoria en otro diagrama, garantizando la coherencia y uniformidad del modelo.</w:t>
+      </w:r>
+    </w:p>
+    <w:p>
+      <w:pPr>
+        <w:pStyle w:val="Ttulo2"/>
+      </w:pPr>
+      <w:bookmarkStart w:id="8" w:name="_Toc228451988"/>
       <w:r>
         <w:lastRenderedPageBreak/>
-        <w:t>forma contradictoria en otro diagrama, garantizando la coherencia y uniformidad del modelo.</w:t>
-      </w:r>
-    </w:p>
-    <w:p/>
-    <w:p>
-      <w:pPr>
-        <w:pStyle w:val="Ttulo2"/>
-      </w:pPr>
-      <w:bookmarkStart w:id="9" w:name="_Toc228451988"/>
-      <w:r>
         <w:t>Modelos conceptuales</w:t>
       </w:r>
-      <w:bookmarkEnd w:id="9"/>
+      <w:bookmarkEnd w:id="8"/>
       <w:r>
         <w:t xml:space="preserve"> </w:t>
       </w:r>
     </w:p>
     <w:p>
       <w:r>
-        <w:t xml:space="preserve">Son representaciones graficas o formales que permiten describir, analizar y comunicar los requisitos de un sistema de </w:t>
+        <w:t>Son representaciones gr</w:t>
+      </w:r>
+      <w:r>
+        <w:t>á</w:t>
+      </w:r>
+      <w:r>
+        <w:t xml:space="preserve">ficas o formales que permiten describir, analizar y comunicar los requisitos de un sistema de </w:t>
       </w:r>
       <w:r>
         <w:rPr>
@@ -4833,7 +5214,6 @@
     <w:p/>
     <w:p>
       <w:r>
-        <w:lastRenderedPageBreak/>
         <w:t>Los modelos conceptuales no reemplazan al lenguaje natural, lo complementan. En la práctica, el proceso de documentación sigue esta secuencia:</w:t>
       </w:r>
     </w:p>
@@ -4849,6 +5229,7 @@
         <w:rPr>
           <w:b/>
         </w:rPr>
+        <w:lastRenderedPageBreak/>
         <w:t>Captura en lenguaje natural</w:t>
       </w:r>
       <w:r>
@@ -4995,14 +5376,11 @@
       </w:r>
     </w:p>
     <w:p/>
-    <w:p/>
-    <w:p/>
     <w:p>
       <w:pPr>
         <w:pStyle w:val="Tabla"/>
       </w:pPr>
       <w:r>
-        <w:lastRenderedPageBreak/>
         <w:t>Elementos principales de los diagramas de casos de uso</w:t>
       </w:r>
     </w:p>
@@ -5028,7 +5406,7 @@
           </w:tcPr>
           <w:p>
             <w:pPr>
-              <w:ind w:firstLine="0"/>
+              <w:pStyle w:val="TextoTablas"/>
             </w:pPr>
             <w:r>
               <w:t>Elemento</w:t>
@@ -5041,7 +5419,7 @@
           </w:tcPr>
           <w:p>
             <w:pPr>
-              <w:ind w:firstLine="0"/>
+              <w:pStyle w:val="TextoTablas"/>
             </w:pPr>
             <w:r>
               <w:t>Símbolo / notación</w:t>
@@ -5054,7 +5432,7 @@
           </w:tcPr>
           <w:p>
             <w:pPr>
-              <w:ind w:firstLine="0"/>
+              <w:pStyle w:val="TextoTablas"/>
             </w:pPr>
             <w:r>
               <w:t>Descripción</w:t>
@@ -5072,7 +5450,7 @@
           </w:tcPr>
           <w:p>
             <w:pPr>
-              <w:ind w:firstLine="0"/>
+              <w:pStyle w:val="TextoTablas"/>
             </w:pPr>
             <w:r>
               <w:t>Actor</w:t>
@@ -5085,7 +5463,7 @@
           </w:tcPr>
           <w:p>
             <w:pPr>
-              <w:ind w:firstLine="0"/>
+              <w:pStyle w:val="TextoTablas"/>
             </w:pPr>
             <w:r>
               <w:t>Figura de palito (</w:t>
@@ -5107,10 +5485,14 @@
           </w:tcPr>
           <w:p>
             <w:pPr>
-              <w:ind w:firstLine="0"/>
-            </w:pPr>
-            <w:r>
-              <w:t>Persona, rol o sistema externo que interactúa con el sistema. Puede ser usuario, administrador, sistema de pagos, etc.</w:t>
+              <w:pStyle w:val="TextoTablas"/>
+            </w:pPr>
+            <w:r>
+              <w:t xml:space="preserve">Persona, rol o sistema externo que interactúa con el sistema. Puede ser usuario, </w:t>
+            </w:r>
+            <w:r>
+              <w:lastRenderedPageBreak/>
+              <w:t>administrador, sistema de pagos, etc.</w:t>
             </w:r>
           </w:p>
         </w:tc>
@@ -5122,9 +5504,10 @@
           </w:tcPr>
           <w:p>
             <w:pPr>
-              <w:ind w:firstLine="0"/>
-            </w:pPr>
-            <w:r>
+              <w:pStyle w:val="TextoTablas"/>
+            </w:pPr>
+            <w:r>
+              <w:lastRenderedPageBreak/>
               <w:t>Caso de uso</w:t>
             </w:r>
           </w:p>
@@ -5135,7 +5518,7 @@
           </w:tcPr>
           <w:p>
             <w:pPr>
-              <w:ind w:firstLine="0"/>
+              <w:pStyle w:val="TextoTablas"/>
             </w:pPr>
             <w:r>
               <w:t>Elipse con nombre</w:t>
@@ -5148,7 +5531,7 @@
           </w:tcPr>
           <w:p>
             <w:pPr>
-              <w:ind w:firstLine="0"/>
+              <w:pStyle w:val="TextoTablas"/>
             </w:pPr>
             <w:r>
               <w:t>Acción o funcionalidad que el sistema ofrece a un actor. Describe el “qué hace el sistema”, no el “cómo lo hace”.</w:t>
@@ -5166,7 +5549,7 @@
           </w:tcPr>
           <w:p>
             <w:pPr>
-              <w:ind w:firstLine="0"/>
+              <w:pStyle w:val="TextoTablas"/>
             </w:pPr>
             <w:r>
               <w:t>Asociación</w:t>
@@ -5179,7 +5562,7 @@
           </w:tcPr>
           <w:p>
             <w:pPr>
-              <w:ind w:firstLine="0"/>
+              <w:pStyle w:val="TextoTablas"/>
             </w:pPr>
             <w:r>
               <w:t>Línea solida</w:t>
@@ -5192,7 +5575,7 @@
           </w:tcPr>
           <w:p>
             <w:pPr>
-              <w:ind w:firstLine="0"/>
+              <w:pStyle w:val="TextoTablas"/>
             </w:pPr>
             <w:r>
               <w:t>Conecta un actor con el caso de uso que el inicia o en el que participa.</w:t>
@@ -5207,7 +5590,7 @@
           </w:tcPr>
           <w:p>
             <w:pPr>
-              <w:ind w:firstLine="0"/>
+              <w:pStyle w:val="TextoTablas"/>
             </w:pPr>
             <w:r>
               <w:t>Relación &lt;&lt;</w:t>
@@ -5228,7 +5611,7 @@
           </w:tcPr>
           <w:p>
             <w:pPr>
-              <w:ind w:firstLine="0"/>
+              <w:pStyle w:val="TextoTablas"/>
             </w:pPr>
             <w:r>
               <w:t>Flecha punteada con &lt;&lt;</w:t>
@@ -5249,7 +5632,7 @@
           </w:tcPr>
           <w:p>
             <w:pPr>
-              <w:ind w:firstLine="0"/>
+              <w:pStyle w:val="TextoTablas"/>
             </w:pPr>
             <w:r>
               <w:t>Indica que un caso de uso siempre incluye el comportamiento de otro. Es obligatorio.</w:t>
@@ -5267,7 +5650,7 @@
           </w:tcPr>
           <w:p>
             <w:pPr>
-              <w:ind w:firstLine="0"/>
+              <w:pStyle w:val="TextoTablas"/>
             </w:pPr>
             <w:r>
               <w:t>Relación &lt;&lt;</w:t>
@@ -5288,7 +5671,7 @@
           </w:tcPr>
           <w:p>
             <w:pPr>
-              <w:ind w:firstLine="0"/>
+              <w:pStyle w:val="TextoTablas"/>
             </w:pPr>
             <w:r>
               <w:t>Flecha punteada con &lt;&lt;</w:t>
@@ -5309,14 +5692,10 @@
           </w:tcPr>
           <w:p>
             <w:pPr>
-              <w:ind w:firstLine="0"/>
-            </w:pPr>
-            <w:r>
-              <w:t xml:space="preserve">Indica que un caso de uso puede extender </w:t>
-            </w:r>
-            <w:r>
-              <w:lastRenderedPageBreak/>
-              <w:t>opcionalmente el comportamiento de otro. Es condicional.</w:t>
+              <w:pStyle w:val="TextoTablas"/>
+            </w:pPr>
+            <w:r>
+              <w:t>Indica que un caso de uso puede extender opcionalmente el comportamiento de otro. Es condicional.</w:t>
             </w:r>
           </w:p>
         </w:tc>
@@ -5328,10 +5707,9 @@
           </w:tcPr>
           <w:p>
             <w:pPr>
-              <w:ind w:firstLine="0"/>
-            </w:pPr>
-            <w:r>
-              <w:lastRenderedPageBreak/>
+              <w:pStyle w:val="TextoTablas"/>
+            </w:pPr>
+            <w:r>
               <w:t>Frontera del sistema</w:t>
             </w:r>
           </w:p>
@@ -5342,7 +5720,7 @@
           </w:tcPr>
           <w:p>
             <w:pPr>
-              <w:ind w:firstLine="0"/>
+              <w:pStyle w:val="TextoTablas"/>
             </w:pPr>
             <w:r>
               <w:t>Rectángulo que encierra los casos de uso</w:t>
@@ -5355,7 +5733,7 @@
           </w:tcPr>
           <w:p>
             <w:pPr>
-              <w:ind w:firstLine="0"/>
+              <w:pStyle w:val="TextoTablas"/>
             </w:pPr>
             <w:r>
               <w:t>Delimita los límites del sistema. Los actores quedan fuera; los casos de uso, dentro.</w:t>
@@ -5371,11 +5749,16 @@
       </w:r>
     </w:p>
     <w:p/>
+    <w:p/>
+    <w:p/>
+    <w:p/>
+    <w:p/>
     <w:p>
       <w:pPr>
         <w:pStyle w:val="Figura"/>
       </w:pPr>
       <w:r>
+        <w:lastRenderedPageBreak/>
         <w:t>Diagrama de casos de uso - Sistema de biblioteca</w:t>
       </w:r>
     </w:p>
@@ -5405,7 +5788,7 @@
                     </pic:cNvPicPr>
                   </pic:nvPicPr>
                   <pic:blipFill>
-                    <a:blip r:embed="rId9">
+                    <a:blip r:embed="rId10">
                       <a:extLst>
                         <a:ext uri="{28A0092B-C50C-407E-A947-70E740481C1C}">
                           <a14:useLocalDpi xmlns:a14="http://schemas.microsoft.com/office/drawing/2010/main" val="0"/>
@@ -5448,7 +5831,6 @@
         </w:numPr>
       </w:pPr>
       <w:r>
-        <w:lastRenderedPageBreak/>
         <w:t>El estudiante puede buscar libros, reservarlos y consultar sus préstamos activos.</w:t>
       </w:r>
     </w:p>
@@ -5555,6 +5937,7 @@
         </w:numPr>
       </w:pPr>
       <w:r>
+        <w:lastRenderedPageBreak/>
         <w:t>Identificar relaciones &lt;&lt;</w:t>
       </w:r>
       <w:proofErr w:type="spellStart"/>
@@ -5598,17 +5981,23 @@
     </w:p>
     <w:p>
       <w:r>
-        <w:t>"Los estudiantes pueden buscar libros y reservarlos si están disponibles. Para reservar, el</w:t>
-      </w:r>
-    </w:p>
-    <w:p>
-      <w:r>
-        <w:t xml:space="preserve"> sistema verifica primero si el estudiante tiene prestamos vencidos".</w:t>
-      </w:r>
-    </w:p>
-    <w:p>
-      <w:r>
-        <w:lastRenderedPageBreak/>
+        <w:t xml:space="preserve">"Los estudiantes pueden buscar libros y reservarlos si están disponibles. Para reservar, </w:t>
+      </w:r>
+      <w:r>
+        <w:t>el sistema</w:t>
+      </w:r>
+      <w:r>
+        <w:t xml:space="preserve"> verifica primero si el estudiante tiene pr</w:t>
+      </w:r>
+      <w:r>
+        <w:t>é</w:t>
+      </w:r>
+      <w:r>
+        <w:t>stamos vencidos".</w:t>
+      </w:r>
+    </w:p>
+    <w:p>
+      <w:r>
         <w:t>Extracción:</w:t>
       </w:r>
     </w:p>
@@ -5621,6 +6010,8 @@
       <w:r>
         <w:t>- Caso de uso 1: buscar libro.</w:t>
       </w:r>
+      <w:bookmarkStart w:id="9" w:name="_GoBack"/>
+      <w:bookmarkEnd w:id="9"/>
     </w:p>
     <w:p>
       <w:r>
@@ -5629,7 +6020,13 @@
     </w:p>
     <w:p>
       <w:r>
-        <w:t>- Caso de uso 3: verificar prestamos vencidos.</w:t>
+        <w:t>- Caso de uso 3: verificar pr</w:t>
+      </w:r>
+      <w:r>
+        <w:t>é</w:t>
+      </w:r>
+      <w:r>
+        <w:t>stamos vencidos.</w:t>
       </w:r>
     </w:p>
     <w:p>
@@ -5642,7 +6039,13 @@
       </w:r>
       <w:proofErr w:type="spellEnd"/>
       <w:r>
-        <w:t>&gt;&gt; “verificar prestamos vencidos”.</w:t>
+        <w:t>&gt;&gt; “verificar pr</w:t>
+      </w:r>
+      <w:r>
+        <w:t>é</w:t>
+      </w:r>
+      <w:r>
+        <w:t>stamos vencidos”.</w:t>
       </w:r>
     </w:p>
     <w:p/>
@@ -5680,9 +6083,11 @@
     </w:p>
     <w:p>
       <w:r>
+        <w:lastRenderedPageBreak/>
         <w:t>A continuación, se presenta una tabla que describe los símbolos estándar del diagrama de flujo:</w:t>
       </w:r>
     </w:p>
+    <w:p/>
     <w:p>
       <w:pPr>
         <w:pStyle w:val="Tabla"/>
@@ -5713,10 +6118,9 @@
           </w:tcPr>
           <w:p>
             <w:pPr>
-              <w:ind w:firstLine="0"/>
-            </w:pPr>
-            <w:r>
-              <w:lastRenderedPageBreak/>
+              <w:pStyle w:val="TextoTablas"/>
+            </w:pPr>
+            <w:r>
               <w:t>Símbolo</w:t>
             </w:r>
           </w:p>
@@ -5727,7 +6131,7 @@
           </w:tcPr>
           <w:p>
             <w:pPr>
-              <w:ind w:firstLine="0"/>
+              <w:pStyle w:val="TextoTablas"/>
             </w:pPr>
             <w:r>
               <w:t>Nombre</w:t>
@@ -5740,7 +6144,7 @@
           </w:tcPr>
           <w:p>
             <w:pPr>
-              <w:ind w:firstLine="0"/>
+              <w:pStyle w:val="TextoTablas"/>
             </w:pPr>
             <w:r>
               <w:t>Uso</w:t>
@@ -5758,10 +6162,13 @@
           </w:tcPr>
           <w:p>
             <w:pPr>
-              <w:ind w:firstLine="0"/>
-            </w:pPr>
-            <w:r>
-              <w:t>Ovalo / capsula</w:t>
+              <w:pStyle w:val="TextoTablas"/>
+            </w:pPr>
+            <w:r>
+              <w:t>Ó</w:t>
+            </w:r>
+            <w:r>
+              <w:t>valo / capsula</w:t>
             </w:r>
           </w:p>
         </w:tc>
@@ -5771,7 +6178,7 @@
           </w:tcPr>
           <w:p>
             <w:pPr>
-              <w:ind w:firstLine="0"/>
+              <w:pStyle w:val="TextoTablas"/>
             </w:pPr>
             <w:r>
               <w:t>Inicio / fin (terminal)</w:t>
@@ -5784,7 +6191,7 @@
           </w:tcPr>
           <w:p>
             <w:pPr>
-              <w:ind w:firstLine="0"/>
+              <w:pStyle w:val="TextoTablas"/>
             </w:pPr>
             <w:r>
               <w:t>Marca el punto de inicio o finalización del proceso. Siempre hay uno de inicio y al menos uno de fin.</w:t>
@@ -5799,10 +6206,13 @@
           </w:tcPr>
           <w:p>
             <w:pPr>
-              <w:ind w:firstLine="0"/>
-            </w:pPr>
-            <w:r>
-              <w:t>rectángulo</w:t>
+              <w:pStyle w:val="TextoTablas"/>
+            </w:pPr>
+            <w:r>
+              <w:t>R</w:t>
+            </w:r>
+            <w:r>
+              <w:t>ectángulo</w:t>
             </w:r>
           </w:p>
         </w:tc>
@@ -5812,7 +6222,7 @@
           </w:tcPr>
           <w:p>
             <w:pPr>
-              <w:ind w:firstLine="0"/>
+              <w:pStyle w:val="TextoTablas"/>
             </w:pPr>
             <w:r>
               <w:t>Proceso / acción</w:t>
@@ -5825,7 +6235,7 @@
           </w:tcPr>
           <w:p>
             <w:pPr>
-              <w:ind w:firstLine="0"/>
+              <w:pStyle w:val="TextoTablas"/>
             </w:pPr>
             <w:r>
               <w:t>Representa una tarea, operación o acción que se ejecuta. Ejemplo: “registrar usuario”, “calcular total”.</w:t>
@@ -5843,7 +6253,7 @@
           </w:tcPr>
           <w:p>
             <w:pPr>
-              <w:ind w:firstLine="0"/>
+              <w:pStyle w:val="TextoTablas"/>
             </w:pPr>
             <w:r>
               <w:t>Rombo / diamante</w:t>
@@ -5856,10 +6266,13 @@
           </w:tcPr>
           <w:p>
             <w:pPr>
-              <w:ind w:firstLine="0"/>
-            </w:pPr>
-            <w:r>
-              <w:t>decisión</w:t>
+              <w:pStyle w:val="TextoTablas"/>
+            </w:pPr>
+            <w:r>
+              <w:t>D</w:t>
+            </w:r>
+            <w:r>
+              <w:t>ecisión</w:t>
             </w:r>
           </w:p>
         </w:tc>
@@ -5869,7 +6282,7 @@
           </w:tcPr>
           <w:p>
             <w:pPr>
-              <w:ind w:firstLine="0"/>
+              <w:pStyle w:val="TextoTablas"/>
             </w:pPr>
             <w:r>
               <w:t>Representa un punto de decisión con dos o más caminos posibles. Generalmente tiene salidas sí/no o verdadero/falso.</w:t>
@@ -5884,7 +6297,7 @@
           </w:tcPr>
           <w:p>
             <w:pPr>
-              <w:ind w:firstLine="0"/>
+              <w:pStyle w:val="TextoTablas"/>
             </w:pPr>
             <w:r>
               <w:t>Paralelogramo</w:t>
@@ -5897,7 +6310,7 @@
           </w:tcPr>
           <w:p>
             <w:pPr>
-              <w:ind w:firstLine="0"/>
+              <w:pStyle w:val="TextoTablas"/>
             </w:pPr>
             <w:r>
               <w:t>Entrada / salida</w:t>
@@ -5910,7 +6323,7 @@
           </w:tcPr>
           <w:p>
             <w:pPr>
-              <w:ind w:firstLine="0"/>
+              <w:pStyle w:val="TextoTablas"/>
             </w:pPr>
             <w:r>
               <w:t>Representa datos que entran al sistema (input) o resultados que salen (output).</w:t>
@@ -5928,7 +6341,7 @@
           </w:tcPr>
           <w:p>
             <w:pPr>
-              <w:ind w:firstLine="0"/>
+              <w:pStyle w:val="TextoTablas"/>
             </w:pPr>
             <w:r>
               <w:t>Flecha</w:t>
@@ -5941,7 +6354,7 @@
           </w:tcPr>
           <w:p>
             <w:pPr>
-              <w:ind w:firstLine="0"/>
+              <w:pStyle w:val="TextoTablas"/>
             </w:pPr>
             <w:r>
               <w:t>Flujo de control</w:t>
@@ -5954,7 +6367,7 @@
           </w:tcPr>
           <w:p>
             <w:pPr>
-              <w:ind w:firstLine="0"/>
+              <w:pStyle w:val="TextoTablas"/>
             </w:pPr>
             <w:r>
               <w:t>Indica la dirección del flujo entre los pasos del proceso.</w:t>
@@ -5969,7 +6382,7 @@
           </w:tcPr>
           <w:p>
             <w:pPr>
-              <w:ind w:firstLine="0"/>
+              <w:pStyle w:val="TextoTablas"/>
             </w:pPr>
             <w:r>
               <w:t>rectángulo doble borde</w:t>
@@ -5982,7 +6395,7 @@
           </w:tcPr>
           <w:p>
             <w:pPr>
-              <w:ind w:firstLine="0"/>
+              <w:pStyle w:val="TextoTablas"/>
             </w:pPr>
             <w:r>
               <w:t>Subproceso</w:t>
@@ -5995,7 +6408,7 @@
           </w:tcPr>
           <w:p>
             <w:pPr>
-              <w:ind w:firstLine="0"/>
+              <w:pStyle w:val="TextoTablas"/>
             </w:pPr>
             <w:r>
               <w:t>Indica que ese paso llama a otro proceso definido en un diagrama separado.</w:t>
@@ -6007,7 +6420,7 @@
     <w:p/>
     <w:p>
       <w:r>
-        <w:t>El siguiente ejemplo de diagrama representa un el flujo mediante unos pasos secuenciales:</w:t>
+        <w:t>El siguiente ejemplo de diagrama representa el flujo mediante unos pasos secuenciales:</w:t>
       </w:r>
     </w:p>
     <w:p>
@@ -6017,14 +6430,35 @@
     </w:p>
     <w:p>
       <w:r>
+        <w:t>INICIO</w:t>
+      </w:r>
+      <w:r>
+        <w:t xml:space="preserve">: </w:t>
+      </w:r>
+      <w:r>
+        <w:t xml:space="preserve">  El estudiante solicita un libro</w:t>
+      </w:r>
+    </w:p>
+    <w:p>
+      <w:r>
         <w:lastRenderedPageBreak/>
-        <w:t>INICIO</w:t>
-      </w:r>
+        <w:t xml:space="preserve">  v    </w:t>
+      </w:r>
+    </w:p>
+    <w:p>
+      <w:r>
+        <w:t xml:space="preserve">[ </w:t>
+      </w:r>
+      <w:proofErr w:type="gramStart"/>
+      <w:r>
+        <w:t>PROCESO ]</w:t>
+      </w:r>
+      <w:proofErr w:type="gramEnd"/>
       <w:r>
         <w:t xml:space="preserve">: </w:t>
       </w:r>
       <w:r>
-        <w:t xml:space="preserve">  El estudiante solicita un libro</w:t>
+        <w:t xml:space="preserve"> Buscar libro en el catálogo del sistema</w:t>
       </w:r>
     </w:p>
     <w:p>
@@ -6034,6 +6468,32 @@
     </w:p>
     <w:p>
       <w:r>
+        <w:t xml:space="preserve">&lt; DECISION </w:t>
+      </w:r>
+      <w:proofErr w:type="gramStart"/>
+      <w:r>
+        <w:t>&gt;  El</w:t>
+      </w:r>
+      <w:proofErr w:type="gramEnd"/>
+      <w:r>
+        <w:t xml:space="preserve"> libro está disponible?</w:t>
+      </w:r>
+    </w:p>
+    <w:p>
+      <w:r>
+        <w:t xml:space="preserve">  SI </w:t>
+      </w:r>
+      <w:proofErr w:type="gramStart"/>
+      <w:r>
+        <w:t>v  /</w:t>
+      </w:r>
+      <w:proofErr w:type="gramEnd"/>
+      <w:r>
+        <w:t xml:space="preserve">  NO --&gt;  SI: continuar | NO: notificar no disponible -&gt; FIN</w:t>
+      </w:r>
+    </w:p>
+    <w:p>
+      <w:r>
         <w:t xml:space="preserve">[ </w:t>
       </w:r>
       <w:proofErr w:type="gramStart"/>
@@ -6045,7 +6505,7 @@
         <w:t xml:space="preserve">: </w:t>
       </w:r>
       <w:r>
-        <w:t xml:space="preserve"> Buscar libro en el catálogo del sistema</w:t>
+        <w:t xml:space="preserve">  Verificar si el estudiante tiene prestamos vencidos</w:t>
       </w:r>
     </w:p>
     <w:p>
@@ -6059,16 +6519,16 @@
       </w:r>
       <w:proofErr w:type="gramStart"/>
       <w:r>
-        <w:t>&gt;  El</w:t>
+        <w:t>&gt;  Tiene</w:t>
       </w:r>
       <w:proofErr w:type="gramEnd"/>
       <w:r>
-        <w:t xml:space="preserve"> libro está disponible?</w:t>
-      </w:r>
-    </w:p>
-    <w:p>
-      <w:r>
-        <w:t xml:space="preserve">  SI </w:t>
+        <w:t xml:space="preserve"> prestamos vencidos?</w:t>
+      </w:r>
+    </w:p>
+    <w:p>
+      <w:r>
+        <w:t xml:space="preserve">  NO </w:t>
       </w:r>
       <w:proofErr w:type="gramStart"/>
       <w:r>
@@ -6076,7 +6536,7 @@
       </w:r>
       <w:proofErr w:type="gramEnd"/>
       <w:r>
-        <w:t xml:space="preserve">  NO --&gt;  SI: continuar | NO: notificar no disponible -&gt; FIN</w:t>
+        <w:t xml:space="preserve">  SI --&gt;  NO: continuar | SI: bloquear solicitud -&gt; FIN</w:t>
       </w:r>
     </w:p>
     <w:p>
@@ -6092,7 +6552,7 @@
         <w:t xml:space="preserve">: </w:t>
       </w:r>
       <w:r>
-        <w:t xml:space="preserve">  Verificar si el estudiante tiene prestamos vencidos</w:t>
+        <w:t xml:space="preserve">  Registrar préstamo (estudiante, libro, fecha)</w:t>
       </w:r>
     </w:p>
     <w:p>
@@ -6102,44 +6562,39 @@
     </w:p>
     <w:p>
       <w:r>
-        <w:t xml:space="preserve">&lt; DECISION </w:t>
+        <w:t xml:space="preserve">[ </w:t>
       </w:r>
       <w:proofErr w:type="gramStart"/>
       <w:r>
-        <w:t>&gt;  Tiene</w:t>
+        <w:t>PROCESO ]</w:t>
       </w:r>
       <w:proofErr w:type="gramEnd"/>
       <w:r>
-        <w:t xml:space="preserve"> prestamos vencidos?</w:t>
-      </w:r>
-    </w:p>
-    <w:p>
-      <w:r>
-        <w:t xml:space="preserve">  NO </w:t>
+        <w:t xml:space="preserve">: </w:t>
+      </w:r>
+      <w:r>
+        <w:t xml:space="preserve">  Actualizar estado del libro a “Prestado”</w:t>
+      </w:r>
+    </w:p>
+    <w:p>
+      <w:r>
+        <w:t xml:space="preserve">  v    </w:t>
+      </w:r>
+    </w:p>
+    <w:p>
+      <w:r>
+        <w:t xml:space="preserve">[ </w:t>
       </w:r>
       <w:proofErr w:type="gramStart"/>
       <w:r>
-        <w:t>v  /</w:t>
+        <w:t>SALIDA ]</w:t>
       </w:r>
       <w:proofErr w:type="gramEnd"/>
       <w:r>
-        <w:t xml:space="preserve">  SI --&gt;  NO: continuar | SI: bloquear solicitud -&gt; FIN</w:t>
-      </w:r>
-    </w:p>
-    <w:p>
-      <w:r>
-        <w:t xml:space="preserve">[ </w:t>
-      </w:r>
-      <w:proofErr w:type="gramStart"/>
-      <w:r>
-        <w:t>PROCESO ]</w:t>
-      </w:r>
-      <w:proofErr w:type="gramEnd"/>
-      <w:r>
         <w:t xml:space="preserve">: </w:t>
       </w:r>
       <w:r>
-        <w:t xml:space="preserve">  Registrar préstamo (estudiante, libro, fecha)</w:t>
+        <w:t xml:space="preserve">  Enviar correo de confirmación al estudiante</w:t>
       </w:r>
     </w:p>
     <w:p>
@@ -6149,58 +6604,15 @@
     </w:p>
     <w:p>
       <w:r>
-        <w:t xml:space="preserve">[ </w:t>
-      </w:r>
-      <w:proofErr w:type="gramStart"/>
-      <w:r>
-        <w:t>PROCESO ]</w:t>
-      </w:r>
-      <w:proofErr w:type="gramEnd"/>
+        <w:t>FIN</w:t>
+      </w:r>
       <w:r>
         <w:t xml:space="preserve">: </w:t>
       </w:r>
       <w:r>
-        <w:t xml:space="preserve">  Actualizar estado del libro a “Prestado”</w:t>
-      </w:r>
-    </w:p>
-    <w:p>
-      <w:r>
-        <w:t xml:space="preserve">  v    </w:t>
-      </w:r>
-    </w:p>
-    <w:p>
-      <w:r>
-        <w:t xml:space="preserve">[ </w:t>
-      </w:r>
-      <w:proofErr w:type="gramStart"/>
-      <w:r>
-        <w:t>SALIDA ]</w:t>
-      </w:r>
-      <w:proofErr w:type="gramEnd"/>
-      <w:r>
-        <w:t xml:space="preserve">: </w:t>
-      </w:r>
-      <w:r>
-        <w:t xml:space="preserve">  Enviar correo de confirmación al estudiante</w:t>
-      </w:r>
-    </w:p>
-    <w:p>
-      <w:r>
-        <w:t xml:space="preserve">  v    </w:t>
-      </w:r>
-    </w:p>
-    <w:p>
-      <w:r>
-        <w:t>FIN</w:t>
-      </w:r>
-      <w:r>
-        <w:t xml:space="preserve">: </w:t>
-      </w:r>
-      <w:r>
         <w:t xml:space="preserve">  Préstamo registrado exitosamente</w:t>
       </w:r>
     </w:p>
-    <w:p/>
     <w:p>
       <w:r>
         <w:t>¿Cuándo usar un diagrama de flujo?</w:t>
@@ -6215,7 +6627,6 @@
         </w:numPr>
       </w:pPr>
       <w:r>
-        <w:lastRenderedPageBreak/>
         <w:t>Para documentar el flujo de un proceso de negocio complejo con múltiples decisiones.</w:t>
       </w:r>
     </w:p>
@@ -6228,6 +6639,7 @@
         </w:numPr>
       </w:pPr>
       <w:r>
+        <w:lastRenderedPageBreak/>
         <w:t>Para clarificar la lógica detrás de un requisito funcional especifico.</w:t>
       </w:r>
     </w:p>
@@ -6314,7 +6726,7 @@
           </w:tcPr>
           <w:p>
             <w:pPr>
-              <w:ind w:firstLine="0"/>
+              <w:pStyle w:val="TextoTablas"/>
             </w:pPr>
             <w:r>
               <w:t>Elemento</w:t>
@@ -6327,7 +6739,7 @@
           </w:tcPr>
           <w:p>
             <w:pPr>
-              <w:ind w:firstLine="0"/>
+              <w:pStyle w:val="TextoTablas"/>
             </w:pPr>
             <w:r>
               <w:t>Descripción y notación</w:t>
@@ -6345,7 +6757,7 @@
           </w:tcPr>
           <w:p>
             <w:pPr>
-              <w:ind w:firstLine="0"/>
+              <w:pStyle w:val="TextoTablas"/>
             </w:pPr>
             <w:r>
               <w:t>Clase</w:t>
@@ -6358,7 +6770,7 @@
           </w:tcPr>
           <w:p>
             <w:pPr>
-              <w:ind w:firstLine="0"/>
+              <w:pStyle w:val="TextoTablas"/>
             </w:pPr>
             <w:r>
               <w:t>Rectángulo dividido en tres partes: nombre (arriba, en negrita), atributos (centro) y métodos (abajo).</w:t>
@@ -6373,10 +6785,9 @@
           </w:tcPr>
           <w:p>
             <w:pPr>
-              <w:ind w:firstLine="0"/>
-            </w:pPr>
-            <w:r>
-              <w:lastRenderedPageBreak/>
+              <w:pStyle w:val="TextoTablas"/>
+            </w:pPr>
+            <w:r>
               <w:t>Atributo</w:t>
             </w:r>
           </w:p>
@@ -6387,7 +6798,7 @@
           </w:tcPr>
           <w:p>
             <w:pPr>
-              <w:ind w:firstLine="0"/>
+              <w:pStyle w:val="TextoTablas"/>
             </w:pPr>
             <w:r>
               <w:t xml:space="preserve">Dato que caracteriza a un objeto de la clase. Notación: visibilidad nombre: tipo. Ejemplo: - nombre: </w:t>
@@ -6413,7 +6824,7 @@
           </w:tcPr>
           <w:p>
             <w:pPr>
-              <w:ind w:firstLine="0"/>
+              <w:pStyle w:val="TextoTablas"/>
             </w:pPr>
             <w:r>
               <w:t>Método</w:t>
@@ -6426,7 +6837,7 @@
           </w:tcPr>
           <w:p>
             <w:pPr>
-              <w:ind w:firstLine="0"/>
+              <w:pStyle w:val="TextoTablas"/>
             </w:pPr>
             <w:r>
               <w:t xml:space="preserve">Acción que puede realizar un objeto. Notación: visibilidad nombre(parámetros): retorno. Ejemplo: + </w:t>
@@ -6462,9 +6873,10 @@
           </w:tcPr>
           <w:p>
             <w:pPr>
-              <w:ind w:firstLine="0"/>
-            </w:pPr>
-            <w:r>
+              <w:pStyle w:val="TextoTablas"/>
+            </w:pPr>
+            <w:r>
+              <w:lastRenderedPageBreak/>
               <w:t>Visibilidad</w:t>
             </w:r>
           </w:p>
@@ -6475,7 +6887,7 @@
           </w:tcPr>
           <w:p>
             <w:pPr>
-              <w:ind w:firstLine="0"/>
+              <w:pStyle w:val="TextoTablas"/>
             </w:pPr>
             <w:r>
               <w:t>+ publico (accesible desde fuera), - privado (solo dentro de la clase), # protegido (herencia).</w:t>
@@ -6493,7 +6905,7 @@
           </w:tcPr>
           <w:p>
             <w:pPr>
-              <w:ind w:firstLine="0"/>
+              <w:pStyle w:val="TextoTablas"/>
             </w:pPr>
             <w:r>
               <w:t>Asociación</w:t>
@@ -6506,7 +6918,7 @@
           </w:tcPr>
           <w:p>
             <w:pPr>
-              <w:ind w:firstLine="0"/>
+              <w:pStyle w:val="TextoTablas"/>
             </w:pPr>
             <w:r>
               <w:t>Línea solida entre clases. Indica que una clase conoce o usa a otra.</w:t>
@@ -6521,7 +6933,7 @@
           </w:tcPr>
           <w:p>
             <w:pPr>
-              <w:ind w:firstLine="0"/>
+              <w:pStyle w:val="TextoTablas"/>
             </w:pPr>
             <w:r>
               <w:t>Multiplicidad</w:t>
@@ -6534,7 +6946,7 @@
           </w:tcPr>
           <w:p>
             <w:pPr>
-              <w:ind w:firstLine="0"/>
+              <w:pStyle w:val="TextoTablas"/>
             </w:pPr>
             <w:r>
               <w:t xml:space="preserve">Números en los extremos de la asociación: 1 (exactamente uno), </w:t>
@@ -6560,7 +6972,7 @@
           </w:tcPr>
           <w:p>
             <w:pPr>
-              <w:ind w:firstLine="0"/>
+              <w:pStyle w:val="TextoTablas"/>
             </w:pPr>
             <w:r>
               <w:t>Composición</w:t>
@@ -6573,7 +6985,7 @@
           </w:tcPr>
           <w:p>
             <w:pPr>
-              <w:ind w:firstLine="0"/>
+              <w:pStyle w:val="TextoTablas"/>
             </w:pPr>
             <w:r>
               <w:t>Rombo sólido. La clase componente no puede existir sin la clase contenedora (ciclo de vida dependiente).</w:t>
@@ -6588,7 +7000,7 @@
           </w:tcPr>
           <w:p>
             <w:pPr>
-              <w:ind w:firstLine="0"/>
+              <w:pStyle w:val="TextoTablas"/>
             </w:pPr>
             <w:r>
               <w:t>Agregación</w:t>
@@ -6601,7 +7013,7 @@
           </w:tcPr>
           <w:p>
             <w:pPr>
-              <w:ind w:firstLine="0"/>
+              <w:pStyle w:val="TextoTablas"/>
             </w:pPr>
             <w:r>
               <w:t>Rombo vacío. La clase componente puede existir independientemente de la clase contenedora.</w:t>
@@ -6619,7 +7031,7 @@
           </w:tcPr>
           <w:p>
             <w:pPr>
-              <w:ind w:firstLine="0"/>
+              <w:pStyle w:val="TextoTablas"/>
             </w:pPr>
             <w:r>
               <w:t>Herencia</w:t>
@@ -6632,7 +7044,7 @@
           </w:tcPr>
           <w:p>
             <w:pPr>
-              <w:ind w:firstLine="0"/>
+              <w:pStyle w:val="TextoTablas"/>
             </w:pPr>
             <w:r>
               <w:t>Flecha con triangulo vacío apuntando hacia la superclase. Expresa la relación “es un tipo de”.</w:t>
@@ -6647,8 +7059,6 @@
         <w:t>El siguiente es un ejemplo de este tipo de diagrama:</w:t>
       </w:r>
     </w:p>
-    <w:p/>
-    <w:p/>
     <w:p>
       <w:pPr>
         <w:pStyle w:val="Figura"/>
@@ -6683,7 +7093,7 @@
                     </pic:cNvPicPr>
                   </pic:nvPicPr>
                   <pic:blipFill>
-                    <a:blip r:embed="rId10">
+                    <a:blip r:embed="rId11">
                       <a:extLst>
                         <a:ext uri="{28A0092B-C50C-407E-A947-70E740481C1C}">
                           <a14:useLocalDpi xmlns:a14="http://schemas.microsoft.com/office/drawing/2010/main" val="0"/>
@@ -6712,9 +7122,9 @@
         </w:drawing>
       </w:r>
     </w:p>
-    <w:p/>
-    <w:p>
-      <w:r>
+    <w:p>
+      <w:r>
+        <w:lastRenderedPageBreak/>
         <w:t>¿Como se construye un diagrama de clases desde el lenguaje natural?</w:t>
       </w:r>
     </w:p>
@@ -6787,7 +7197,6 @@
         </w:numPr>
       </w:pPr>
       <w:r>
-        <w:lastRenderedPageBreak/>
         <w:t>Refinar el modelo eliminando clases redundantes o fusionando las muy similares.</w:t>
       </w:r>
     </w:p>
@@ -6808,6 +7217,9 @@
       </w:pPr>
       <w:proofErr w:type="spellStart"/>
       <w:r>
+        <w:rPr>
+          <w:b/>
+        </w:rPr>
         <w:t>String</w:t>
       </w:r>
       <w:proofErr w:type="spellEnd"/>
@@ -6828,6 +7240,9 @@
       </w:pPr>
       <w:proofErr w:type="spellStart"/>
       <w:r>
+        <w:rPr>
+          <w:b/>
+        </w:rPr>
         <w:t>Integer</w:t>
       </w:r>
       <w:proofErr w:type="spellEnd"/>
@@ -6848,6 +7263,9 @@
       </w:pPr>
       <w:proofErr w:type="spellStart"/>
       <w:r>
+        <w:rPr>
+          <w:b/>
+        </w:rPr>
         <w:t>Double</w:t>
       </w:r>
       <w:proofErr w:type="spellEnd"/>
@@ -6868,6 +7286,9 @@
       </w:pPr>
       <w:proofErr w:type="spellStart"/>
       <w:r>
+        <w:rPr>
+          <w:b/>
+        </w:rPr>
         <w:t>Boolean</w:t>
       </w:r>
       <w:proofErr w:type="spellEnd"/>
@@ -6887,6 +7308,9 @@
         </w:numPr>
       </w:pPr>
       <w:r>
+        <w:rPr>
+          <w:b/>
+        </w:rPr>
         <w:t>Date</w:t>
       </w:r>
       <w:r>
@@ -6922,6 +7346,9 @@
       </w:pPr>
       <w:proofErr w:type="spellStart"/>
       <w:r>
+        <w:rPr>
+          <w:b/>
+        </w:rPr>
         <w:t>DateTime</w:t>
       </w:r>
       <w:proofErr w:type="spellEnd"/>
@@ -6958,6 +7385,9 @@
       </w:pPr>
       <w:proofErr w:type="spellStart"/>
       <w:r>
+        <w:rPr>
+          <w:b/>
+        </w:rPr>
         <w:t>Enum</w:t>
       </w:r>
       <w:proofErr w:type="spellEnd"/>
@@ -6984,6 +7414,7 @@
         <w:rPr>
           <w:b/>
         </w:rPr>
+        <w:lastRenderedPageBreak/>
         <w:t>Diagramas de secuencia</w:t>
       </w:r>
     </w:p>
@@ -7005,7 +7436,6 @@
         <w:t>A continuación, se presenta una tabla que describe los elementos del diagrama de secuencia:</w:t>
       </w:r>
     </w:p>
-    <w:p/>
     <w:p/>
     <w:p>
       <w:pPr>
@@ -7036,7 +7466,7 @@
           </w:tcPr>
           <w:p>
             <w:pPr>
-              <w:ind w:firstLine="0"/>
+              <w:pStyle w:val="TextoTablas"/>
             </w:pPr>
             <w:r>
               <w:t>Elemento</w:t>
@@ -7049,7 +7479,7 @@
           </w:tcPr>
           <w:p>
             <w:pPr>
-              <w:ind w:firstLine="0"/>
+              <w:pStyle w:val="TextoTablas"/>
             </w:pPr>
             <w:r>
               <w:t>Descripción</w:t>
@@ -7067,7 +7497,7 @@
           </w:tcPr>
           <w:p>
             <w:pPr>
-              <w:ind w:firstLine="0"/>
+              <w:pStyle w:val="TextoTablas"/>
             </w:pPr>
             <w:r>
               <w:rPr>
@@ -7086,7 +7516,7 @@
           </w:tcPr>
           <w:p>
             <w:pPr>
-              <w:ind w:firstLine="0"/>
+              <w:pStyle w:val="TextoTablas"/>
             </w:pPr>
             <w:r>
               <w:t>Línea vertical punteada que representa la existencia de un participante (actor, objeto, sistema) durante la interacción.</w:t>
@@ -7101,7 +7531,7 @@
           </w:tcPr>
           <w:p>
             <w:pPr>
-              <w:ind w:firstLine="0"/>
+              <w:pStyle w:val="TextoTablas"/>
             </w:pPr>
             <w:r>
               <w:t>Participante / actor</w:t>
@@ -7114,7 +7544,7 @@
           </w:tcPr>
           <w:p>
             <w:pPr>
-              <w:ind w:firstLine="0"/>
+              <w:pStyle w:val="TextoTablas"/>
             </w:pPr>
             <w:r>
               <w:t xml:space="preserve">Rectángulo en la parte superior de la </w:t>
@@ -7141,7 +7571,7 @@
           </w:tcPr>
           <w:p>
             <w:pPr>
-              <w:ind w:firstLine="0"/>
+              <w:pStyle w:val="TextoTablas"/>
             </w:pPr>
             <w:r>
               <w:t>Mensaje síncrono</w:t>
@@ -7154,7 +7584,7 @@
           </w:tcPr>
           <w:p>
             <w:pPr>
-              <w:ind w:firstLine="0"/>
+              <w:pStyle w:val="TextoTablas"/>
             </w:pPr>
             <w:r>
               <w:t>Flecha sólida. El emisor espera la respuesta antes de continuar. Ejemplo: llamada a método.</w:t>
@@ -7169,7 +7599,7 @@
           </w:tcPr>
           <w:p>
             <w:pPr>
-              <w:ind w:firstLine="0"/>
+              <w:pStyle w:val="TextoTablas"/>
             </w:pPr>
             <w:r>
               <w:t>Mensaje de retorno</w:t>
@@ -7182,7 +7612,7 @@
           </w:tcPr>
           <w:p>
             <w:pPr>
-              <w:ind w:firstLine="0"/>
+              <w:pStyle w:val="TextoTablas"/>
             </w:pPr>
             <w:r>
               <w:t>Flecha punteada. Representa la respuesta que regresa al emisor después de procesar el mensaje.</w:t>
@@ -7200,7 +7630,7 @@
           </w:tcPr>
           <w:p>
             <w:pPr>
-              <w:ind w:firstLine="0"/>
+              <w:pStyle w:val="TextoTablas"/>
             </w:pPr>
             <w:r>
               <w:t>Mensaje asíncrono</w:t>
@@ -7213,7 +7643,7 @@
           </w:tcPr>
           <w:p>
             <w:pPr>
-              <w:ind w:firstLine="0"/>
+              <w:pStyle w:val="TextoTablas"/>
             </w:pPr>
             <w:r>
               <w:t>Flecha con punta abierta. El emisor no espera respuesta para continuar. Ejemplo: notificación, evento.</w:t>
@@ -7228,7 +7658,7 @@
           </w:tcPr>
           <w:p>
             <w:pPr>
-              <w:ind w:firstLine="0"/>
+              <w:pStyle w:val="TextoTablas"/>
             </w:pPr>
             <w:r>
               <w:t>Activación (barra)</w:t>
@@ -7241,7 +7671,7 @@
           </w:tcPr>
           <w:p>
             <w:pPr>
-              <w:ind w:firstLine="0"/>
+              <w:pStyle w:val="TextoTablas"/>
             </w:pPr>
             <w:r>
               <w:t xml:space="preserve">Rectángulo delgado sobre la </w:t>
@@ -7268,9 +7698,10 @@
           </w:tcPr>
           <w:p>
             <w:pPr>
-              <w:ind w:firstLine="0"/>
-            </w:pPr>
-            <w:r>
+              <w:pStyle w:val="TextoTablas"/>
+            </w:pPr>
+            <w:r>
+              <w:lastRenderedPageBreak/>
               <w:t xml:space="preserve">Fragmento </w:t>
             </w:r>
             <w:proofErr w:type="spellStart"/>
@@ -7286,7 +7717,7 @@
           </w:tcPr>
           <w:p>
             <w:pPr>
-              <w:ind w:firstLine="0"/>
+              <w:pStyle w:val="TextoTablas"/>
             </w:pPr>
             <w:r>
               <w:t>Marco rectangular con “</w:t>
@@ -7317,10 +7748,9 @@
           </w:tcPr>
           <w:p>
             <w:pPr>
-              <w:ind w:firstLine="0"/>
-            </w:pPr>
-            <w:r>
-              <w:lastRenderedPageBreak/>
+              <w:pStyle w:val="TextoTablas"/>
+            </w:pPr>
+            <w:r>
               <w:t xml:space="preserve">Fragmento </w:t>
             </w:r>
             <w:proofErr w:type="spellStart"/>
@@ -7336,7 +7766,7 @@
           </w:tcPr>
           <w:p>
             <w:pPr>
-              <w:ind w:firstLine="0"/>
+              <w:pStyle w:val="TextoTablas"/>
             </w:pPr>
             <w:r>
               <w:t>Marco rectangular con “</w:t>
@@ -7419,7 +7849,7 @@
           </w:tcPr>
           <w:p>
             <w:pPr>
-              <w:ind w:firstLine="0"/>
+              <w:pStyle w:val="TextoTablas"/>
             </w:pPr>
             <w:r>
               <w:t>#</w:t>
@@ -7432,7 +7862,7 @@
           </w:tcPr>
           <w:p>
             <w:pPr>
-              <w:ind w:firstLine="0"/>
+              <w:pStyle w:val="TextoTablas"/>
             </w:pPr>
             <w:r>
               <w:t>De</w:t>
@@ -7445,7 +7875,7 @@
           </w:tcPr>
           <w:p>
             <w:pPr>
-              <w:ind w:firstLine="0"/>
+              <w:pStyle w:val="TextoTablas"/>
             </w:pPr>
             <w:r>
               <w:t>Para</w:t>
@@ -7458,7 +7888,7 @@
           </w:tcPr>
           <w:p>
             <w:pPr>
-              <w:ind w:firstLine="0"/>
+              <w:pStyle w:val="TextoTablas"/>
             </w:pPr>
             <w:r>
               <w:t>Mensaje (método)</w:t>
@@ -7471,7 +7901,7 @@
           </w:tcPr>
           <w:p>
             <w:pPr>
-              <w:ind w:firstLine="0"/>
+              <w:pStyle w:val="TextoTablas"/>
             </w:pPr>
             <w:r>
               <w:t>Descripción</w:t>
@@ -7489,7 +7919,7 @@
           </w:tcPr>
           <w:p>
             <w:pPr>
-              <w:ind w:firstLine="0"/>
+              <w:pStyle w:val="TextoTablas"/>
             </w:pPr>
             <w:r>
               <w:t>1</w:t>
@@ -7502,7 +7932,7 @@
           </w:tcPr>
           <w:p>
             <w:pPr>
-              <w:ind w:firstLine="0"/>
+              <w:pStyle w:val="TextoTablas"/>
             </w:pPr>
             <w:r>
               <w:t>Estudiante</w:t>
@@ -7515,7 +7945,7 @@
           </w:tcPr>
           <w:p>
             <w:pPr>
-              <w:ind w:firstLine="0"/>
+              <w:pStyle w:val="TextoTablas"/>
             </w:pPr>
             <w:r>
               <w:t>Sistema</w:t>
@@ -7528,7 +7958,7 @@
           </w:tcPr>
           <w:p>
             <w:pPr>
-              <w:ind w:right="-399" w:firstLine="0"/>
+              <w:pStyle w:val="TextoTablas"/>
             </w:pPr>
             <w:proofErr w:type="spellStart"/>
             <w:r>
@@ -7546,7 +7976,7 @@
           </w:tcPr>
           <w:p>
             <w:pPr>
-              <w:ind w:firstLine="0"/>
+              <w:pStyle w:val="TextoTablas"/>
             </w:pPr>
             <w:r>
               <w:t>El estudiante ingresa el título en la interfaz.</w:t>
@@ -7561,7 +7991,7 @@
           </w:tcPr>
           <w:p>
             <w:pPr>
-              <w:ind w:firstLine="0"/>
+              <w:pStyle w:val="TextoTablas"/>
             </w:pPr>
             <w:r>
               <w:t>2</w:t>
@@ -7574,7 +8004,7 @@
           </w:tcPr>
           <w:p>
             <w:pPr>
-              <w:ind w:firstLine="0"/>
+              <w:pStyle w:val="TextoTablas"/>
             </w:pPr>
             <w:r>
               <w:t>Sistema</w:t>
@@ -7587,7 +8017,7 @@
           </w:tcPr>
           <w:p>
             <w:pPr>
-              <w:ind w:firstLine="0"/>
+              <w:pStyle w:val="TextoTablas"/>
             </w:pPr>
             <w:proofErr w:type="spellStart"/>
             <w:r>
@@ -7602,7 +8032,7 @@
           </w:tcPr>
           <w:p>
             <w:pPr>
-              <w:ind w:firstLine="0"/>
+              <w:pStyle w:val="TextoTablas"/>
             </w:pPr>
             <w:proofErr w:type="spellStart"/>
             <w:r>
@@ -7620,7 +8050,7 @@
           </w:tcPr>
           <w:p>
             <w:pPr>
-              <w:ind w:firstLine="0"/>
+              <w:pStyle w:val="TextoTablas"/>
             </w:pPr>
             <w:r>
               <w:t>El sistema consulta el catálogo en la base de datos.</w:t>
@@ -7638,7 +8068,7 @@
           </w:tcPr>
           <w:p>
             <w:pPr>
-              <w:ind w:firstLine="0"/>
+              <w:pStyle w:val="TextoTablas"/>
             </w:pPr>
             <w:r>
               <w:t>3</w:t>
@@ -7651,7 +8081,7 @@
           </w:tcPr>
           <w:p>
             <w:pPr>
-              <w:ind w:firstLine="0"/>
+              <w:pStyle w:val="TextoTablas"/>
             </w:pPr>
             <w:proofErr w:type="spellStart"/>
             <w:r>
@@ -7666,7 +8096,7 @@
           </w:tcPr>
           <w:p>
             <w:pPr>
-              <w:ind w:firstLine="0"/>
+              <w:pStyle w:val="TextoTablas"/>
             </w:pPr>
             <w:r>
               <w:t>Sistema</w:t>
@@ -7679,7 +8109,7 @@
           </w:tcPr>
           <w:p>
             <w:pPr>
-              <w:ind w:firstLine="0"/>
+              <w:pStyle w:val="TextoTablas"/>
             </w:pPr>
             <w:proofErr w:type="spellStart"/>
             <w:r>
@@ -7705,7 +8135,7 @@
           </w:tcPr>
           <w:p>
             <w:pPr>
-              <w:ind w:firstLine="0"/>
+              <w:pStyle w:val="TextoTablas"/>
             </w:pPr>
             <w:r>
               <w:t>La BD devuelve la lista de libros encontrados.</w:t>
@@ -7720,7 +8150,7 @@
           </w:tcPr>
           <w:p>
             <w:pPr>
-              <w:ind w:firstLine="0"/>
+              <w:pStyle w:val="TextoTablas"/>
             </w:pPr>
             <w:r>
               <w:t>4</w:t>
@@ -7733,7 +8163,7 @@
           </w:tcPr>
           <w:p>
             <w:pPr>
-              <w:ind w:firstLine="0"/>
+              <w:pStyle w:val="TextoTablas"/>
             </w:pPr>
             <w:r>
               <w:t>Sistema</w:t>
@@ -7746,7 +8176,7 @@
           </w:tcPr>
           <w:p>
             <w:pPr>
-              <w:ind w:firstLine="0"/>
+              <w:pStyle w:val="TextoTablas"/>
             </w:pPr>
             <w:r>
               <w:t>Estudiante</w:t>
@@ -7759,7 +8189,7 @@
           </w:tcPr>
           <w:p>
             <w:pPr>
-              <w:ind w:firstLine="0"/>
+              <w:pStyle w:val="TextoTablas"/>
             </w:pPr>
             <w:proofErr w:type="spellStart"/>
             <w:r>
@@ -7785,7 +8215,7 @@
           </w:tcPr>
           <w:p>
             <w:pPr>
-              <w:ind w:firstLine="0"/>
+              <w:pStyle w:val="TextoTablas"/>
             </w:pPr>
             <w:r>
               <w:t>El sistema muestra los resultados al estudiante.</w:t>
@@ -7803,10 +8233,9 @@
           </w:tcPr>
           <w:p>
             <w:pPr>
-              <w:ind w:firstLine="0"/>
-            </w:pPr>
-            <w:r>
-              <w:lastRenderedPageBreak/>
+              <w:pStyle w:val="TextoTablas"/>
+            </w:pPr>
+            <w:r>
               <w:t>5</w:t>
             </w:r>
           </w:p>
@@ -7817,7 +8246,7 @@
           </w:tcPr>
           <w:p>
             <w:pPr>
-              <w:ind w:firstLine="0"/>
+              <w:pStyle w:val="TextoTablas"/>
             </w:pPr>
             <w:r>
               <w:t>Estudiante</w:t>
@@ -7830,7 +8259,7 @@
           </w:tcPr>
           <w:p>
             <w:pPr>
-              <w:ind w:firstLine="0"/>
+              <w:pStyle w:val="TextoTablas"/>
             </w:pPr>
             <w:r>
               <w:t>Sistema</w:t>
@@ -7843,7 +8272,7 @@
           </w:tcPr>
           <w:p>
             <w:pPr>
-              <w:ind w:firstLine="0"/>
+              <w:pStyle w:val="TextoTablas"/>
             </w:pPr>
             <w:proofErr w:type="spellStart"/>
             <w:r>
@@ -7869,7 +8298,7 @@
           </w:tcPr>
           <w:p>
             <w:pPr>
-              <w:ind w:firstLine="0"/>
+              <w:pStyle w:val="TextoTablas"/>
             </w:pPr>
             <w:r>
               <w:t>El estudiante elige el libro que desea reservar.</w:t>
@@ -7884,7 +8313,7 @@
           </w:tcPr>
           <w:p>
             <w:pPr>
-              <w:ind w:firstLine="0"/>
+              <w:pStyle w:val="TextoTablas"/>
             </w:pPr>
             <w:r>
               <w:t>6</w:t>
@@ -7897,7 +8326,7 @@
           </w:tcPr>
           <w:p>
             <w:pPr>
-              <w:ind w:firstLine="0"/>
+              <w:pStyle w:val="TextoTablas"/>
             </w:pPr>
             <w:r>
               <w:t>Sistema</w:t>
@@ -7910,7 +8339,7 @@
           </w:tcPr>
           <w:p>
             <w:pPr>
-              <w:ind w:firstLine="0"/>
+              <w:pStyle w:val="TextoTablas"/>
             </w:pPr>
             <w:proofErr w:type="spellStart"/>
             <w:r>
@@ -7925,7 +8354,7 @@
           </w:tcPr>
           <w:p>
             <w:pPr>
-              <w:ind w:firstLine="0"/>
+              <w:pStyle w:val="TextoTablas"/>
             </w:pPr>
             <w:proofErr w:type="spellStart"/>
             <w:r>
@@ -7951,7 +8380,7 @@
           </w:tcPr>
           <w:p>
             <w:pPr>
-              <w:ind w:firstLine="0"/>
+              <w:pStyle w:val="TextoTablas"/>
             </w:pPr>
             <w:r>
               <w:t>El sistema comprueba si el libro está disponible.</w:t>
@@ -7969,7 +8398,7 @@
           </w:tcPr>
           <w:p>
             <w:pPr>
-              <w:ind w:firstLine="0"/>
+              <w:pStyle w:val="TextoTablas"/>
             </w:pPr>
             <w:r>
               <w:t>7</w:t>
@@ -7982,7 +8411,7 @@
           </w:tcPr>
           <w:p>
             <w:pPr>
-              <w:ind w:firstLine="0"/>
+              <w:pStyle w:val="TextoTablas"/>
             </w:pPr>
             <w:proofErr w:type="spellStart"/>
             <w:r>
@@ -7997,7 +8426,7 @@
           </w:tcPr>
           <w:p>
             <w:pPr>
-              <w:ind w:firstLine="0"/>
+              <w:pStyle w:val="TextoTablas"/>
             </w:pPr>
             <w:r>
               <w:t>Sistema</w:t>
@@ -8010,7 +8439,7 @@
           </w:tcPr>
           <w:p>
             <w:pPr>
-              <w:ind w:firstLine="0"/>
+              <w:pStyle w:val="TextoTablas"/>
             </w:pPr>
             <w:proofErr w:type="spellStart"/>
             <w:r>
@@ -8028,7 +8457,7 @@
           </w:tcPr>
           <w:p>
             <w:pPr>
-              <w:ind w:firstLine="0"/>
+              <w:pStyle w:val="TextoTablas"/>
             </w:pPr>
             <w:r>
               <w:t>La BD confirma que el libro está disponible.</w:t>
@@ -8043,7 +8472,7 @@
           </w:tcPr>
           <w:p>
             <w:pPr>
-              <w:ind w:firstLine="0"/>
+              <w:pStyle w:val="TextoTablas"/>
             </w:pPr>
             <w:r>
               <w:t>8</w:t>
@@ -8056,7 +8485,7 @@
           </w:tcPr>
           <w:p>
             <w:pPr>
-              <w:ind w:firstLine="0"/>
+              <w:pStyle w:val="TextoTablas"/>
             </w:pPr>
             <w:r>
               <w:t>Sistema</w:t>
@@ -8069,7 +8498,7 @@
           </w:tcPr>
           <w:p>
             <w:pPr>
-              <w:ind w:firstLine="0"/>
+              <w:pStyle w:val="TextoTablas"/>
             </w:pPr>
             <w:proofErr w:type="spellStart"/>
             <w:r>
@@ -8084,7 +8513,7 @@
           </w:tcPr>
           <w:p>
             <w:pPr>
-              <w:ind w:firstLine="0"/>
+              <w:pStyle w:val="TextoTablas"/>
             </w:pPr>
             <w:proofErr w:type="spellStart"/>
             <w:proofErr w:type="gramStart"/>
@@ -8115,7 +8544,7 @@
           </w:tcPr>
           <w:p>
             <w:pPr>
-              <w:ind w:firstLine="0"/>
+              <w:pStyle w:val="TextoTablas"/>
             </w:pPr>
             <w:r>
               <w:t>El sistema crea el registro del préstamo.</w:t>
@@ -8133,9 +8562,10 @@
           </w:tcPr>
           <w:p>
             <w:pPr>
-              <w:ind w:firstLine="0"/>
-            </w:pPr>
-            <w:r>
+              <w:pStyle w:val="TextoTablas"/>
+            </w:pPr>
+            <w:r>
+              <w:lastRenderedPageBreak/>
               <w:t>9</w:t>
             </w:r>
           </w:p>
@@ -8146,7 +8576,7 @@
           </w:tcPr>
           <w:p>
             <w:pPr>
-              <w:ind w:firstLine="0"/>
+              <w:pStyle w:val="TextoTablas"/>
             </w:pPr>
             <w:r>
               <w:t>Sistema</w:t>
@@ -8159,7 +8589,7 @@
           </w:tcPr>
           <w:p>
             <w:pPr>
-              <w:ind w:firstLine="0"/>
+              <w:pStyle w:val="TextoTablas"/>
             </w:pPr>
             <w:r>
               <w:t>Correo</w:t>
@@ -8172,7 +8602,7 @@
           </w:tcPr>
           <w:p>
             <w:pPr>
-              <w:ind w:firstLine="0"/>
+              <w:pStyle w:val="TextoTablas"/>
             </w:pPr>
             <w:proofErr w:type="spellStart"/>
             <w:r>
@@ -8190,7 +8620,7 @@
           </w:tcPr>
           <w:p>
             <w:pPr>
-              <w:ind w:firstLine="0"/>
+              <w:pStyle w:val="TextoTablas"/>
             </w:pPr>
             <w:r>
               <w:t>El sistema solicita enviar correo de confirmación.</w:t>
@@ -8205,7 +8635,7 @@
           </w:tcPr>
           <w:p>
             <w:pPr>
-              <w:ind w:firstLine="0"/>
+              <w:pStyle w:val="TextoTablas"/>
             </w:pPr>
             <w:r>
               <w:t>10</w:t>
@@ -8218,7 +8648,7 @@
           </w:tcPr>
           <w:p>
             <w:pPr>
-              <w:ind w:firstLine="0"/>
+              <w:pStyle w:val="TextoTablas"/>
             </w:pPr>
             <w:r>
               <w:t>Sistema</w:t>
@@ -8231,7 +8661,7 @@
           </w:tcPr>
           <w:p>
             <w:pPr>
-              <w:ind w:firstLine="0"/>
+              <w:pStyle w:val="TextoTablas"/>
             </w:pPr>
             <w:r>
               <w:t>Estudiante</w:t>
@@ -8244,7 +8674,7 @@
           </w:tcPr>
           <w:p>
             <w:pPr>
-              <w:ind w:firstLine="0"/>
+              <w:pStyle w:val="TextoTablas"/>
             </w:pPr>
             <w:proofErr w:type="spellStart"/>
             <w:proofErr w:type="gramStart"/>
@@ -8267,7 +8697,7 @@
           </w:tcPr>
           <w:p>
             <w:pPr>
-              <w:ind w:firstLine="0"/>
+              <w:pStyle w:val="TextoTablas"/>
             </w:pPr>
             <w:r>
               <w:t>El sistema confirma el préstamo al estudiante.</w:t>
@@ -8327,7 +8757,6 @@
         </w:numPr>
       </w:pPr>
       <w:r>
-        <w:lastRenderedPageBreak/>
         <w:t>Cada flecha representa un mensaje o llamada entre componentes, lo que ayuda a definir las interfaces del sistema.</w:t>
       </w:r>
     </w:p>
@@ -8336,7 +8765,6 @@
         <w:t>La siguiente tabla muestra la comparación general de los cuatro modelos:</w:t>
       </w:r>
     </w:p>
-    <w:p/>
     <w:p/>
     <w:p>
       <w:pPr>
@@ -8369,7 +8797,7 @@
           </w:tcPr>
           <w:p>
             <w:pPr>
-              <w:ind w:firstLine="0"/>
+              <w:pStyle w:val="TextoTablas"/>
             </w:pPr>
             <w:r>
               <w:t>Modelo</w:t>
@@ -8382,7 +8810,7 @@
           </w:tcPr>
           <w:p>
             <w:pPr>
-              <w:ind w:firstLine="0"/>
+              <w:pStyle w:val="TextoTablas"/>
             </w:pPr>
             <w:r>
               <w:t>¿Qué representa?</w:t>
@@ -8395,7 +8823,7 @@
           </w:tcPr>
           <w:p>
             <w:pPr>
-              <w:ind w:firstLine="0"/>
+              <w:pStyle w:val="TextoTablas"/>
             </w:pPr>
             <w:r>
               <w:t>¿Cuándo usarlo?</w:t>
@@ -8408,7 +8836,7 @@
           </w:tcPr>
           <w:p>
             <w:pPr>
-              <w:ind w:firstLine="0"/>
+              <w:pStyle w:val="TextoTablas"/>
             </w:pPr>
             <w:r>
               <w:t>Nivel técnico</w:t>
@@ -8426,7 +8854,7 @@
           </w:tcPr>
           <w:p>
             <w:pPr>
-              <w:ind w:firstLine="0"/>
+              <w:pStyle w:val="TextoTablas"/>
             </w:pPr>
             <w:r>
               <w:t>Caso de uso</w:t>
@@ -8439,7 +8867,7 @@
           </w:tcPr>
           <w:p>
             <w:pPr>
-              <w:ind w:firstLine="0"/>
+              <w:pStyle w:val="TextoTablas"/>
             </w:pPr>
             <w:r>
               <w:t>Interacciones entre actores y el sistema (funcionalidades).</w:t>
@@ -8452,7 +8880,7 @@
           </w:tcPr>
           <w:p>
             <w:pPr>
-              <w:ind w:firstLine="0"/>
+              <w:pStyle w:val="TextoTablas"/>
             </w:pPr>
             <w:r>
               <w:t>Al inicio del proyecto para definir el alcance funcional con el cliente.</w:t>
@@ -8465,7 +8893,7 @@
           </w:tcPr>
           <w:p>
             <w:pPr>
-              <w:ind w:firstLine="0"/>
+              <w:pStyle w:val="TextoTablas"/>
             </w:pPr>
             <w:r>
               <w:t>Bajo - accesible para no técnicos.</w:t>
@@ -8480,7 +8908,7 @@
           </w:tcPr>
           <w:p>
             <w:pPr>
-              <w:ind w:firstLine="0"/>
+              <w:pStyle w:val="TextoTablas"/>
             </w:pPr>
             <w:r>
               <w:t>Diagrama de flujo</w:t>
@@ -8493,7 +8921,7 @@
           </w:tcPr>
           <w:p>
             <w:pPr>
-              <w:ind w:firstLine="0"/>
+              <w:pStyle w:val="TextoTablas"/>
             </w:pPr>
             <w:r>
               <w:t>Secuencia de pasos y decisiones en un proceso.</w:t>
@@ -8506,7 +8934,7 @@
           </w:tcPr>
           <w:p>
             <w:pPr>
-              <w:ind w:firstLine="0"/>
+              <w:pStyle w:val="TextoTablas"/>
             </w:pPr>
             <w:r>
               <w:t>Para documentar lógica de procesos complejos con muchas ramificaciones.</w:t>
@@ -8519,7 +8947,7 @@
           </w:tcPr>
           <w:p>
             <w:pPr>
-              <w:ind w:firstLine="0"/>
+              <w:pStyle w:val="TextoTablas"/>
             </w:pPr>
             <w:r>
               <w:t>Bajo - medio.</w:t>
@@ -8537,9 +8965,10 @@
           </w:tcPr>
           <w:p>
             <w:pPr>
-              <w:ind w:firstLine="0"/>
-            </w:pPr>
-            <w:r>
+              <w:pStyle w:val="TextoTablas"/>
+            </w:pPr>
+            <w:r>
+              <w:lastRenderedPageBreak/>
               <w:t>Diagrama de clases</w:t>
             </w:r>
           </w:p>
@@ -8550,7 +8979,7 @@
           </w:tcPr>
           <w:p>
             <w:pPr>
-              <w:ind w:firstLine="0"/>
+              <w:pStyle w:val="TextoTablas"/>
             </w:pPr>
             <w:r>
               <w:t>Estructura del sistema: clases, atributos, métodos y relaciones.</w:t>
@@ -8563,14 +8992,10 @@
           </w:tcPr>
           <w:p>
             <w:pPr>
-              <w:ind w:firstLine="0"/>
-            </w:pPr>
-            <w:r>
-              <w:t xml:space="preserve">En la fase de diseño para definir la arquitectura </w:t>
-            </w:r>
-            <w:r>
-              <w:lastRenderedPageBreak/>
-              <w:t>orientada a objetos.</w:t>
+              <w:pStyle w:val="TextoTablas"/>
+            </w:pPr>
+            <w:r>
+              <w:t>En la fase de diseño para definir la arquitectura orientada a objetos.</w:t>
             </w:r>
           </w:p>
         </w:tc>
@@ -8580,10 +9005,9 @@
           </w:tcPr>
           <w:p>
             <w:pPr>
-              <w:ind w:firstLine="0"/>
-            </w:pPr>
-            <w:r>
-              <w:lastRenderedPageBreak/>
+              <w:pStyle w:val="TextoTablas"/>
+            </w:pPr>
+            <w:r>
               <w:t>Alto - orientado a desarrollo.</w:t>
             </w:r>
           </w:p>
@@ -8596,7 +9020,7 @@
           </w:tcPr>
           <w:p>
             <w:pPr>
-              <w:ind w:firstLine="0"/>
+              <w:pStyle w:val="TextoTablas"/>
             </w:pPr>
             <w:r>
               <w:t>Diagrama de secuencia</w:t>
@@ -8609,7 +9033,7 @@
           </w:tcPr>
           <w:p>
             <w:pPr>
-              <w:ind w:firstLine="0"/>
+              <w:pStyle w:val="TextoTablas"/>
             </w:pPr>
             <w:r>
               <w:t>Interacción entre componentes a lo largo del tiempo.</w:t>
@@ -8622,7 +9046,7 @@
           </w:tcPr>
           <w:p>
             <w:pPr>
-              <w:ind w:firstLine="0"/>
+              <w:pStyle w:val="TextoTablas"/>
             </w:pPr>
             <w:r>
               <w:t xml:space="preserve">Para documentar el comportamiento dinámico de un caso de uso </w:t>
@@ -8641,7 +9065,7 @@
           </w:tcPr>
           <w:p>
             <w:pPr>
-              <w:ind w:firstLine="0"/>
+              <w:pStyle w:val="TextoTablas"/>
             </w:pPr>
             <w:r>
               <w:t>Alto - orientado a desarrollo.</w:t>
@@ -8673,6 +9097,7 @@
         <w:t>Existen diversas herramientas, tanto gratuitas como de pago, que los ingenieros de requisitos usan para crear estos diagramas de forma profesional:</w:t>
       </w:r>
     </w:p>
+    <w:p/>
     <w:p>
       <w:pPr>
         <w:pStyle w:val="Tabla"/>
@@ -8703,7 +9128,7 @@
           </w:tcPr>
           <w:p>
             <w:pPr>
-              <w:ind w:firstLine="0"/>
+              <w:pStyle w:val="TextoTablas"/>
             </w:pPr>
             <w:r>
               <w:t>Herramienta</w:t>
@@ -8716,7 +9141,7 @@
           </w:tcPr>
           <w:p>
             <w:pPr>
-              <w:ind w:firstLine="0"/>
+              <w:pStyle w:val="TextoTablas"/>
             </w:pPr>
             <w:r>
               <w:t>Costo / tipo</w:t>
@@ -8729,7 +9154,7 @@
           </w:tcPr>
           <w:p>
             <w:pPr>
-              <w:ind w:firstLine="0"/>
+              <w:pStyle w:val="TextoTablas"/>
             </w:pPr>
             <w:r>
               <w:t>Diagramas que soporta</w:t>
@@ -8747,7 +9172,7 @@
           </w:tcPr>
           <w:p>
             <w:pPr>
-              <w:ind w:firstLine="0"/>
+              <w:pStyle w:val="TextoTablas"/>
             </w:pPr>
             <w:r>
               <w:t>Draw.io (diagrams.net)</w:t>
@@ -8760,7 +9185,7 @@
           </w:tcPr>
           <w:p>
             <w:pPr>
-              <w:ind w:firstLine="0"/>
+              <w:pStyle w:val="TextoTablas"/>
             </w:pPr>
             <w:r>
               <w:t xml:space="preserve">Gratuita - </w:t>
@@ -8782,7 +9207,7 @@
           </w:tcPr>
           <w:p>
             <w:pPr>
-              <w:ind w:firstLine="0"/>
+              <w:pStyle w:val="TextoTablas"/>
             </w:pPr>
             <w:r>
               <w:t>Todos los tipos: UML, flujo, ER, redes, etc.</w:t>
@@ -8797,7 +9222,7 @@
           </w:tcPr>
           <w:p>
             <w:pPr>
-              <w:ind w:firstLine="0"/>
+              <w:pStyle w:val="TextoTablas"/>
             </w:pPr>
             <w:proofErr w:type="spellStart"/>
             <w:r>
@@ -8812,7 +9237,7 @@
           </w:tcPr>
           <w:p>
             <w:pPr>
-              <w:ind w:firstLine="0"/>
+              <w:pStyle w:val="TextoTablas"/>
             </w:pPr>
             <w:r>
               <w:rPr>
@@ -8840,7 +9265,7 @@
           </w:tcPr>
           <w:p>
             <w:pPr>
-              <w:ind w:firstLine="0"/>
+              <w:pStyle w:val="TextoTablas"/>
             </w:pPr>
             <w:r>
               <w:t xml:space="preserve">UML, flujo, </w:t>
@@ -8867,7 +9292,7 @@
           </w:tcPr>
           <w:p>
             <w:pPr>
-              <w:ind w:firstLine="0"/>
+              <w:pStyle w:val="TextoTablas"/>
             </w:pPr>
             <w:proofErr w:type="spellStart"/>
             <w:r>
@@ -8882,7 +9307,7 @@
           </w:tcPr>
           <w:p>
             <w:pPr>
-              <w:ind w:firstLine="0"/>
+              <w:pStyle w:val="TextoTablas"/>
             </w:pPr>
             <w:r>
               <w:t>Freemium - escritorio</w:t>
@@ -8895,7 +9320,7 @@
           </w:tcPr>
           <w:p>
             <w:pPr>
-              <w:ind w:firstLine="0"/>
+              <w:pStyle w:val="TextoTablas"/>
             </w:pPr>
             <w:r>
               <w:t>Especialización en UML: casos de uso, clases, secuencia.</w:t>
@@ -8910,10 +9335,9 @@
           </w:tcPr>
           <w:p>
             <w:pPr>
-              <w:ind w:firstLine="0"/>
-            </w:pPr>
-            <w:r>
-              <w:lastRenderedPageBreak/>
+              <w:pStyle w:val="TextoTablas"/>
+            </w:pPr>
+            <w:r>
               <w:t xml:space="preserve">Visual </w:t>
             </w:r>
             <w:proofErr w:type="spellStart"/>
@@ -8929,7 +9353,7 @@
           </w:tcPr>
           <w:p>
             <w:pPr>
-              <w:ind w:firstLine="0"/>
+              <w:pStyle w:val="TextoTablas"/>
             </w:pPr>
             <w:r>
               <w:t xml:space="preserve">Freemium - escritorio y </w:t>
@@ -8948,7 +9372,7 @@
           </w:tcPr>
           <w:p>
             <w:pPr>
-              <w:ind w:firstLine="0"/>
+              <w:pStyle w:val="TextoTablas"/>
             </w:pPr>
             <w:r>
               <w:t>UML completo + BPMN + modelado de BD.</w:t>
@@ -8966,7 +9390,7 @@
           </w:tcPr>
           <w:p>
             <w:pPr>
-              <w:ind w:firstLine="0"/>
+              <w:pStyle w:val="TextoTablas"/>
             </w:pPr>
             <w:r>
               <w:t xml:space="preserve">Enterprise </w:t>
@@ -8984,7 +9408,7 @@
           </w:tcPr>
           <w:p>
             <w:pPr>
-              <w:ind w:firstLine="0"/>
+              <w:pStyle w:val="TextoTablas"/>
             </w:pPr>
             <w:r>
               <w:t>Pago - profesional</w:t>
@@ -8997,7 +9421,7 @@
           </w:tcPr>
           <w:p>
             <w:pPr>
-              <w:ind w:firstLine="0"/>
+              <w:pStyle w:val="TextoTablas"/>
             </w:pPr>
             <w:r>
               <w:t>UML completo, trazabilidad, generación de código.</w:t>
@@ -9012,10 +9436,11 @@
           </w:tcPr>
           <w:p>
             <w:pPr>
-              <w:ind w:firstLine="0"/>
+              <w:pStyle w:val="TextoTablas"/>
             </w:pPr>
             <w:proofErr w:type="spellStart"/>
             <w:r>
+              <w:lastRenderedPageBreak/>
               <w:t>PlantUML</w:t>
             </w:r>
             <w:proofErr w:type="spellEnd"/>
@@ -9027,7 +9452,7 @@
           </w:tcPr>
           <w:p>
             <w:pPr>
-              <w:ind w:firstLine="0"/>
+              <w:pStyle w:val="TextoTablas"/>
             </w:pPr>
             <w:r>
               <w:t>Gratuita - basada en texto</w:t>
@@ -9040,7 +9465,7 @@
           </w:tcPr>
           <w:p>
             <w:pPr>
-              <w:ind w:firstLine="0"/>
+              <w:pStyle w:val="TextoTablas"/>
             </w:pPr>
             <w:r>
               <w:t>UML desde código de texto plano. Ideal para automatización.</w:t>
@@ -9058,7 +9483,7 @@
           </w:tcPr>
           <w:p>
             <w:pPr>
-              <w:ind w:firstLine="0"/>
+              <w:pStyle w:val="TextoTablas"/>
             </w:pPr>
             <w:r>
               <w:t>Microsoft Visio</w:t>
@@ -9071,7 +9496,7 @@
           </w:tcPr>
           <w:p>
             <w:pPr>
-              <w:ind w:firstLine="0"/>
+              <w:pStyle w:val="TextoTablas"/>
             </w:pPr>
             <w:r>
               <w:t>Pago - integrado con Office</w:t>
@@ -9084,7 +9509,7 @@
           </w:tcPr>
           <w:p>
             <w:pPr>
-              <w:ind w:firstLine="0"/>
+              <w:pStyle w:val="TextoTablas"/>
             </w:pPr>
             <w:r>
               <w:t>Flujo, organización, redes, UML básico.</w:t>
@@ -9106,22 +9531,22 @@
       </w:pPr>
       <w:bookmarkStart w:id="10" w:name="_Toc228451989"/>
       <w:r>
+        <w:t>Enfoque híbrido</w:t>
+      </w:r>
+      <w:bookmarkEnd w:id="10"/>
+      <w:r>
+        <w:t xml:space="preserve"> </w:t>
+      </w:r>
+    </w:p>
+    <w:p>
+      <w:r>
+        <w:t>Combina lo mejor de ambos mundos. Una especificación de requisitos típicamente incluye narrativa en lenguaje natural para contexto, explicación y casos de uso, complementada con diagramas que muestran relaciones complejas, flujos de datos y estructuras. Por ejemplo, podría haber un párrafo que explique el concepto de un cliente registrado en un sistema de comercio electrónico, seguido de un diagrama que muestre cómo se relacionan los clientes con sus órdenes, direcciones de envío y métodos de pago.</w:t>
+      </w:r>
+    </w:p>
+    <w:p/>
+    <w:p>
+      <w:r>
         <w:lastRenderedPageBreak/>
-        <w:t>Enfoque híbrido</w:t>
-      </w:r>
-      <w:bookmarkEnd w:id="10"/>
-      <w:r>
-        <w:t xml:space="preserve"> </w:t>
-      </w:r>
-    </w:p>
-    <w:p>
-      <w:r>
-        <w:t>Combina lo mejor de ambos mundos. Una especificación de requisitos típicamente incluye narrativa en lenguaje natural para contexto, explicación y casos de uso, complementada con diagramas que muestran relaciones complejas, flujos de datos y estructuras. Por ejemplo, podría haber un párrafo que explique el concepto de un cliente registrado en un sistema de comercio electrónico, seguido de un diagrama que muestre cómo se relacionan los clientes con sus órdenes, direcciones de envío y métodos de pago.</w:t>
-      </w:r>
-    </w:p>
-    <w:p/>
-    <w:p>
-      <w:r>
         <w:t xml:space="preserve">En la práctica, los proyectos de </w:t>
       </w:r>
       <w:r>
@@ -9174,10 +9599,9 @@
           </w:tcPr>
           <w:p>
             <w:pPr>
-              <w:ind w:firstLine="0"/>
-            </w:pPr>
-            <w:r>
-              <w:lastRenderedPageBreak/>
+              <w:pStyle w:val="TextoTablas"/>
+            </w:pPr>
+            <w:r>
               <w:t>Combinación hibrida</w:t>
             </w:r>
           </w:p>
@@ -9188,7 +9612,7 @@
           </w:tcPr>
           <w:p>
             <w:pPr>
-              <w:ind w:firstLine="0"/>
+              <w:pStyle w:val="TextoTablas"/>
             </w:pPr>
             <w:r>
               <w:t>¿Cuándo se usa?</w:t>
@@ -9201,7 +9625,7 @@
           </w:tcPr>
           <w:p>
             <w:pPr>
-              <w:ind w:firstLine="0"/>
+              <w:pStyle w:val="TextoTablas"/>
             </w:pPr>
             <w:r>
               <w:t>Ejemplo de aplicación</w:t>
@@ -9219,7 +9643,7 @@
           </w:tcPr>
           <w:p>
             <w:pPr>
-              <w:ind w:firstLine="0"/>
+              <w:pStyle w:val="TextoTablas"/>
             </w:pPr>
             <w:r>
               <w:t>Lenguaje natural + casos de uso</w:t>
@@ -9232,7 +9656,7 @@
           </w:tcPr>
           <w:p>
             <w:pPr>
-              <w:ind w:firstLine="0"/>
+              <w:pStyle w:val="TextoTablas"/>
             </w:pPr>
             <w:r>
               <w:t>Para presentar el alcance del sistema a clientes. El texto describe el contexto y el diagrama muestra el alcance funcional.</w:t>
@@ -9245,7 +9669,7 @@
           </w:tcPr>
           <w:p>
             <w:pPr>
-              <w:ind w:firstLine="0"/>
+              <w:pStyle w:val="TextoTablas"/>
             </w:pPr>
             <w:r>
               <w:t>Una tabla de casos de uso con su descripción en texto adjunta al diagrama.</w:t>
@@ -9260,7 +9684,7 @@
           </w:tcPr>
           <w:p>
             <w:pPr>
-              <w:ind w:firstLine="0"/>
+              <w:pStyle w:val="TextoTablas"/>
             </w:pPr>
             <w:r>
               <w:t>Lenguaje natural + diagrama de flujo</w:t>
@@ -9273,7 +9697,7 @@
           </w:tcPr>
           <w:p>
             <w:pPr>
-              <w:ind w:firstLine="0"/>
+              <w:pStyle w:val="TextoTablas"/>
             </w:pPr>
             <w:r>
               <w:t>Para documentar reglas de negocio complejas. El texto describe la regla y el flujo muestra los caminos posibles.</w:t>
@@ -9286,7 +9710,7 @@
           </w:tcPr>
           <w:p>
             <w:pPr>
-              <w:ind w:firstLine="0"/>
+              <w:pStyle w:val="TextoTablas"/>
             </w:pPr>
             <w:r>
               <w:t>Un requisito de validación de pago descrito en texto + el flujo de decisión del proceso.</w:t>
@@ -9304,7 +9728,7 @@
           </w:tcPr>
           <w:p>
             <w:pPr>
-              <w:ind w:firstLine="0"/>
+              <w:pStyle w:val="TextoTablas"/>
             </w:pPr>
             <w:r>
               <w:t>Lenguaje natural + diagrama de clases</w:t>
@@ -9317,7 +9741,7 @@
           </w:tcPr>
           <w:p>
             <w:pPr>
-              <w:ind w:firstLine="0"/>
+              <w:pStyle w:val="TextoTablas"/>
             </w:pPr>
             <w:r>
               <w:t>Para definir el modelo de datos. El texto describe las entidades y el diagrama muestra sus relaciones y multiplicidades.</w:t>
@@ -9330,7 +9754,7 @@
           </w:tcPr>
           <w:p>
             <w:pPr>
-              <w:ind w:firstLine="0"/>
+              <w:pStyle w:val="TextoTablas"/>
             </w:pPr>
             <w:r>
               <w:t>Especificación de entidades de un e-</w:t>
@@ -9354,7 +9778,7 @@
           </w:tcPr>
           <w:p>
             <w:pPr>
-              <w:ind w:firstLine="0"/>
+              <w:pStyle w:val="TextoTablas"/>
             </w:pPr>
             <w:r>
               <w:t>Lenguaje natural + diagrama de secuencia</w:t>
@@ -9367,14 +9791,10 @@
           </w:tcPr>
           <w:p>
             <w:pPr>
-              <w:ind w:firstLine="0"/>
-            </w:pPr>
-            <w:r>
-              <w:t xml:space="preserve">Para documentar integraciones entre sistemas. El texto describe el escenario y la secuencia </w:t>
-            </w:r>
-            <w:r>
-              <w:lastRenderedPageBreak/>
-              <w:t>muestra los mensajes intercambiados.</w:t>
+              <w:pStyle w:val="TextoTablas"/>
+            </w:pPr>
+            <w:r>
+              <w:t>Para documentar integraciones entre sistemas. El texto describe el escenario y la secuencia muestra los mensajes intercambiados.</w:t>
             </w:r>
           </w:p>
         </w:tc>
@@ -9384,10 +9804,9 @@
           </w:tcPr>
           <w:p>
             <w:pPr>
-              <w:ind w:firstLine="0"/>
-            </w:pPr>
-            <w:r>
-              <w:lastRenderedPageBreak/>
+              <w:pStyle w:val="TextoTablas"/>
+            </w:pPr>
+            <w:r>
               <w:t>Integración con pasarela de pago: texto del escenario + secuencia de llamadas API.</w:t>
             </w:r>
           </w:p>
@@ -9403,9 +9822,10 @@
           </w:tcPr>
           <w:p>
             <w:pPr>
-              <w:ind w:firstLine="0"/>
-            </w:pPr>
-            <w:r>
+              <w:pStyle w:val="TextoTablas"/>
+            </w:pPr>
+            <w:r>
+              <w:lastRenderedPageBreak/>
               <w:t>Historias de usuario + criterios de aceptación + flujo</w:t>
             </w:r>
           </w:p>
@@ -9416,7 +9836,7 @@
           </w:tcPr>
           <w:p>
             <w:pPr>
-              <w:ind w:firstLine="0"/>
+              <w:pStyle w:val="TextoTablas"/>
             </w:pPr>
             <w:r>
               <w:t>En metodologías agiles. La historia describe el valor, los criterios definen la verificación y el flujo muestra el proceso.</w:t>
@@ -9429,7 +9849,7 @@
           </w:tcPr>
           <w:p>
             <w:pPr>
-              <w:ind w:firstLine="0"/>
+              <w:pStyle w:val="TextoTablas"/>
             </w:pPr>
             <w:r>
               <w:t xml:space="preserve">Historia: “como comprador desea pagar con tarjeta”. Criterios medibles + flujo del </w:t>
@@ -9488,10 +9908,9 @@
           </w:tcPr>
           <w:p>
             <w:pPr>
-              <w:ind w:firstLine="0"/>
-            </w:pPr>
-            <w:r>
-              <w:lastRenderedPageBreak/>
+              <w:pStyle w:val="TextoTablas"/>
+            </w:pPr>
+            <w:r>
               <w:t>Enfoque</w:t>
             </w:r>
           </w:p>
@@ -9502,7 +9921,7 @@
           </w:tcPr>
           <w:p>
             <w:pPr>
-              <w:ind w:firstLine="0"/>
+              <w:pStyle w:val="TextoTablas"/>
             </w:pPr>
             <w:r>
               <w:t>Ventajas</w:t>
@@ -9515,7 +9934,7 @@
           </w:tcPr>
           <w:p>
             <w:pPr>
-              <w:ind w:firstLine="0"/>
+              <w:pStyle w:val="TextoTablas"/>
             </w:pPr>
             <w:r>
               <w:t>Limitaciones</w:t>
@@ -9533,7 +9952,7 @@
           </w:tcPr>
           <w:p>
             <w:pPr>
-              <w:ind w:firstLine="0"/>
+              <w:pStyle w:val="TextoTablas"/>
             </w:pPr>
             <w:r>
               <w:t>Lenguaje natural</w:t>
@@ -9546,7 +9965,7 @@
           </w:tcPr>
           <w:p>
             <w:pPr>
-              <w:ind w:firstLine="0"/>
+              <w:pStyle w:val="TextoTablas"/>
             </w:pPr>
             <w:r>
               <w:t>Accesible a todas las audiencias, excelente para narrativa y contexto, requiere mínima capacitación, flexible en expresión y permite descripción de requisitos complejos.</w:t>
@@ -9559,7 +9978,7 @@
           </w:tcPr>
           <w:p>
             <w:pPr>
-              <w:ind w:firstLine="0"/>
+              <w:pStyle w:val="TextoTablas"/>
             </w:pPr>
             <w:r>
               <w:t>Ambiguo, sujeto a múltiples interpretaciones, difícil de validar formalmente, puede ser verboso, inconsistencias y no siempre detectadas.</w:t>
@@ -9574,7 +9993,7 @@
           </w:tcPr>
           <w:p>
             <w:pPr>
-              <w:ind w:firstLine="0"/>
+              <w:pStyle w:val="TextoTablas"/>
             </w:pPr>
             <w:r>
               <w:t>Modelos conceptuales (UML, diagramas)</w:t>
@@ -9587,10 +10006,14 @@
           </w:tcPr>
           <w:p>
             <w:pPr>
-              <w:ind w:firstLine="0"/>
-            </w:pPr>
-            <w:r>
-              <w:t>Precisión, captura relaciones complejas visualmente, permite análisis formal automático, consistencia entre vistas y facilita detección de inconsistencias.</w:t>
+              <w:pStyle w:val="TextoTablas"/>
+            </w:pPr>
+            <w:r>
+              <w:t xml:space="preserve">Precisión, captura relaciones complejas visualmente, permite análisis formal automático, </w:t>
+            </w:r>
+            <w:r>
+              <w:lastRenderedPageBreak/>
+              <w:t>consistencia entre vistas y facilita detección de inconsistencias.</w:t>
             </w:r>
           </w:p>
         </w:tc>
@@ -9600,10 +10023,15 @@
           </w:tcPr>
           <w:p>
             <w:pPr>
-              <w:ind w:firstLine="0"/>
-            </w:pPr>
-            <w:r>
-              <w:t>Requiere capacitación técnica, puede ser abstracto, no todas las personas técnicas conocen UML, tiempo de aprendizaje y puede ocultar detalles importantes.</w:t>
+              <w:pStyle w:val="TextoTablas"/>
+            </w:pPr>
+            <w:r>
+              <w:lastRenderedPageBreak/>
+              <w:t xml:space="preserve">Requiere capacitación técnica, puede ser abstracto, no todas las personas técnicas conocen UML, tiempo de aprendizaje y </w:t>
+            </w:r>
+            <w:r>
+              <w:lastRenderedPageBreak/>
+              <w:t>puede ocultar detalles importantes.</w:t>
             </w:r>
           </w:p>
         </w:tc>
@@ -9618,9 +10046,10 @@
           </w:tcPr>
           <w:p>
             <w:pPr>
-              <w:ind w:firstLine="0"/>
-            </w:pPr>
-            <w:r>
+              <w:pStyle w:val="TextoTablas"/>
+            </w:pPr>
+            <w:r>
+              <w:lastRenderedPageBreak/>
               <w:t>Híbrido (narrativa + modelos)</w:t>
             </w:r>
           </w:p>
@@ -9631,7 +10060,7 @@
           </w:tcPr>
           <w:p>
             <w:pPr>
-              <w:ind w:firstLine="0"/>
+              <w:pStyle w:val="TextoTablas"/>
             </w:pPr>
             <w:r>
               <w:t>Combina claridad de narrativa con precisión de modelos, múltiples perspectivas, flexible, comprensible por diferentes audiencias y profesional.</w:t>
@@ -9644,7 +10073,7 @@
           </w:tcPr>
           <w:p>
             <w:pPr>
-              <w:ind w:firstLine="0"/>
+              <w:pStyle w:val="TextoTablas"/>
             </w:pPr>
             <w:r>
               <w:t>Mayor esfuerzo de documentación, necesita coordinación cuidadosa entre textos y diagramas, requiere competencia en múltiples técnicas.</w:t>
@@ -9705,7 +10134,6 @@
         <w:t>Los estándares y formatos son solo la estructura, lo verdaderamente importante es la calidad de cómo se escriben los requisitos individuales. Aquí hay siete principios fundamentales para escribir requisitos de calidad:</w:t>
       </w:r>
     </w:p>
-    <w:p/>
     <w:p>
       <w:pPr>
         <w:pStyle w:val="Prrafodelista"/>
@@ -9726,11 +10154,11 @@
     </w:p>
     <w:p>
       <w:r>
-        <w:t xml:space="preserve">Un requisito debe ser expresado en lenguaje claro, preciso y sin ambigüedades. Considere la diferencia entre: "el sistema debe ser eficiente" (ambiguo, no verificable) versus "el sistema debe procesar un lote de 1000 órdenes de compra en menos de 5 </w:t>
+        <w:t xml:space="preserve">Un requisito debe ser expresado en lenguaje claro, preciso y sin ambigüedades. Considere la diferencia entre: "el sistema debe ser eficiente" (ambiguo, no verificable) versus "el sistema debe procesar un lote de 1000 órdenes de compra en menos de 5 minutos cuando se ejecuta en un servidor con procesador Intel Xeon E5-2690 y 32GB </w:t>
       </w:r>
       <w:r>
         <w:lastRenderedPageBreak/>
-        <w:t xml:space="preserve">minutos cuando se ejecuta en un servidor con procesador Intel Xeon E5-2690 y 32GB de RAM" (específico, verificable, cuantificable). La claridad también significa evitar jerga innecesaria. Si está documentando un requisito para ser leído por </w:t>
+        <w:t xml:space="preserve">de RAM" (específico, verificable, cuantificable). La claridad también significa evitar jerga innecesaria. Si está documentando un requisito para ser leído por </w:t>
       </w:r>
       <w:r>
         <w:rPr>
@@ -9816,11 +10244,11 @@
     </w:p>
     <w:p>
       <w:r>
-        <w:t xml:space="preserve">Cada requisito debe tener un identificador único, como REQ-001, REQ-002, etc. Este identificador permite referenciar el requisito en otras partes del documento, en </w:t>
+        <w:t xml:space="preserve">Cada requisito debe tener un identificador único, como REQ-001, REQ-002, etc. Este identificador permite referenciar el requisito en otras partes del documento, en planes de prueba, en cambios solicitados, en discusiones con el cliente. Sin trazabilidad, </w:t>
       </w:r>
       <w:r>
         <w:lastRenderedPageBreak/>
-        <w:t>planes de prueba, en cambios solicitados, en discusiones con el cliente. Sin trazabilidad, es fácil perder referencias, olvidar validar un requisito o implementar una funcionalidad sin haberse dado cuenta que fue solicitada.</w:t>
+        <w:t>es fácil perder referencias, olvidar validar un requisito o implementar una funcionalidad sin haberse dado cuenta que fue solicitada.</w:t>
       </w:r>
     </w:p>
     <w:p>
@@ -9907,7 +10335,19 @@
         </w:numPr>
       </w:pPr>
       <w:r>
-        <w:t>Ejemplo 1</w:t>
+        <w:rPr>
+          <w:b/>
+        </w:rPr>
+        <w:t>Ejemplo</w:t>
+      </w:r>
+      <w:r>
+        <w:t xml:space="preserve"> </w:t>
+      </w:r>
+      <w:r>
+        <w:rPr>
+          <w:b/>
+        </w:rPr>
+        <w:t>1</w:t>
       </w:r>
     </w:p>
     <w:p>
@@ -10004,7 +10444,20 @@
     </w:p>
     <w:p/>
     <w:p>
-      <w:r>
+      <w:pPr>
+        <w:pStyle w:val="Prrafodelista"/>
+        <w:numPr>
+          <w:ilvl w:val="0"/>
+          <w:numId w:val="22"/>
+        </w:numPr>
+        <w:rPr>
+          <w:b/>
+        </w:rPr>
+      </w:pPr>
+      <w:r>
+        <w:rPr>
+          <w:b/>
+        </w:rPr>
         <w:t>Ejemplo 3</w:t>
       </w:r>
     </w:p>
@@ -10271,7 +10724,7 @@
                     </pic:cNvPicPr>
                   </pic:nvPicPr>
                   <pic:blipFill>
-                    <a:blip r:embed="rId11">
+                    <a:blip r:embed="rId12">
                       <a:extLst>
                         <a:ext uri="{28A0092B-C50C-407E-A947-70E740481C1C}">
                           <a14:useLocalDpi xmlns:a14="http://schemas.microsoft.com/office/drawing/2010/main" val="0"/>
@@ -10360,7 +10813,6 @@
         <w:t>Requisitos no funcionales</w:t>
       </w:r>
     </w:p>
-    <w:p/>
     <w:p>
       <w:r>
         <w:t>Actualización del estándar</w:t>
@@ -10403,8 +10855,6 @@
         <w:t>El IEEE 29148 reemplaza y amplía el IEEE 830 integrando mejores prácticas modernas de ingeniería de requisitos.</w:t>
       </w:r>
     </w:p>
-    <w:p/>
-    <w:p/>
     <w:p>
       <w:pPr>
         <w:pStyle w:val="Prrafodelista"/>
@@ -10420,37 +10870,40 @@
         <w:rPr>
           <w:b/>
         </w:rPr>
+        <w:t xml:space="preserve">IREB </w:t>
+      </w:r>
+    </w:p>
+    <w:p>
+      <w:r>
+        <w:t xml:space="preserve">El International </w:t>
+      </w:r>
+      <w:proofErr w:type="spellStart"/>
+      <w:r>
+        <w:t>Requirements</w:t>
+      </w:r>
+      <w:proofErr w:type="spellEnd"/>
+      <w:r>
+        <w:t xml:space="preserve"> </w:t>
+      </w:r>
+      <w:proofErr w:type="spellStart"/>
+      <w:r>
+        <w:t>Engineering</w:t>
+      </w:r>
+      <w:proofErr w:type="spellEnd"/>
+      <w:r>
+        <w:t xml:space="preserve"> </w:t>
+      </w:r>
+      <w:proofErr w:type="spellStart"/>
+      <w:r>
+        <w:t>Board</w:t>
+      </w:r>
+      <w:proofErr w:type="spellEnd"/>
+      <w:r>
+        <w:t xml:space="preserve"> (IREB) es una organización profesional dedicada a la certificación de ingenieros de requisitos. Para obtener una </w:t>
+      </w:r>
+      <w:r>
         <w:lastRenderedPageBreak/>
-        <w:t xml:space="preserve">IREB </w:t>
-      </w:r>
-    </w:p>
-    <w:p>
-      <w:r>
-        <w:t xml:space="preserve">El International </w:t>
-      </w:r>
-      <w:proofErr w:type="spellStart"/>
-      <w:r>
-        <w:t>Requirements</w:t>
-      </w:r>
-      <w:proofErr w:type="spellEnd"/>
-      <w:r>
-        <w:t xml:space="preserve"> </w:t>
-      </w:r>
-      <w:proofErr w:type="spellStart"/>
-      <w:r>
-        <w:t>Engineering</w:t>
-      </w:r>
-      <w:proofErr w:type="spellEnd"/>
-      <w:r>
-        <w:t xml:space="preserve"> </w:t>
-      </w:r>
-      <w:proofErr w:type="spellStart"/>
-      <w:r>
-        <w:t>Board</w:t>
-      </w:r>
-      <w:proofErr w:type="spellEnd"/>
-      <w:r>
-        <w:t xml:space="preserve"> (IREB) es una organización profesional dedicada a la certificación de ingenieros de requisitos. Para obtener una certificación IREB, el profesional debe demostrar un conocimiento sólido de los principios de la ingeniería de requisitos. Entre las áreas evaluadas se incluye el dominio de estándares como IEEE 830 y las buenas prácticas en documentación. IREB define un </w:t>
+        <w:t xml:space="preserve">certificación IREB, el profesional debe demostrar un conocimiento sólido de los principios de la ingeniería de requisitos. Entre las áreas evaluadas se incluye el dominio de estándares como IEEE 830 y las buenas prácticas en documentación. IREB define un </w:t>
       </w:r>
       <w:r>
         <w:rPr>
@@ -10547,11 +11000,11 @@
         <w:t>software</w:t>
       </w:r>
       <w:r>
-        <w:t xml:space="preserve"> debe contar con una identificación única, una descripción clara y verificable, indicar su origen, establecer su prioridad y registrar cualquier observación relevante. Esta información permite comprender no solo qué debe hacer el sistema, sino también por qué se requiere y qué tan crítico resulta para el negocio. Para asegurar que estos requisitos no se pierdan a lo largo del proyecto, se </w:t>
+        <w:t xml:space="preserve"> debe contar con una identificación única, una descripción clara y verificable, indicar su origen, establecer su prioridad y registrar cualquier observación relevante. Esta información permite comprender no solo qué debe hacer el sistema, sino también por qué se requiere y qué tan crítico resulta para el negocio. Para asegurar que estos requisitos no se pierdan a lo largo del proyecto, se emplea la matriz de trazabilidad, la cual vincula cada requisito con otros artefactos clave, como los casos de prueba, los componentes de diseño y, cuando aplica, los requisitos de nivel superior. Como complemento, la especificación puede incluir </w:t>
       </w:r>
       <w:r>
         <w:lastRenderedPageBreak/>
-        <w:t>emplea la matriz de trazabilidad, la cual vincula cada requisito con otros artefactos clave, como los casos de prueba, los componentes de diseño y, cuando aplica, los requisitos de nivel superior. Como complemento, la especificación puede incluir apéndices con diagramas (casos de uso, flujos de datos o estados), prototipos, modelos de datos, un glosario de términos y análisis de riesgos, los cuales amplían y refuerzan la comprensión del sistema.</w:t>
+        <w:t>apéndices con diagramas (casos de uso, flujos de datos o estados), prototipos, modelos de datos, un glosario de términos y análisis de riesgos, los cuales amplían y refuerzan la comprensión del sistema.</w:t>
       </w:r>
     </w:p>
     <w:p>
@@ -10561,16 +11014,16 @@
     </w:p>
     <w:p>
       <w:r>
-        <w:t xml:space="preserve">Precisamente, uno de los elementos más críticos —y con frecuencia subestimado— dentro de la especificación de requisitos es la matriz de trazabilidad. Esta se presenta como una tabla que muestra cómo cada requisito se relaciona con los diferentes artefactos del proyecto. En ella, cada fila corresponde a un requisito y las columnas indican qué caso de prueba lo valida, qué componente de diseño lo implementa o qué historia de usuario lo describe. Gracias a esta relación explícita, si durante la fase de pruebas se detecta que un requisito no está siendo validado, la </w:t>
+        <w:t>Precisamente, uno de los elementos más críticos —y con frecuencia subestimado— dentro de la especificación de requisitos es la matriz de trazabilidad. Esta se presenta como una tabla que muestra cómo cada requisito se relaciona con los diferentes artefactos del proyecto. En ella, cada fila corresponde a un requisito y las columnas indican qué caso de prueba lo valida, qué componente de diseño lo implementa o qué historia de usuario lo describe. Gracias a esta relación explícita, si durante la fase de pruebas se detecta que un requisito no está siendo validado, la matriz lo evidencia de inmediato. De igual forma, si en el desarrollo se identifica que un requisito no fue implementado, la trazabilidad permite detectarlo oportunamente.</w:t>
+      </w:r>
+    </w:p>
+    <w:p>
+      <w:r>
+        <w:t xml:space="preserve">En consecuencia, una matriz de trazabilidad bien construida se convierte en un mecanismo de control de calidad fundamental, ya que previene la omisión, </w:t>
       </w:r>
       <w:r>
         <w:lastRenderedPageBreak/>
-        <w:t>matriz lo evidencia de inmediato. De igual forma, si en el desarrollo se identifica que un requisito no fue implementado, la trazabilidad permite detectarlo oportunamente.</w:t>
-      </w:r>
-    </w:p>
-    <w:p>
-      <w:r>
-        <w:t xml:space="preserve">En consecuencia, una matriz de trazabilidad bien construida se convierte en un mecanismo de control de calidad fundamental, ya que previene la omisión, implementación parcial o validación incompleta de los requisitos. Más allá de ser un simple registro, actúa como un enlace permanente entre requisitos, diseño, desarrollo y pruebas, fortaleciendo la calidad del </w:t>
+        <w:t xml:space="preserve">implementación parcial o validación incompleta de los requisitos. Más allá de ser un simple registro, actúa como un enlace permanente entre requisitos, diseño, desarrollo y pruebas, fortaleciendo la calidad del </w:t>
       </w:r>
       <w:r>
         <w:rPr>
@@ -10618,7 +11071,7 @@
           </w:tcPr>
           <w:p>
             <w:pPr>
-              <w:ind w:firstLine="0"/>
+              <w:pStyle w:val="TextoTablas"/>
             </w:pPr>
             <w:r>
               <w:t>Requisito ID</w:t>
@@ -10631,7 +11084,7 @@
           </w:tcPr>
           <w:p>
             <w:pPr>
-              <w:ind w:firstLine="0"/>
+              <w:pStyle w:val="TextoTablas"/>
             </w:pPr>
             <w:r>
               <w:t>Descripción breve</w:t>
@@ -10644,7 +11097,7 @@
           </w:tcPr>
           <w:p>
             <w:pPr>
-              <w:ind w:firstLine="0"/>
+              <w:pStyle w:val="TextoTablas"/>
             </w:pPr>
             <w:r>
               <w:t>Casos de prueba</w:t>
@@ -10657,7 +11110,7 @@
           </w:tcPr>
           <w:p>
             <w:pPr>
-              <w:ind w:firstLine="0"/>
+              <w:pStyle w:val="TextoTablas"/>
             </w:pPr>
             <w:r>
               <w:t>Componentes de diseño</w:t>
@@ -10675,7 +11128,7 @@
           </w:tcPr>
           <w:p>
             <w:pPr>
-              <w:ind w:firstLine="0"/>
+              <w:pStyle w:val="TextoTablas"/>
             </w:pPr>
             <w:r>
               <w:t>REQ-001</w:t>
@@ -10688,7 +11141,7 @@
           </w:tcPr>
           <w:p>
             <w:pPr>
-              <w:ind w:firstLine="0"/>
+              <w:pStyle w:val="TextoTablas"/>
             </w:pPr>
             <w:r>
               <w:t>Usuario puede registrarse con email y contraseña.</w:t>
@@ -10701,7 +11154,7 @@
           </w:tcPr>
           <w:p>
             <w:pPr>
-              <w:ind w:firstLine="0"/>
+              <w:pStyle w:val="TextoTablas"/>
             </w:pPr>
             <w:r>
               <w:t>TC-001, TC-002.</w:t>
@@ -10714,7 +11167,7 @@
           </w:tcPr>
           <w:p>
             <w:pPr>
-              <w:ind w:firstLine="0"/>
+              <w:pStyle w:val="TextoTablas"/>
             </w:pPr>
             <w:r>
               <w:t>Módulos: Autenticación, Usuario.</w:t>
@@ -10729,7 +11182,7 @@
           </w:tcPr>
           <w:p>
             <w:pPr>
-              <w:ind w:firstLine="0"/>
+              <w:pStyle w:val="TextoTablas"/>
             </w:pPr>
             <w:r>
               <w:t>REQ-002</w:t>
@@ -10742,7 +11195,7 @@
           </w:tcPr>
           <w:p>
             <w:pPr>
-              <w:ind w:firstLine="0"/>
+              <w:pStyle w:val="TextoTablas"/>
             </w:pPr>
             <w:r>
               <w:t>Sistema valida fortaleza de contraseña (mínimo 12 caracteres).</w:t>
@@ -10755,7 +11208,7 @@
           </w:tcPr>
           <w:p>
             <w:pPr>
-              <w:ind w:firstLine="0"/>
+              <w:pStyle w:val="TextoTablas"/>
             </w:pPr>
             <w:r>
               <w:t>TC-003, TC-004.</w:t>
@@ -10768,7 +11221,7 @@
           </w:tcPr>
           <w:p>
             <w:pPr>
-              <w:ind w:firstLine="0"/>
+              <w:pStyle w:val="TextoTablas"/>
             </w:pPr>
             <w:r>
               <w:t>Módulos: Validación, Módulo Seguridad.</w:t>
@@ -10786,10 +11239,9 @@
           </w:tcPr>
           <w:p>
             <w:pPr>
-              <w:ind w:firstLine="0"/>
-            </w:pPr>
-            <w:r>
-              <w:lastRenderedPageBreak/>
+              <w:pStyle w:val="TextoTablas"/>
+            </w:pPr>
+            <w:r>
               <w:t>REQ-003</w:t>
             </w:r>
           </w:p>
@@ -10800,7 +11252,7 @@
           </w:tcPr>
           <w:p>
             <w:pPr>
-              <w:ind w:firstLine="0"/>
+              <w:pStyle w:val="TextoTablas"/>
             </w:pPr>
             <w:r>
               <w:t>Sistema envía email de confirmación en menos de 30 segundos.</w:t>
@@ -10813,7 +11265,7 @@
           </w:tcPr>
           <w:p>
             <w:pPr>
-              <w:ind w:firstLine="0"/>
+              <w:pStyle w:val="TextoTablas"/>
             </w:pPr>
             <w:r>
               <w:t>TC-005.</w:t>
@@ -10826,7 +11278,7 @@
           </w:tcPr>
           <w:p>
             <w:pPr>
-              <w:ind w:firstLine="0"/>
+              <w:pStyle w:val="TextoTablas"/>
             </w:pPr>
             <w:r>
               <w:t>Módulos: Email, Cola de Tareas.</w:t>
@@ -10841,7 +11293,7 @@
           </w:tcPr>
           <w:p>
             <w:pPr>
-              <w:ind w:firstLine="0"/>
+              <w:pStyle w:val="TextoTablas"/>
             </w:pPr>
             <w:r>
               <w:t>REQ-004</w:t>
@@ -10854,7 +11306,7 @@
           </w:tcPr>
           <w:p>
             <w:pPr>
-              <w:ind w:firstLine="0"/>
+              <w:pStyle w:val="TextoTablas"/>
             </w:pPr>
             <w:r>
               <w:t>Usuario puede recuperar contraseña olvidada.</w:t>
@@ -10867,7 +11319,7 @@
           </w:tcPr>
           <w:p>
             <w:pPr>
-              <w:ind w:firstLine="0"/>
+              <w:pStyle w:val="TextoTablas"/>
             </w:pPr>
             <w:r>
               <w:t>TC-006, TC-007, TC-008.</w:t>
@@ -10880,7 +11332,7 @@
           </w:tcPr>
           <w:p>
             <w:pPr>
-              <w:ind w:firstLine="0"/>
+              <w:pStyle w:val="TextoTablas"/>
             </w:pPr>
             <w:r>
               <w:t>Módulos: Recuperación, Email.</w:t>
@@ -10929,13 +11381,14 @@
         </w:numPr>
       </w:pPr>
       <w:r>
-        <w:t xml:space="preserve">Décadas de 1980–1990. Predominio de metodologías tradicionales como </w:t>
-      </w:r>
-      <w:proofErr w:type="spellStart"/>
-      <w:r>
-        <w:t>Waterfall</w:t>
-      </w:r>
-      <w:proofErr w:type="spellEnd"/>
+        <w:t>Décadas de 1980–1990. Predominio de metodologías tradicionales como</w:t>
+      </w:r>
+      <w:r>
+        <w:rPr>
+          <w:rStyle w:val="Extranjerismo"/>
+        </w:rPr>
+        <w:t>e</w:t>
+      </w:r>
       <w:r>
         <w:t>, con especificaciones extensas y detalladas.</w:t>
       </w:r>
@@ -10969,7 +11422,16 @@
         </w:numPr>
       </w:pPr>
       <w:r>
-        <w:t>Inicios de los 2000. Se consolidan Scrum y otras metodologías ágiles.</w:t>
+        <w:t xml:space="preserve">Inicios de los 2000. Se consolidan </w:t>
+      </w:r>
+      <w:r>
+        <w:rPr>
+          <w:rStyle w:val="Extranjerismo"/>
+        </w:rPr>
+        <w:t>Scrum</w:t>
+      </w:r>
+      <w:r>
+        <w:t xml:space="preserve"> y otras metodologías ágiles.</w:t>
       </w:r>
     </w:p>
     <w:p>
@@ -11583,7 +12045,7 @@
           </w:tcPr>
           <w:p>
             <w:pPr>
-              <w:ind w:firstLine="0"/>
+              <w:pStyle w:val="TextoTablas"/>
             </w:pPr>
             <w:r>
               <w:t>Pregunta de evaluación</w:t>
@@ -11596,7 +12058,7 @@
           </w:tcPr>
           <w:p>
             <w:pPr>
-              <w:ind w:firstLine="0"/>
+              <w:pStyle w:val="TextoTablas"/>
             </w:pPr>
             <w:r>
               <w:t>Respuesta (Sí/No)</w:t>
@@ -11609,7 +12071,7 @@
           </w:tcPr>
           <w:p>
             <w:pPr>
-              <w:ind w:firstLine="0"/>
+              <w:pStyle w:val="TextoTablas"/>
             </w:pPr>
             <w:r>
               <w:t>Observaciones</w:t>
@@ -11627,7 +12089,7 @@
           </w:tcPr>
           <w:p>
             <w:pPr>
-              <w:ind w:firstLine="0"/>
+              <w:pStyle w:val="TextoTablas"/>
             </w:pPr>
             <w:r>
               <w:t>1. ¿El requisito tiene un identificador único (REQ-001, etc.)?</w:t>
@@ -11640,7 +12102,7 @@
           </w:tcPr>
           <w:p>
             <w:pPr>
-              <w:ind w:firstLine="0"/>
+              <w:pStyle w:val="TextoTablas"/>
             </w:pPr>
           </w:p>
         </w:tc>
@@ -11650,7 +12112,7 @@
           </w:tcPr>
           <w:p>
             <w:pPr>
-              <w:ind w:firstLine="0"/>
+              <w:pStyle w:val="TextoTablas"/>
             </w:pPr>
           </w:p>
         </w:tc>
@@ -11662,7 +12124,7 @@
           </w:tcPr>
           <w:p>
             <w:pPr>
-              <w:ind w:firstLine="0"/>
+              <w:pStyle w:val="TextoTablas"/>
             </w:pPr>
             <w:r>
               <w:t>2. ¿El lenguaje es claro y específico, sin términos vagos o ambiguos?</w:t>
@@ -11675,7 +12137,7 @@
           </w:tcPr>
           <w:p>
             <w:pPr>
-              <w:ind w:firstLine="0"/>
+              <w:pStyle w:val="TextoTablas"/>
             </w:pPr>
           </w:p>
         </w:tc>
@@ -11685,7 +12147,7 @@
           </w:tcPr>
           <w:p>
             <w:pPr>
-              <w:ind w:firstLine="0"/>
+              <w:pStyle w:val="TextoTablas"/>
             </w:pPr>
           </w:p>
         </w:tc>
@@ -11700,7 +12162,7 @@
           </w:tcPr>
           <w:p>
             <w:pPr>
-              <w:ind w:firstLine="0"/>
+              <w:pStyle w:val="TextoTablas"/>
             </w:pPr>
             <w:r>
               <w:t>3. ¿El requisito contiene toda la información necesaria para implementarse?</w:t>
@@ -11713,7 +12175,7 @@
           </w:tcPr>
           <w:p>
             <w:pPr>
-              <w:ind w:firstLine="0"/>
+              <w:pStyle w:val="TextoTablas"/>
             </w:pPr>
           </w:p>
         </w:tc>
@@ -11723,7 +12185,7 @@
           </w:tcPr>
           <w:p>
             <w:pPr>
-              <w:ind w:firstLine="0"/>
+              <w:pStyle w:val="TextoTablas"/>
             </w:pPr>
           </w:p>
         </w:tc>
@@ -11735,7 +12197,7 @@
           </w:tcPr>
           <w:p>
             <w:pPr>
-              <w:ind w:firstLine="0"/>
+              <w:pStyle w:val="TextoTablas"/>
             </w:pPr>
             <w:r>
               <w:t>4. ¿Se puede verificar objetivamente que el requisito fue implementado?</w:t>
@@ -11748,7 +12210,7 @@
           </w:tcPr>
           <w:p>
             <w:pPr>
-              <w:ind w:firstLine="0"/>
+              <w:pStyle w:val="TextoTablas"/>
             </w:pPr>
           </w:p>
         </w:tc>
@@ -11758,7 +12220,7 @@
           </w:tcPr>
           <w:p>
             <w:pPr>
-              <w:ind w:firstLine="0"/>
+              <w:pStyle w:val="TextoTablas"/>
             </w:pPr>
           </w:p>
         </w:tc>
@@ -11773,7 +12235,7 @@
           </w:tcPr>
           <w:p>
             <w:pPr>
-              <w:ind w:firstLine="0"/>
+              <w:pStyle w:val="TextoTablas"/>
             </w:pPr>
             <w:r>
               <w:t>5. ¿Es viable implementarlo con la tecnología y recursos disponibles?</w:t>
@@ -11786,7 +12248,7 @@
           </w:tcPr>
           <w:p>
             <w:pPr>
-              <w:ind w:firstLine="0"/>
+              <w:pStyle w:val="TextoTablas"/>
             </w:pPr>
           </w:p>
         </w:tc>
@@ -11796,7 +12258,7 @@
           </w:tcPr>
           <w:p>
             <w:pPr>
-              <w:ind w:firstLine="0"/>
+              <w:pStyle w:val="TextoTablas"/>
             </w:pPr>
           </w:p>
         </w:tc>
@@ -11808,7 +12270,7 @@
           </w:tcPr>
           <w:p>
             <w:pPr>
-              <w:ind w:firstLine="0"/>
+              <w:pStyle w:val="TextoTablas"/>
             </w:pPr>
             <w:r>
               <w:t>6. ¿Puede trazarse a casos de prueba, diseño o historias de usuario?</w:t>
@@ -11821,7 +12283,7 @@
           </w:tcPr>
           <w:p>
             <w:pPr>
-              <w:ind w:firstLine="0"/>
+              <w:pStyle w:val="TextoTablas"/>
             </w:pPr>
           </w:p>
         </w:tc>
@@ -11831,7 +12293,7 @@
           </w:tcPr>
           <w:p>
             <w:pPr>
-              <w:ind w:firstLine="0"/>
+              <w:pStyle w:val="TextoTablas"/>
             </w:pPr>
           </w:p>
         </w:tc>
@@ -11846,7 +12308,7 @@
           </w:tcPr>
           <w:p>
             <w:pPr>
-              <w:ind w:firstLine="0"/>
+              <w:pStyle w:val="TextoTablas"/>
             </w:pPr>
             <w:r>
               <w:t>7. ¿Es consistente con otros requisitos del sistema?</w:t>
@@ -11859,7 +12321,7 @@
           </w:tcPr>
           <w:p>
             <w:pPr>
-              <w:ind w:firstLine="0"/>
+              <w:pStyle w:val="TextoTablas"/>
             </w:pPr>
           </w:p>
         </w:tc>
@@ -11869,7 +12331,7 @@
           </w:tcPr>
           <w:p>
             <w:pPr>
-              <w:ind w:firstLine="0"/>
+              <w:pStyle w:val="TextoTablas"/>
             </w:pPr>
           </w:p>
         </w:tc>
@@ -11881,7 +12343,7 @@
           </w:tcPr>
           <w:p>
             <w:pPr>
-              <w:ind w:firstLine="0"/>
+              <w:pStyle w:val="TextoTablas"/>
             </w:pPr>
             <w:r>
               <w:t>8. ¿Se conoce el origen del requisito (cliente, regulación, estándar)?</w:t>
@@ -11894,7 +12356,7 @@
           </w:tcPr>
           <w:p>
             <w:pPr>
-              <w:ind w:firstLine="0"/>
+              <w:pStyle w:val="TextoTablas"/>
             </w:pPr>
           </w:p>
         </w:tc>
@@ -11904,7 +12366,7 @@
           </w:tcPr>
           <w:p>
             <w:pPr>
-              <w:ind w:firstLine="0"/>
+              <w:pStyle w:val="TextoTablas"/>
             </w:pPr>
           </w:p>
         </w:tc>
@@ -11919,10 +12381,9 @@
           </w:tcPr>
           <w:p>
             <w:pPr>
-              <w:ind w:firstLine="0"/>
-            </w:pPr>
-            <w:r>
-              <w:lastRenderedPageBreak/>
+              <w:pStyle w:val="TextoTablas"/>
+            </w:pPr>
+            <w:r>
               <w:t>9. ¿Tiene una prioridad definida (crítico, alto, medio, bajo)?</w:t>
             </w:r>
           </w:p>
@@ -11933,7 +12394,7 @@
           </w:tcPr>
           <w:p>
             <w:pPr>
-              <w:ind w:firstLine="0"/>
+              <w:pStyle w:val="TextoTablas"/>
             </w:pPr>
           </w:p>
         </w:tc>
@@ -11943,7 +12404,7 @@
           </w:tcPr>
           <w:p>
             <w:pPr>
-              <w:ind w:firstLine="0"/>
+              <w:pStyle w:val="TextoTablas"/>
             </w:pPr>
           </w:p>
         </w:tc>
@@ -11955,7 +12416,7 @@
           </w:tcPr>
           <w:p>
             <w:pPr>
-              <w:ind w:firstLine="0"/>
+              <w:pStyle w:val="TextoTablas"/>
             </w:pPr>
             <w:r>
               <w:t>10. ¿No duplica otro requisito existente?</w:t>
@@ -11968,7 +12429,7 @@
           </w:tcPr>
           <w:p>
             <w:pPr>
-              <w:ind w:firstLine="0"/>
+              <w:pStyle w:val="TextoTablas"/>
             </w:pPr>
           </w:p>
         </w:tc>
@@ -11978,7 +12439,7 @@
           </w:tcPr>
           <w:p>
             <w:pPr>
-              <w:ind w:firstLine="0"/>
+              <w:pStyle w:val="TextoTablas"/>
             </w:pPr>
           </w:p>
         </w:tc>
@@ -11993,7 +12454,7 @@
           </w:tcPr>
           <w:p>
             <w:pPr>
-              <w:ind w:firstLine="0"/>
+              <w:pStyle w:val="TextoTablas"/>
             </w:pPr>
             <w:r>
               <w:t>11. ¿Es realmente necesario para el sistema o negocio?</w:t>
@@ -12006,7 +12467,7 @@
           </w:tcPr>
           <w:p>
             <w:pPr>
-              <w:ind w:firstLine="0"/>
+              <w:pStyle w:val="TextoTablas"/>
             </w:pPr>
           </w:p>
         </w:tc>
@@ -12016,7 +12477,7 @@
           </w:tcPr>
           <w:p>
             <w:pPr>
-              <w:ind w:firstLine="0"/>
+              <w:pStyle w:val="TextoTablas"/>
             </w:pPr>
           </w:p>
         </w:tc>
@@ -12028,7 +12489,7 @@
           </w:tcPr>
           <w:p>
             <w:pPr>
-              <w:ind w:firstLine="0"/>
+              <w:pStyle w:val="TextoTablas"/>
             </w:pPr>
             <w:r>
               <w:t>12. ¿Aporta valor claro al usuario o al negocio?</w:t>
@@ -12041,7 +12502,7 @@
           </w:tcPr>
           <w:p>
             <w:pPr>
-              <w:ind w:firstLine="0"/>
+              <w:pStyle w:val="TextoTablas"/>
             </w:pPr>
           </w:p>
         </w:tc>
@@ -12051,7 +12512,7 @@
           </w:tcPr>
           <w:p>
             <w:pPr>
-              <w:ind w:firstLine="0"/>
+              <w:pStyle w:val="TextoTablas"/>
             </w:pPr>
           </w:p>
         </w:tc>
@@ -12066,7 +12527,7 @@
           </w:tcPr>
           <w:p>
             <w:pPr>
-              <w:ind w:firstLine="0"/>
+              <w:pStyle w:val="TextoTablas"/>
             </w:pPr>
           </w:p>
         </w:tc>
@@ -12076,7 +12537,7 @@
           </w:tcPr>
           <w:p>
             <w:pPr>
-              <w:ind w:firstLine="0"/>
+              <w:pStyle w:val="TextoTablas"/>
             </w:pPr>
           </w:p>
         </w:tc>
@@ -12086,7 +12547,7 @@
           </w:tcPr>
           <w:p>
             <w:pPr>
-              <w:ind w:firstLine="0"/>
+              <w:pStyle w:val="TextoTablas"/>
             </w:pPr>
           </w:p>
         </w:tc>
@@ -12098,7 +12559,7 @@
           </w:tcPr>
           <w:p>
             <w:pPr>
-              <w:ind w:firstLine="0"/>
+              <w:pStyle w:val="TextoTablas"/>
             </w:pPr>
           </w:p>
         </w:tc>
@@ -12108,7 +12569,7 @@
           </w:tcPr>
           <w:p>
             <w:pPr>
-              <w:ind w:firstLine="0"/>
+              <w:pStyle w:val="TextoTablas"/>
             </w:pPr>
           </w:p>
         </w:tc>
@@ -12118,7 +12579,7 @@
           </w:tcPr>
           <w:p>
             <w:pPr>
-              <w:ind w:firstLine="0"/>
+              <w:pStyle w:val="TextoTablas"/>
             </w:pPr>
           </w:p>
         </w:tc>
@@ -12133,7 +12594,7 @@
           </w:tcPr>
           <w:p>
             <w:pPr>
-              <w:ind w:firstLine="0"/>
+              <w:pStyle w:val="TextoTablas"/>
             </w:pPr>
             <w:r>
               <w:t>Puntaje de calidad del requisito</w:t>
@@ -12146,7 +12607,7 @@
           </w:tcPr>
           <w:p>
             <w:pPr>
-              <w:ind w:firstLine="0"/>
+              <w:pStyle w:val="TextoTablas"/>
             </w:pPr>
             <w:r>
               <w:t>0</w:t>
@@ -12159,7 +12620,7 @@
           </w:tcPr>
           <w:p>
             <w:pPr>
-              <w:ind w:firstLine="0"/>
+              <w:pStyle w:val="TextoTablas"/>
             </w:pPr>
           </w:p>
         </w:tc>
@@ -12171,9 +12632,10 @@
           </w:tcPr>
           <w:p>
             <w:pPr>
-              <w:ind w:firstLine="0"/>
-            </w:pPr>
-            <w:r>
+              <w:pStyle w:val="TextoTablas"/>
+            </w:pPr>
+            <w:r>
+              <w:lastRenderedPageBreak/>
               <w:t>Porcentaje de cumplimiento</w:t>
             </w:r>
           </w:p>
@@ -12184,7 +12646,7 @@
           </w:tcPr>
           <w:p>
             <w:pPr>
-              <w:ind w:firstLine="0"/>
+              <w:pStyle w:val="TextoTablas"/>
             </w:pPr>
             <w:r>
               <w:t>0</w:t>
@@ -12197,7 +12659,7 @@
           </w:tcPr>
           <w:p>
             <w:pPr>
-              <w:ind w:firstLine="0"/>
+              <w:pStyle w:val="TextoTablas"/>
             </w:pPr>
           </w:p>
         </w:tc>
@@ -12266,7 +12728,6 @@
         </w:numPr>
       </w:pPr>
       <w:r>
-        <w:lastRenderedPageBreak/>
         <w:t>Viabilidad</w:t>
       </w:r>
     </w:p>
@@ -12356,7 +12817,13 @@
     </w:p>
     <w:p>
       <w:r>
-        <w:t>Recuerde: si un requisito falla en cualquiera de estos puntos, debería ser devuelto al remitente para refinamiento antes de ser aceptado en la especificación.</w:t>
+        <w:rPr>
+          <w:b/>
+        </w:rPr>
+        <w:t>Recuerde</w:t>
+      </w:r>
+      <w:r>
+        <w:t>: si un requisito falla en cualquiera de estos puntos, debería ser devuelto al remitente para refinamiento antes de ser aceptado en la especificación.</w:t>
       </w:r>
     </w:p>
     <w:p>
@@ -12373,6 +12840,7 @@
         </w:numPr>
       </w:pPr>
       <w:r>
+        <w:lastRenderedPageBreak/>
         <w:t>¡</w:t>
       </w:r>
       <w:r>
@@ -12481,7 +12949,6 @@
         </w:numPr>
       </w:pPr>
       <w:r>
-        <w:lastRenderedPageBreak/>
         <w:t>¿El cliente ha revisado y aprobado la especificación?</w:t>
       </w:r>
     </w:p>
@@ -12659,6 +13126,8 @@
         <w:t>Las revisiones guiadas son menos costosas en tiempo que las inspecciones formales, pero también menos sistemáticas. Pueden saltarse temas si el facilitador no es diligente, pero el componente de escenarios las hace particularmente efectivas para descubrir requisitos faltantes o requisitos que conflictúan bajo circunstancias particulares.</w:t>
       </w:r>
     </w:p>
+    <w:p/>
+    <w:p/>
     <w:p>
       <w:pPr>
         <w:pStyle w:val="Prrafodelista"/>
@@ -12674,12 +13143,12 @@
         <w:rPr>
           <w:b/>
         </w:rPr>
+        <w:lastRenderedPageBreak/>
         <w:t>Opinión de expertos</w:t>
       </w:r>
     </w:p>
     <w:p>
       <w:r>
-        <w:lastRenderedPageBreak/>
         <w:t xml:space="preserve">Un experto en el dominio o en la tecnología relevante revisa los requisitos y proporciona retroalimentación. Por ejemplo, si los requisitos especifican que el sistema debe usar inteligencia artificial para predicción, un experto en </w:t>
       </w:r>
       <w:r>
@@ -12720,7 +13189,6 @@
         <w:t>En lugar de simplemente leerse los requisitos, los usuarios finales ven o interactúan con prototipos del sistema; esto genera retroalimentación práctica. Un usuario puede ver un prototipo de interfaz de usuario y darse cuenta inmediatamente de lo siguiente: "espere, no necesito poder hacer eso, pero necesito poder hacer esto otro que no está aquí". La validación a través de prototipos es especialmente efectiva para requisitos de interfaz de usuario y requisitos sobre flujos de trabajo complejos.</w:t>
       </w:r>
     </w:p>
-    <w:p/>
     <w:p>
       <w:r>
         <w:t xml:space="preserve">¿Cuál técnica debe una organización usar? </w:t>
@@ -13170,8 +13638,56 @@
         <w:rPr>
           <w:lang w:eastAsia="es-CO"/>
         </w:rPr>
-        <w:t>Asimismo, se abordaron prácticas clave como la validación de requisitos, la gestión de cambios y el apoyo de herramientas especializadas que facilitan la trazabilidad y el control del proyecto. Más allá de técnicas o tecnologías, se destacó la importancia de desarrollar una mentalidad crítica y comunicativa, capaz de identificar ambigüedades y alinear a los distintos actores involucrados. Aunque la ingeniería de requisitos continúa evolucionando con nuevas metodologías y tecnologías, sus principios fundamentales permanecen vigentes y</w:t>
-      </w:r>
+        <w:t xml:space="preserve">Asimismo, se abordaron prácticas clave como la validación de requisitos, la gestión de cambios y el apoyo de herramientas especializadas que facilitan la trazabilidad y el control del proyecto. Más allá de técnicas o tecnologías, se destacó la importancia de desarrollar una mentalidad crítica y comunicativa, capaz de identificar ambigüedades y alinear a los distintos actores involucrados. Aunque la ingeniería de requisitos continúa evolucionando con nuevas metodologías y tecnologías, sus principios fundamentales permanecen vigentes y constituyen una base indispensable para la construcción de </w:t>
+      </w:r>
+      <w:r>
+        <w:rPr>
+          <w:rStyle w:val="Extranjerismo"/>
+          <w:lang w:eastAsia="es-CO"/>
+        </w:rPr>
+        <w:t>software</w:t>
+      </w:r>
+      <w:r>
+        <w:rPr>
+          <w:lang w:eastAsia="es-CO"/>
+        </w:rPr>
+        <w:t xml:space="preserve"> de calidad y el desarrollo profesional a largo plazo.</w:t>
+      </w:r>
+    </w:p>
+    <w:p>
+      <w:pPr>
+        <w:rPr>
+          <w:lang w:eastAsia="es-CO"/>
+        </w:rPr>
+      </w:pPr>
+    </w:p>
+    <w:p>
+      <w:pPr>
+        <w:rPr>
+          <w:lang w:eastAsia="es-CO"/>
+        </w:rPr>
+      </w:pPr>
+    </w:p>
+    <w:p>
+      <w:pPr>
+        <w:rPr>
+          <w:lang w:eastAsia="es-CO"/>
+        </w:rPr>
+      </w:pPr>
+    </w:p>
+    <w:p>
+      <w:pPr>
+        <w:rPr>
+          <w:lang w:eastAsia="es-CO"/>
+        </w:rPr>
+      </w:pPr>
+    </w:p>
+    <w:p>
+      <w:pPr>
+        <w:rPr>
+          <w:lang w:eastAsia="es-CO"/>
+        </w:rPr>
+      </w:pPr>
     </w:p>
     <w:p>
       <w:pPr>
@@ -13186,7 +13702,6 @@
           <w:noProof/>
           <w:lang w:eastAsia="es-CO"/>
         </w:rPr>
-        <w:lastRenderedPageBreak/>
         <w:drawing>
           <wp:inline distT="0" distB="0" distL="0" distR="0" wp14:anchorId="2FC642B5" wp14:editId="68C47933">
             <wp:extent cx="6152903" cy="3161630"/>
@@ -13205,7 +13720,7 @@
                     </pic:cNvPicPr>
                   </pic:nvPicPr>
                   <pic:blipFill>
-                    <a:blip r:embed="rId12">
+                    <a:blip r:embed="rId13">
                       <a:extLst>
                         <a:ext uri="{28A0092B-C50C-407E-A947-70E740481C1C}">
                           <a14:useLocalDpi xmlns:a14="http://schemas.microsoft.com/office/drawing/2010/main" val="0"/>
@@ -13969,7 +14484,7 @@
         <w:rPr>
           <w:lang w:val="es-MX" w:eastAsia="es-CO"/>
         </w:rPr>
-        <w:t>Electrica</w:t>
+        <w:t>Electrical</w:t>
       </w:r>
       <w:proofErr w:type="spellEnd"/>
       <w:r>
@@ -14267,12 +14782,14 @@
             <w:pPr>
               <w:rPr>
                 <w:b/>
+                <w:sz w:val="24"/>
                 <w:lang w:val="es-ES_tradnl" w:eastAsia="es-CO"/>
               </w:rPr>
             </w:pPr>
             <w:r>
               <w:rPr>
                 <w:b/>
+                <w:sz w:val="24"/>
                 <w:lang w:val="es-ES_tradnl" w:eastAsia="es-CO"/>
               </w:rPr>
               <w:t>Nombre</w:t>
@@ -14288,12 +14805,14 @@
             <w:pPr>
               <w:rPr>
                 <w:b/>
+                <w:sz w:val="24"/>
                 <w:lang w:val="es-ES_tradnl" w:eastAsia="es-CO"/>
               </w:rPr>
             </w:pPr>
             <w:r>
               <w:rPr>
                 <w:b/>
+                <w:sz w:val="24"/>
                 <w:lang w:val="es-ES_tradnl" w:eastAsia="es-CO"/>
               </w:rPr>
               <w:t>Cargo</w:t>
@@ -14310,12 +14829,14 @@
               <w:ind w:firstLine="0"/>
               <w:rPr>
                 <w:b/>
+                <w:sz w:val="24"/>
                 <w:lang w:val="es-ES_tradnl" w:eastAsia="es-CO"/>
               </w:rPr>
             </w:pPr>
             <w:r>
               <w:rPr>
                 <w:b/>
+                <w:sz w:val="24"/>
                 <w:lang w:val="es-ES_tradnl" w:eastAsia="es-CO"/>
               </w:rPr>
               <w:t>Centro de Formación y Regional</w:t>
@@ -14343,6 +14864,9 @@
               </w:rPr>
             </w:pPr>
             <w:r>
+              <w:rPr>
+                <w:sz w:val="24"/>
+              </w:rPr>
               <w:t>Claudia Johanna Gómez Pérez</w:t>
             </w:r>
           </w:p>
@@ -14363,6 +14887,9 @@
               </w:rPr>
             </w:pPr>
             <w:r>
+              <w:rPr>
+                <w:sz w:val="24"/>
+              </w:rPr>
               <w:t>Responsable Ecosistema de Recursos Educativos Digitales (RED)</w:t>
             </w:r>
           </w:p>
@@ -14383,6 +14910,9 @@
               </w:rPr>
             </w:pPr>
             <w:r>
+              <w:rPr>
+                <w:sz w:val="24"/>
+              </w:rPr>
               <w:t>Centro Agroturístico – Regional Santander</w:t>
             </w:r>
           </w:p>
@@ -14404,14 +14934,23 @@
               </w:rPr>
             </w:pPr>
             <w:r>
+              <w:rPr>
+                <w:sz w:val="24"/>
+              </w:rPr>
               <w:t xml:space="preserve">Diana Rocío </w:t>
             </w:r>
             <w:proofErr w:type="spellStart"/>
             <w:r>
+              <w:rPr>
+                <w:sz w:val="24"/>
+              </w:rPr>
               <w:t>Possos</w:t>
             </w:r>
             <w:proofErr w:type="spellEnd"/>
             <w:r>
+              <w:rPr>
+                <w:sz w:val="24"/>
+              </w:rPr>
               <w:t xml:space="preserve"> Beltrán</w:t>
             </w:r>
           </w:p>
@@ -14431,6 +14970,9 @@
               </w:rPr>
             </w:pPr>
             <w:r>
+              <w:rPr>
+                <w:sz w:val="24"/>
+              </w:rPr>
               <w:t>Responsable de línea de producción</w:t>
             </w:r>
           </w:p>
@@ -14450,6 +14992,9 @@
               </w:rPr>
             </w:pPr>
             <w:r>
+              <w:rPr>
+                <w:sz w:val="24"/>
+              </w:rPr>
               <w:t>Centro de Comercio y Servicios - Regional Tolima</w:t>
             </w:r>
           </w:p>
@@ -14476,10 +15021,16 @@
             </w:pPr>
             <w:proofErr w:type="spellStart"/>
             <w:r>
+              <w:rPr>
+                <w:sz w:val="24"/>
+              </w:rPr>
               <w:t>Solanlly</w:t>
             </w:r>
             <w:proofErr w:type="spellEnd"/>
             <w:r>
+              <w:rPr>
+                <w:sz w:val="24"/>
+              </w:rPr>
               <w:t xml:space="preserve"> Sánchez Melo</w:t>
             </w:r>
           </w:p>
@@ -14500,6 +15051,9 @@
               </w:rPr>
             </w:pPr>
             <w:r>
+              <w:rPr>
+                <w:sz w:val="24"/>
+              </w:rPr>
               <w:t>Experta temática</w:t>
             </w:r>
           </w:p>
@@ -14520,6 +15074,9 @@
               </w:rPr>
             </w:pPr>
             <w:r>
+              <w:rPr>
+                <w:sz w:val="24"/>
+              </w:rPr>
               <w:t>Centro de Comercio y Servicios - Regional Tolima</w:t>
             </w:r>
           </w:p>
@@ -14541,6 +15098,9 @@
               </w:rPr>
             </w:pPr>
             <w:r>
+              <w:rPr>
+                <w:sz w:val="24"/>
+              </w:rPr>
               <w:t>Andrés Felipe Velandia Espitia</w:t>
             </w:r>
           </w:p>
@@ -14560,6 +15120,9 @@
               </w:rPr>
             </w:pPr>
             <w:r>
+              <w:rPr>
+                <w:sz w:val="24"/>
+              </w:rPr>
               <w:t>Evaluador instruccional</w:t>
             </w:r>
           </w:p>
@@ -14579,6 +15142,9 @@
               </w:rPr>
             </w:pPr>
             <w:r>
+              <w:rPr>
+                <w:sz w:val="24"/>
+              </w:rPr>
               <w:t>Centro de Comercio y Servicios - Regional Tolima</w:t>
             </w:r>
           </w:p>
@@ -14601,14 +15167,23 @@
               </w:rPr>
             </w:pPr>
             <w:r>
+              <w:rPr>
+                <w:sz w:val="24"/>
+              </w:rPr>
               <w:t xml:space="preserve">Oscar </w:t>
             </w:r>
             <w:proofErr w:type="spellStart"/>
             <w:r>
+              <w:rPr>
+                <w:sz w:val="24"/>
+              </w:rPr>
               <w:t>Ivan</w:t>
             </w:r>
             <w:proofErr w:type="spellEnd"/>
             <w:r>
+              <w:rPr>
+                <w:sz w:val="24"/>
+              </w:rPr>
               <w:t xml:space="preserve"> Uribe Ortiz</w:t>
             </w:r>
           </w:p>
@@ -14629,6 +15204,9 @@
               </w:rPr>
             </w:pPr>
             <w:r>
+              <w:rPr>
+                <w:sz w:val="24"/>
+              </w:rPr>
               <w:t>Diseñador de contenidos digitales</w:t>
             </w:r>
           </w:p>
@@ -14649,6 +15227,9 @@
               </w:rPr>
             </w:pPr>
             <w:r>
+              <w:rPr>
+                <w:sz w:val="24"/>
+              </w:rPr>
               <w:t>Centro de Comercio y Servicios - Regional Tolima</w:t>
             </w:r>
           </w:p>
@@ -14670,6 +15251,9 @@
               </w:rPr>
             </w:pPr>
             <w:r>
+              <w:rPr>
+                <w:sz w:val="24"/>
+              </w:rPr>
               <w:t>Juan Daniel Polanco Muñoz</w:t>
             </w:r>
           </w:p>
@@ -14689,6 +15273,9 @@
               </w:rPr>
             </w:pPr>
             <w:r>
+              <w:rPr>
+                <w:sz w:val="24"/>
+              </w:rPr>
               <w:t>Diseñador de contenidos digitales</w:t>
             </w:r>
           </w:p>
@@ -14708,6 +15295,9 @@
               </w:rPr>
             </w:pPr>
             <w:r>
+              <w:rPr>
+                <w:sz w:val="24"/>
+              </w:rPr>
               <w:t>Centro de Comercio y Servicios - Regional Tolima</w:t>
             </w:r>
           </w:p>
@@ -14731,10 +15321,16 @@
             </w:pPr>
             <w:proofErr w:type="spellStart"/>
             <w:r>
+              <w:rPr>
+                <w:sz w:val="24"/>
+              </w:rPr>
               <w:t>Veimar</w:t>
             </w:r>
             <w:proofErr w:type="spellEnd"/>
             <w:r>
+              <w:rPr>
+                <w:sz w:val="24"/>
+              </w:rPr>
               <w:t xml:space="preserve"> Celis Meléndez</w:t>
             </w:r>
           </w:p>
@@ -14755,11 +15351,15 @@
               </w:rPr>
             </w:pPr>
             <w:r>
+              <w:rPr>
+                <w:sz w:val="24"/>
+              </w:rPr>
               <w:t xml:space="preserve">Desarrollador </w:t>
             </w:r>
             <w:r>
               <w:rPr>
                 <w:rStyle w:val="Extranjerismo"/>
+                <w:sz w:val="24"/>
               </w:rPr>
               <w:t>full stack</w:t>
             </w:r>
@@ -14781,6 +15381,9 @@
               </w:rPr>
             </w:pPr>
             <w:r>
+              <w:rPr>
+                <w:sz w:val="24"/>
+              </w:rPr>
               <w:t>Centro de Comercio y Servicios - Regional Tolima</w:t>
             </w:r>
           </w:p>
@@ -14803,10 +15406,16 @@
             </w:pPr>
             <w:proofErr w:type="spellStart"/>
             <w:r>
+              <w:rPr>
+                <w:sz w:val="24"/>
+              </w:rPr>
               <w:t>Sebastian</w:t>
             </w:r>
             <w:proofErr w:type="spellEnd"/>
             <w:r>
+              <w:rPr>
+                <w:sz w:val="24"/>
+              </w:rPr>
               <w:t xml:space="preserve"> Trujillo Afanador</w:t>
             </w:r>
           </w:p>
@@ -14826,11 +15435,15 @@
               </w:rPr>
             </w:pPr>
             <w:r>
+              <w:rPr>
+                <w:sz w:val="24"/>
+              </w:rPr>
               <w:t xml:space="preserve">Desarrollador </w:t>
             </w:r>
             <w:r>
               <w:rPr>
                 <w:rStyle w:val="Extranjerismo"/>
+                <w:sz w:val="24"/>
               </w:rPr>
               <w:t>full stack</w:t>
             </w:r>
@@ -14851,6 +15464,9 @@
               </w:rPr>
             </w:pPr>
             <w:r>
+              <w:rPr>
+                <w:sz w:val="24"/>
+              </w:rPr>
               <w:t>Centro de Comercio y Servicios - Regional Tolima</w:t>
             </w:r>
           </w:p>
@@ -14873,15 +15489,23 @@
               </w:rPr>
             </w:pPr>
             <w:r>
-              <w:lastRenderedPageBreak/>
+              <w:rPr>
+                <w:sz w:val="24"/>
+              </w:rPr>
               <w:t xml:space="preserve">Manuel Felipe </w:t>
             </w:r>
             <w:proofErr w:type="spellStart"/>
             <w:r>
+              <w:rPr>
+                <w:sz w:val="24"/>
+              </w:rPr>
               <w:t>Echavarria</w:t>
             </w:r>
             <w:proofErr w:type="spellEnd"/>
             <w:r>
+              <w:rPr>
+                <w:sz w:val="24"/>
+              </w:rPr>
               <w:t xml:space="preserve"> Orozco</w:t>
             </w:r>
           </w:p>
@@ -14902,11 +15526,15 @@
               </w:rPr>
             </w:pPr>
             <w:r>
+              <w:rPr>
+                <w:sz w:val="24"/>
+              </w:rPr>
               <w:t xml:space="preserve">Desarrollador </w:t>
             </w:r>
             <w:r>
               <w:rPr>
                 <w:rStyle w:val="Extranjerismo"/>
+                <w:sz w:val="24"/>
               </w:rPr>
               <w:t>full stack</w:t>
             </w:r>
@@ -14928,6 +15556,9 @@
               </w:rPr>
             </w:pPr>
             <w:r>
+              <w:rPr>
+                <w:sz w:val="24"/>
+              </w:rPr>
               <w:t>Centro de Comercio y Servicios - Regional Tolima</w:t>
             </w:r>
           </w:p>
@@ -14948,10 +15579,17 @@
               </w:rPr>
             </w:pPr>
             <w:r>
+              <w:rPr>
+                <w:sz w:val="24"/>
+              </w:rPr>
+              <w:lastRenderedPageBreak/>
               <w:t xml:space="preserve">Ernesto Navarro </w:t>
             </w:r>
             <w:proofErr w:type="spellStart"/>
             <w:r>
+              <w:rPr>
+                <w:sz w:val="24"/>
+              </w:rPr>
               <w:t>Jaimes</w:t>
             </w:r>
             <w:proofErr w:type="spellEnd"/>
@@ -14971,6 +15609,9 @@
               </w:rPr>
             </w:pPr>
             <w:r>
+              <w:rPr>
+                <w:sz w:val="24"/>
+              </w:rPr>
               <w:t>Animador y productor audiovisual</w:t>
             </w:r>
           </w:p>
@@ -14989,6 +15630,9 @@
               </w:rPr>
             </w:pPr>
             <w:r>
+              <w:rPr>
+                <w:sz w:val="24"/>
+              </w:rPr>
               <w:t>Centro de Comercio y Servicios - Regional Tolima</w:t>
             </w:r>
           </w:p>
@@ -15011,10 +15655,16 @@
               </w:rPr>
             </w:pPr>
             <w:r>
+              <w:rPr>
+                <w:sz w:val="24"/>
+              </w:rPr>
               <w:t xml:space="preserve">Gilberto Junior Rodríguez </w:t>
             </w:r>
             <w:proofErr w:type="spellStart"/>
             <w:r>
+              <w:rPr>
+                <w:sz w:val="24"/>
+              </w:rPr>
               <w:t>Rodríguez</w:t>
             </w:r>
             <w:proofErr w:type="spellEnd"/>
@@ -15036,6 +15686,9 @@
               </w:rPr>
             </w:pPr>
             <w:r>
+              <w:rPr>
+                <w:sz w:val="24"/>
+              </w:rPr>
               <w:t>Animador y productor audiovisual</w:t>
             </w:r>
           </w:p>
@@ -15056,6 +15709,9 @@
               </w:rPr>
             </w:pPr>
             <w:r>
+              <w:rPr>
+                <w:sz w:val="24"/>
+              </w:rPr>
               <w:t>Centro de Comercio y Servicios - Regional Tolima</w:t>
             </w:r>
           </w:p>
@@ -15078,6 +15734,9 @@
               </w:rPr>
             </w:pPr>
             <w:r>
+              <w:rPr>
+                <w:sz w:val="24"/>
+              </w:rPr>
               <w:t>Jorge Eduardo Rueda Peña</w:t>
             </w:r>
           </w:p>
@@ -15098,7 +15757,10 @@
               </w:rPr>
             </w:pPr>
             <w:r>
-              <w:t>Evaluadora de contenidos inclusivos y accesibles</w:t>
+              <w:rPr>
+                <w:sz w:val="24"/>
+              </w:rPr>
+              <w:t>Evaluador de contenidos inclusivos y accesibles</w:t>
             </w:r>
           </w:p>
         </w:tc>
@@ -15118,6 +15780,9 @@
               </w:rPr>
             </w:pPr>
             <w:r>
+              <w:rPr>
+                <w:sz w:val="24"/>
+              </w:rPr>
               <w:t>Centro de Comercio y Servicios - Regional Tolima</w:t>
             </w:r>
           </w:p>
@@ -15140,6 +15805,9 @@
               </w:rPr>
             </w:pPr>
             <w:r>
+              <w:rPr>
+                <w:sz w:val="24"/>
+              </w:rPr>
               <w:t>Javier Mauricio Oviedo</w:t>
             </w:r>
           </w:p>
@@ -15160,6 +15828,9 @@
               </w:rPr>
             </w:pPr>
             <w:r>
+              <w:rPr>
+                <w:sz w:val="24"/>
+              </w:rPr>
               <w:t>Validador y vinculador de recursos educativos digitales</w:t>
             </w:r>
           </w:p>
@@ -15180,6 +15851,9 @@
               </w:rPr>
             </w:pPr>
             <w:r>
+              <w:rPr>
+                <w:sz w:val="24"/>
+              </w:rPr>
               <w:t>Centro de Comercio y Servicios - Regional Tolima</w:t>
             </w:r>
           </w:p>
@@ -15202,6 +15876,9 @@
               </w:rPr>
             </w:pPr>
             <w:r>
+              <w:rPr>
+                <w:sz w:val="24"/>
+              </w:rPr>
               <w:t>Jorge Bustos Gómez</w:t>
             </w:r>
           </w:p>
@@ -15222,6 +15899,9 @@
               </w:rPr>
             </w:pPr>
             <w:r>
+              <w:rPr>
+                <w:sz w:val="24"/>
+              </w:rPr>
               <w:t>Validador y vinculador de recursos educativos digitales</w:t>
             </w:r>
           </w:p>
@@ -15242,6 +15922,9 @@
               </w:rPr>
             </w:pPr>
             <w:r>
+              <w:rPr>
+                <w:sz w:val="24"/>
+              </w:rPr>
               <w:t>Centro de Comercio y Servicios - Regional Tolima</w:t>
             </w:r>
           </w:p>
@@ -15267,8 +15950,8 @@
       </w:pPr>
     </w:p>
     <w:sectPr>
-      <w:headerReference w:type="default" r:id="rId13"/>
-      <w:footerReference w:type="default" r:id="rId14"/>
+      <w:headerReference w:type="default" r:id="rId14"/>
+      <w:footerReference w:type="default" r:id="rId15"/>
       <w:pgSz w:w="12240" w:h="15840"/>
       <w:pgMar w:top="1701" w:right="1134" w:bottom="1134" w:left="1134" w:header="709" w:footer="737" w:gutter="0"/>
       <w:pgNumType w:start="1"/>
@@ -16215,7 +16898,7 @@
   <w:abstractNum w:abstractNumId="7" w15:restartNumberingAfterBreak="0">
     <w:nsid w:val="216E4404"/>
     <w:multiLevelType w:val="hybridMultilevel"/>
-    <w:tmpl w:val="C21898FA"/>
+    <w:tmpl w:val="7CF2C6CE"/>
     <w:lvl w:ilvl="0" w:tplc="240A0001">
       <w:start w:val="1"/>
       <w:numFmt w:val="bullet"/>
@@ -16952,8 +17635,8 @@
   <w:abstractNum w:abstractNumId="14" w15:restartNumberingAfterBreak="0">
     <w:nsid w:val="33FD1D58"/>
     <w:multiLevelType w:val="hybridMultilevel"/>
-    <w:tmpl w:val="05EEDD68"/>
-    <w:lvl w:ilvl="0" w:tplc="240A0017">
+    <w:tmpl w:val="DC7871CC"/>
+    <w:lvl w:ilvl="0" w:tplc="2A182CC0">
       <w:start w:val="1"/>
       <w:numFmt w:val="lowerLetter"/>
       <w:lvlText w:val="%1)"/>
@@ -16961,6 +17644,9 @@
       <w:pPr>
         <w:ind w:left="1429" w:hanging="360"/>
       </w:pPr>
+      <w:rPr>
+        <w:b/>
+      </w:rPr>
     </w:lvl>
     <w:lvl w:ilvl="1" w:tplc="240A0019" w:tentative="1">
       <w:start w:val="1"/>
@@ -20492,7 +21178,7 @@
 </file>
 
 <file path=customXml/itemProps1.xml><?xml version="1.0" encoding="utf-8"?>
-<ds:datastoreItem xmlns:ds="http://schemas.openxmlformats.org/officeDocument/2006/customXml" ds:itemID="{ED9BA085-3290-491D-A521-76DF4FABE693}">
+<ds:datastoreItem xmlns:ds="http://schemas.openxmlformats.org/officeDocument/2006/customXml" ds:itemID="{F569E5A3-1DC2-4865-98EC-9ED77DEBEA8C}">
   <ds:schemaRefs>
     <ds:schemaRef ds:uri="http://schemas.openxmlformats.org/officeDocument/2006/bibliography"/>
   </ds:schemaRefs>
@@ -20500,13 +21186,13 @@
 </file>
 
 <file path=customXml/itemProps2.xml><?xml version="1.0" encoding="utf-8"?>
-<ds:datastoreItem xmlns:ds="http://schemas.openxmlformats.org/officeDocument/2006/customXml" ds:itemID="{CDC7C949-5A0D-4A10-B831-9A60653AFDC5}"/>
+<ds:datastoreItem xmlns:ds="http://schemas.openxmlformats.org/officeDocument/2006/customXml" ds:itemID="{AF212EA7-A6D4-43D2-A4D7-1E6DE3D897DF}"/>
 </file>
 
 <file path=customXml/itemProps3.xml><?xml version="1.0" encoding="utf-8"?>
-<ds:datastoreItem xmlns:ds="http://schemas.openxmlformats.org/officeDocument/2006/customXml" ds:itemID="{DBAD794C-1BC3-4E22-8C75-7CF93D84564E}"/>
+<ds:datastoreItem xmlns:ds="http://schemas.openxmlformats.org/officeDocument/2006/customXml" ds:itemID="{46B3FE21-649E-4FE7-B65A-78706FC616DE}"/>
 </file>
 
 <file path=customXml/itemProps4.xml><?xml version="1.0" encoding="utf-8"?>
-<ds:datastoreItem xmlns:ds="http://schemas.openxmlformats.org/officeDocument/2006/customXml" ds:itemID="{E5BE2448-2232-443C-972D-323626C2722D}"/>
+<ds:datastoreItem xmlns:ds="http://schemas.openxmlformats.org/officeDocument/2006/customXml" ds:itemID="{7B7FF062-E383-454B-BABF-54D137C8941B}"/>
 </file>